--- a/docs/result.docx
+++ b/docs/result.docx
@@ -5,6 +5,10 @@
     <w:sdt>
       <w:sdtPr>
         <w:rPr>
+          <w:rFonts w:ascii="Times New Roman" w:eastAsia="Arial Unicode MS" w:hAnsi="Times New Roman"/>
+          <w:b w:val="0"/>
+          <w:bCs w:val="0"/>
+          <w:sz w:val="24"/>
           <w:szCs w:val="24"/>
         </w:rPr>
         <w:id w:val="-1909147634"/>
@@ -13,14 +17,6 @@
           <w:docPartUnique/>
         </w:docPartObj>
       </w:sdtPr>
-      <w:sdtEndPr>
-        <w:rPr>
-          <w:rFonts w:ascii="Times New Roman" w:eastAsia="Arial Unicode MS" w:hAnsi="Times New Roman"/>
-          <w:b w:val="0"/>
-          <w:bCs w:val="0"/>
-          <w:sz w:val="24"/>
-        </w:rPr>
-      </w:sdtEndPr>
       <w:sdtContent>
         <w:p>
           <w:pPr>
@@ -2853,13 +2849,7 @@
         <w:pStyle w:val="afd"/>
       </w:pPr>
       <w:r>
-        <w:t>ADR (Architecture Decision Record) — это короткий структурированный документ, фиксирующий одно значимое архитектурное решение: контекст, в котором оно принималось, само решение и его последствия. Формат предложен Майклом Найгардом и стал де-факто стандартом фиксации архитектурных знаний в командах разработки программного обеспечения. Традиционно ADR хранятся в виде Markdown-файлов в репозитории проекта, что затрудняет их совместное обсуждение, поиск и управление статусами: правка файлов доступна только техническим специалистам, а история принятия решений остаётся в п</w:t>
-      </w:r>
-      <w:r>
-        <w:t>е</w:t>
-      </w:r>
-      <w:r>
-        <w:t>реписках.</w:t>
+        <w:t>ADR (Architecture Decision Record) — это короткий структурированный документ, фиксирующий одно значимое архитектурное решение: контекст, в котором оно принималось, само решение и его последствия. Формат предложен Майклом Найгардом и стал де-факто стандартом фиксации архитектурных знаний в командах разработки программного обеспечения. Традиционно ADR хранятся в виде Markdown-файлов в репозитории проекта, что затрудняет их совместное обсуждение, поиск и управление статусами: правка файлов доступна только техническим специалистам, а история принятия решений остаётся в переписках.</w:t>
       </w:r>
     </w:p>
     <w:p>
@@ -2867,13 +2857,7 @@
         <w:pStyle w:val="afd"/>
       </w:pPr>
       <w:r>
-        <w:t>Веб-приложение CADR предоставляет командам организаций единое рабочее пространство для ведения ADR: незарегистрированный пользователь может ознакомиться с возможностями системы на публичной странице, а авторизованные участники — предлагать, обсуждать и утверждать архитектурные решения. Интуитивно понятный интерфейс, разр</w:t>
-      </w:r>
-      <w:r>
-        <w:t>а</w:t>
-      </w:r>
-      <w:r>
-        <w:t>ботанный по образу файлового проводника и трекеров задач, позволяет легко знакомиться с накопленной базой решений даже новым участникам команды.</w:t>
+        <w:t>Веб-приложение CADR предоставляет командам организаций единое рабочее пространство для ведения ADR: незарегистрированный пользователь может ознакомиться с возможностями системы на публичной странице, а авторизованные участники — предлагать, обсуждать и утверждать архитектурные решения. Интуитивно понятный интерфейс, разработанный по образу файлового проводника и трекеров задач, позволяет легко знакомиться с накопленной базой решений даже новым участникам команды.</w:t>
       </w:r>
     </w:p>
     <w:p>
@@ -3146,6 +3130,8 @@
       <w:r>
         <w:rPr>
           <w:rStyle w:val="FontStyle138"/>
+          <w:noProof/>
+          <w:lang w:eastAsia="ru-RU" w:bidi="ar-SA"/>
         </w:rPr>
         <w:drawing>
           <wp:inline distT="0" distB="0" distL="0" distR="0">
@@ -3320,6 +3306,8 @@
       <w:r>
         <w:rPr>
           <w:rStyle w:val="FontStyle138"/>
+          <w:noProof/>
+          <w:lang w:eastAsia="ru-RU" w:bidi="ar-SA"/>
         </w:rPr>
         <w:drawing>
           <wp:inline distT="0" distB="0" distL="0" distR="0">
@@ -3821,8 +3809,14 @@
     <w:p>
       <w:pPr>
         <w:pStyle w:val="afd"/>
-      </w:pPr>
-      <w:r>
+        <w:rPr>
+          <w:b/>
+        </w:rPr>
+      </w:pPr>
+      <w:r>
+        <w:rPr>
+          <w:b/>
+        </w:rPr>
         <w:t>Функциональные требования</w:t>
       </w:r>
     </w:p>
@@ -3839,7 +3833,13 @@
         <w:pStyle w:val="1"/>
       </w:pPr>
       <w:r>
-        <w:t>Регистрация и авторизация пользователей: предоставление возможности посетителям создавать учётные записи и безопасно входить в систему; опция «Запомнить меня» продлевает сессию через refresh-токен.</w:t>
+        <w:rPr>
+          <w:b/>
+        </w:rPr>
+        <w:t>Регистрация и авторизация пользователей</w:t>
+      </w:r>
+      <w:r>
+        <w:t>: предоставление возможности посетителям создавать учётные записи и безопасно входить в систему; опция «Запомнить меня» продлевает сессию через refresh-токен.</w:t>
       </w:r>
     </w:p>
     <w:p>
@@ -3847,7 +3847,13 @@
         <w:pStyle w:val="1"/>
       </w:pPr>
       <w:r>
-        <w:t>Профиль пользователя: просмотр своих данных и всех созданных ADR в разрезе организаций.</w:t>
+        <w:rPr>
+          <w:b/>
+        </w:rPr>
+        <w:t>Профиль пользователя</w:t>
+      </w:r>
+      <w:r>
+        <w:t>: просмотр своих данных и всех созданных ADR в разрезе организаций.</w:t>
       </w:r>
     </w:p>
     <w:p>
@@ -3855,7 +3861,13 @@
         <w:pStyle w:val="1"/>
       </w:pPr>
       <w:r>
-        <w:t>Работа с организациями: создание организации (создатель автоматически становится её администратором), редактирование и удаление, список организаций пользователя, дашборд с последними изменениями и приглашениями.</w:t>
+        <w:rPr>
+          <w:b/>
+        </w:rPr>
+        <w:t>Работа с организациями</w:t>
+      </w:r>
+      <w:r>
+        <w:t>: создание организации (создатель автоматически становится её администратором), редактирование и удаление, список организаций пользователя, дашборд с последними изменениями и приглашениями.</w:t>
       </w:r>
     </w:p>
     <w:p>
@@ -3863,7 +3875,13 @@
         <w:pStyle w:val="1"/>
       </w:pPr>
       <w:r>
-        <w:t>Приглашения в организацию: отправка приглашения по email с указанием роли, принятие и отклонение приглашения адресатом.</w:t>
+        <w:rPr>
+          <w:b/>
+        </w:rPr>
+        <w:t>Приглашения в организацию</w:t>
+      </w:r>
+      <w:r>
+        <w:t>: отправка приглашения по email с указанием роли, принятие и отклонение приглашения адресатом.</w:t>
       </w:r>
     </w:p>
     <w:p>
@@ -3871,7 +3889,13 @@
         <w:pStyle w:val="1"/>
       </w:pPr>
       <w:r>
-        <w:t>Управление участниками организации: просмотр списка участников, смена роли и удаление участника (доступно администратору организации).</w:t>
+        <w:rPr>
+          <w:b/>
+        </w:rPr>
+        <w:t>Управление участниками организации</w:t>
+      </w:r>
+      <w:r>
+        <w:t>: просмотр списка участников, смена роли и удаление участника (доступно администратору организации).</w:t>
       </w:r>
     </w:p>
     <w:p>
@@ -3879,7 +3903,13 @@
         <w:pStyle w:val="1"/>
       </w:pPr>
       <w:r>
-        <w:t>Ведение ADR: создание записи по выбранному шаблону (встроенному или собственному), редактирование заголовка и упорядоченных разделов, перемещение между папками, удаление.</w:t>
+        <w:rPr>
+          <w:b/>
+        </w:rPr>
+        <w:t>Ведение ADR</w:t>
+      </w:r>
+      <w:r>
+        <w:t>: создание записи по выбранному шаблону (встроенному или собственному), редактирование заголовка и упорядоченных разделов, перемещение между папками, удаление.</w:t>
       </w:r>
     </w:p>
     <w:p>
@@ -3887,7 +3917,13 @@
         <w:pStyle w:val="1"/>
       </w:pPr>
       <w:r>
-        <w:t>Жизненный цикл ADR: переводы записей между статусами («Черновик», «Предложен», «Утверждён», «Отклонён», «Требует пересмотра», «Устарел») по матрице переходов с проверкой прав, автоматическое утверждение при достижении порога голосов.</w:t>
+        <w:rPr>
+          <w:b/>
+        </w:rPr>
+        <w:t>Жизненный цикл ADR</w:t>
+      </w:r>
+      <w:r>
+        <w:t>: переводы записей между статусами («Черновик», «Предложен», «Утверждён», «Отклонён», «Требует пересмотра», «Устарел») по матрице переходов с проверкой прав, автоматическое утверждение при достижении порога голосов.</w:t>
       </w:r>
     </w:p>
     <w:p>
@@ -3895,7 +3931,13 @@
         <w:pStyle w:val="1"/>
       </w:pPr>
       <w:r>
-        <w:t>Обсуждение решений: комментарии к ADR (создание любым участником, правка и удаление автором, удаление модератором) и голосование «за/против» с запретом голосовать за собственное решение и возможностью отзыва голоса.</w:t>
+        <w:rPr>
+          <w:b/>
+        </w:rPr>
+        <w:t>Обсуждение решений</w:t>
+      </w:r>
+      <w:r>
+        <w:t>: комментарии к ADR (создание любым участником, правка и удаление автором, удаление модератором) и голосование «за/против» с запретом голосовать за собственное решение и возможностью отзыва голоса.</w:t>
       </w:r>
     </w:p>
     <w:p>
@@ -3903,7 +3945,13 @@
         <w:pStyle w:val="1"/>
       </w:pPr>
       <w:r>
-        <w:t>Связи между ADR: установка связей типов «связан с», «заменяет», «устарел в пользу» для отражения истории решений.</w:t>
+        <w:rPr>
+          <w:b/>
+        </w:rPr>
+        <w:t>Связи между ADR</w:t>
+      </w:r>
+      <w:r>
+        <w:t>: установка связей типов «связан с», «заменяет», «устарел в пользу» для отражения истории решений.</w:t>
       </w:r>
     </w:p>
     <w:p>
@@ -3911,7 +3959,13 @@
         <w:pStyle w:val="1"/>
       </w:pPr>
       <w:r>
-        <w:t>Структурирование и навигация: иерархия папок в стиле проводника, хлебные крошки, перемещение записей и папок перетаскиванием, фильтрация по статусам, список последних изменений.</w:t>
+        <w:rPr>
+          <w:b/>
+        </w:rPr>
+        <w:t>Структурирование и навигация</w:t>
+      </w:r>
+      <w:r>
+        <w:t>: иерархия папок в стиле проводника, хлебные крошки, перемещение записей и папок перетаскиванием, фильтрация по статусам, список последних изменений.</w:t>
       </w:r>
     </w:p>
     <w:p>
@@ -3919,7 +3973,13 @@
         <w:pStyle w:val="1"/>
       </w:pPr>
       <w:r>
-        <w:t>Шаблоны ADR: управление собственными шаблонами организации с подсказками и примерами для архитекторов; защита встроенных шаблонов от изменения.</w:t>
+        <w:rPr>
+          <w:b/>
+        </w:rPr>
+        <w:t>Шаблоны ADR</w:t>
+      </w:r>
+      <w:r>
+        <w:t>: управление собственными шаблонами организации с подсказками и примерами для архитекторов; защита встроенных шаблонов от изменения.</w:t>
       </w:r>
     </w:p>
     <w:p>
@@ -3927,8 +3987,14 @@
         <w:pStyle w:val="1"/>
       </w:pPr>
       <w:r>
+        <w:rPr>
+          <w:b/>
+        </w:rPr>
         <w:lastRenderedPageBreak/>
-        <w:t>Настройки организации: порог количества голосов «за», необходимого для автоматического утверждения ADR (значение 0 — немедленное утверждение при создании).</w:t>
+        <w:t>Настройки организации</w:t>
+      </w:r>
+      <w:r>
+        <w:t>: порог количества голосов «за», необходимого для автоматического утверждения ADR (значение 0 — немедленное утверждение при создании).</w:t>
       </w:r>
     </w:p>
     <w:p>
@@ -3936,7 +4002,13 @@
         <w:pStyle w:val="1"/>
       </w:pPr>
       <w:r>
-        <w:t>Экспорт в Markdown: выгрузка отдельной записи, а также всех утверждённых записей организации единым документом.</w:t>
+        <w:rPr>
+          <w:b/>
+        </w:rPr>
+        <w:t>Экспорт в Markdown</w:t>
+      </w:r>
+      <w:r>
+        <w:t>: выгрузка отдельной записи, а также всех утверждённых записей организации единым документом.</w:t>
       </w:r>
     </w:p>
     <w:p>
@@ -3944,7 +4016,13 @@
         <w:pStyle w:val="1"/>
       </w:pPr>
       <w:r>
-        <w:t>Ролевое разграничение прав доступа: серверная проверка прав на каждой операции; интерфейс скрывает недоступные действия, но безопасность не зависит от интерфейса.</w:t>
+        <w:rPr>
+          <w:b/>
+        </w:rPr>
+        <w:t>Ролевое разграничение прав доступа</w:t>
+      </w:r>
+      <w:r>
+        <w:t>: серверная проверка прав на каждой операции; интерфейс скрывает недоступные действия, но безопасность не зависит от интерфейса.</w:t>
       </w:r>
     </w:p>
     <w:p>
@@ -3952,7 +4030,13 @@
         <w:pStyle w:val="1"/>
       </w:pPr>
       <w:r>
-        <w:t>Обеспечение информационной безопасности: хеширование паролей, JWT-аутентификация с refresh-токенами, валидация пользовательского ввода, логирование операций.</w:t>
+        <w:rPr>
+          <w:b/>
+        </w:rPr>
+        <w:t>Обеспечение информационной безопасности</w:t>
+      </w:r>
+      <w:r>
+        <w:t>: хеширование паролей, JWT-аутентификация с refresh-токенами, валидация пользовательского ввода, логирование операций.</w:t>
       </w:r>
     </w:p>
     <w:p>
@@ -3968,7 +4052,13 @@
         <w:pStyle w:val="1"/>
       </w:pPr>
       <w:r>
-        <w:t>Адаптивность и кроссплатформенная доступность: интерфейс должен корректно отображаться и сохранять полную функциональность на различных типах устройств (смартфоны, планшеты, компьютеры). Сетка Bootstrap и гибкие компоненты автоматически подстраиваются под разрешение экрана, обеспечивая удобство взаимодействия как при сенсорном вводе, так и с помощью мыши и клавиатуры.</w:t>
+        <w:rPr>
+          <w:b/>
+        </w:rPr>
+        <w:t>Адаптивность и кроссплатформенная доступность</w:t>
+      </w:r>
+      <w:r>
+        <w:t>: интерфейс должен корректно отображаться и сохранять полную функциональность на различных типах устройств (смартфоны, планшеты, компьютеры). Сетка Bootstrap и гибкие компоненты автоматически подстраиваются под разрешение экрана, обеспечивая удобство взаимодействия как при сенсорном вводе, так и с помощью мыши и клавиатуры.</w:t>
       </w:r>
     </w:p>
     <w:p>
@@ -3976,7 +4066,13 @@
         <w:pStyle w:val="1"/>
       </w:pPr>
       <w:r>
-        <w:t>Простота навигации и интуитивность: раздел ADR построен по образу привычного файлового проводника — иерархия папок, таблица содержимого, хлебные крошки, кнопки «Создать ADR» и «Создать папку». Структура меню (организации, дашборд, профиль, кнопки «Войти»/«Выйти») должна быть логичной и соответствовать ожидаемым паттернам поведения (рис. 5).</w:t>
+        <w:rPr>
+          <w:b/>
+        </w:rPr>
+        <w:t>Простота навигации и интуитивность</w:t>
+      </w:r>
+      <w:r>
+        <w:t>: раздел ADR построен по образу привычного файлового проводника — иерархия папок, таблица содержимого, хлебные крошки, кнопки «Создать ADR» и «Создать папку». Структура меню (организации, дашборд, профиль, кнопки «Войти»/«Выйти») должна быть логичной и соответствовать ожидаемым паттернам поведения (рис. 5).</w:t>
       </w:r>
     </w:p>
     <w:p>
@@ -3984,7 +4080,13 @@
         <w:pStyle w:val="1"/>
       </w:pPr>
       <w:r>
-        <w:t>Минимализм и визуальная чистота: дизайн исключает визуальный шум и избыточные декоративные элементы. Приоритет отдаётся функциональности, скорости восприятия информации и читаемости контента. Единая цветовая палитра, типографика и стили компонентов формируют узнаваемый образ системы.</w:t>
+        <w:rPr>
+          <w:b/>
+        </w:rPr>
+        <w:t>Минимализм и визуальная чистота</w:t>
+      </w:r>
+      <w:r>
+        <w:t>: дизайн исключает визуальный шум и избыточные декоративные элементы. Приоритет отдаётся функциональности, скорости восприятия информации и читаемости контента. Единая цветовая палитра, типографика и стили компонентов формируют узнаваемый образ системы.</w:t>
       </w:r>
     </w:p>
     <w:p>
@@ -4017,7 +4119,13 @@
         <w:pStyle w:val="1"/>
       </w:pPr>
       <w:r>
-        <w:t>Информативная обратная связь: система предоставляет пользователю понятные сообщения об успешном выполнении действий (создание ADR, смена статуса, приглашение участника), цветовые «капсулы» статусов, а также чёткие описания ошибок при некорректном вводе данных или недопустимых действиях.</w:t>
+        <w:rPr>
+          <w:b/>
+        </w:rPr>
+        <w:t>Информативная обратная связь</w:t>
+      </w:r>
+      <w:r>
+        <w:t>: система предоставляет пользователю понятные сообщения об успешном выполнении действий (создание ADR, смена статуса, приглашение участника), цветовые «капсулы» статусов, а также чёткие описания ошибок при некорректном вводе данных или недопустимых действиях.</w:t>
       </w:r>
     </w:p>
     <w:p>
@@ -4025,7 +4133,13 @@
         <w:pStyle w:val="1"/>
       </w:pPr>
       <w:r>
-        <w:t>Доступность контента и читаемость: текстовые элементы обладают достаточным контрастом относительно фона. Размеры шрифтов, межстрочные интервалы и отступы обеспечивают комфортное чтение на любых экранах.</w:t>
+        <w:rPr>
+          <w:b/>
+        </w:rPr>
+        <w:t>Доступность контента и читаемость</w:t>
+      </w:r>
+      <w:r>
+        <w:t>: текстовые элементы обладают достаточным контрастом относительно фона. Размеры шрифтов, межстрочные интервалы и отступы обеспечивают комфортное чтение на любых экранах.</w:t>
       </w:r>
       <w:r>
         <w:br w:type="page"/>
@@ -4051,7 +4165,13 @@
         <w:pStyle w:val="afd"/>
       </w:pPr>
       <w:r>
-        <w:t>Платформа и язык программирования: C# и .NET 8. Выбор обусловлен строгой статической типизацией, высокой производительностью платформы и зрелой экосистемой для серверной разработки. C# обеспечивает надёжную основу для создания масштабируемых веб-приложений:</w:t>
+        <w:rPr>
+          <w:b/>
+        </w:rPr>
+        <w:t>Платформа и язык программирования</w:t>
+      </w:r>
+      <w:r>
+        <w:t>: C# и .NET 8. Выбор обусловлен строгой статической типизацией, высокой производительностью платформы и зрелой экосистемой для серверной разработки. C# обеспечивает надёжную основу для создания масштабируемых веб-приложений:</w:t>
       </w:r>
     </w:p>
     <w:p>
@@ -4059,7 +4179,13 @@
         <w:pStyle w:val="1"/>
       </w:pPr>
       <w:r>
-        <w:t>Безопасность и предсказуемость. Строгая типизация и контроль ошибок компилятором (в проекте включён режим TreatWarningsAsErrors) исключают целый класс ошибок ещё на этапе сборки, что критично для системы с развитой ролевой моделью и бизнес-логикой жизненного цикла.</w:t>
+        <w:rPr>
+          <w:b/>
+        </w:rPr>
+        <w:t>Безопасность и предсказуемость</w:t>
+      </w:r>
+      <w:r>
+        <w:t>. Строгая типизация и контроль ошибок компилятором (в проекте включён режим TreatWarningsAsErrors) исключают целый класс ошибок ещё на этапе сборки, что критично для системы с развитой ролевой моделью и бизнес-логикой жизненного цикла.</w:t>
       </w:r>
     </w:p>
     <w:p>
@@ -4067,7 +4193,13 @@
         <w:pStyle w:val="1"/>
       </w:pPr>
       <w:r>
-        <w:t>Встроенное внедрение зависимостей (DI). Стандартный контейнер сервисов позволяет построить модульную архитектуру с автоматической регистрацией зависимостей и слабой связанностью компонентов.</w:t>
+        <w:rPr>
+          <w:b/>
+        </w:rPr>
+        <w:t>Встроенное внедрение зависимостей (DI)</w:t>
+      </w:r>
+      <w:r>
+        <w:t>. Стандартный контейнер сервисов позволяет построить модульную архитектуру с автоматической регистрацией зависимостей и слабой связанностью компонентов.</w:t>
       </w:r>
     </w:p>
     <w:p>
@@ -4075,7 +4207,13 @@
         <w:pStyle w:val="1"/>
       </w:pPr>
       <w:r>
-        <w:t>LINQ. Единый декларативный язык запросов к коллекциям и базе данных сокращает объём кода и количество ошибок при выборках.</w:t>
+        <w:rPr>
+          <w:b/>
+        </w:rPr>
+        <w:t>LINQ</w:t>
+      </w:r>
+      <w:r>
+        <w:t>. Единый декларативный язык запросов к коллекциям и базе данных сокращает объём кода и количество ошибок при выборках.</w:t>
       </w:r>
     </w:p>
     <w:p>
@@ -4083,7 +4221,13 @@
         <w:pStyle w:val="1"/>
       </w:pPr>
       <w:r>
-        <w:t>Кроссплатформенность. Приложение работает на Windows и Linux без изменения кода, что упрощает развёртывание.</w:t>
+        <w:rPr>
+          <w:b/>
+        </w:rPr>
+        <w:t>Кроссплатформенность</w:t>
+      </w:r>
+      <w:r>
+        <w:t>. Приложение работает на Windows и Linux без изменения кода, что упрощает развёртывание.</w:t>
       </w:r>
     </w:p>
     <w:p>
@@ -4091,13 +4235,13 @@
         <w:pStyle w:val="afd"/>
       </w:pPr>
       <w:r>
-        <w:t>Серверная часть: ASP.NET Core Web API. Серверная логика реализована в виде REST API с модульной архитектурой: вертикальные модули (Administrations — учётные записи, о</w:t>
-      </w:r>
-      <w:r>
-        <w:t>р</w:t>
-      </w:r>
-      <w:r>
-        <w:t>ганизации, приглашения; Adrs — ADR, папки, комментарии, голоса, шаблоны) разделены на слои сущностей, репозиториев, сервисов и контроллеров. Дополнительно используются версионирование API (Asp.Versioning) и автоматическая OpenAPI-документация (Swashbuckle/Swagger).</w:t>
+        <w:rPr>
+          <w:b/>
+        </w:rPr>
+        <w:t xml:space="preserve">Серверная часть: </w:t>
+      </w:r>
+      <w:r>
+        <w:t>ASP.NET Core Web API. Серверная логика реализована в виде REST API с модульной архитектурой: вертикальные модули (Administrations — учётные записи, организации, приглашения; Adrs — ADR, папки, комментарии, голоса, шаблоны) разделены на слои сущностей, репозиториев, сервисов и контроллеров. Дополнительно используются версионирование API (Asp.Versioning) и автоматическая OpenAPI-документация (Swashbuckle/Swagger).</w:t>
       </w:r>
     </w:p>
     <w:p>
@@ -4105,7 +4249,13 @@
         <w:pStyle w:val="afd"/>
       </w:pPr>
       <w:r>
-        <w:t>Система управления базами данных (СУБД): PostgreSQL выбрана как высоконадёжная реляционная СУБД с открытым исходным кодом. Она обеспечивает:</w:t>
+        <w:rPr>
+          <w:b/>
+        </w:rPr>
+        <w:t>Система управления базами данных (СУБД):</w:t>
+      </w:r>
+      <w:r>
+        <w:t xml:space="preserve"> PostgreSQL выбрана как высоконадёжная реляционная СУБД с открытым исходным кодом. Она обеспечивает:</w:t>
       </w:r>
     </w:p>
     <w:p>
@@ -4113,7 +4263,13 @@
         <w:pStyle w:val="1"/>
       </w:pPr>
       <w:r>
-        <w:t>Структурированное хранение данных. Реляционная модель идеально подходит для логически связанных сущностей проекта: пользователи, организации, роли, ADR, разделы, комментарии, голоса, связи, шаблоны.</w:t>
+        <w:rPr>
+          <w:b/>
+        </w:rPr>
+        <w:t>Структурированное хранение данных</w:t>
+      </w:r>
+      <w:r>
+        <w:t>. Реляционная модель идеально подходит для логически связанных сущностей проекта: пользователи, организации, роли, ADR, разделы, комментарии, голоса, связи, шаблоны.</w:t>
       </w:r>
     </w:p>
     <w:p>
@@ -4121,7 +4277,13 @@
         <w:pStyle w:val="1"/>
       </w:pPr>
       <w:r>
-        <w:t>Целостность и безопасность транзакций. Поддержка ACID и внешних ключей гарантирует корректность жизненного цикла записей без дублирования или потери данных.</w:t>
+        <w:rPr>
+          <w:b/>
+        </w:rPr>
+        <w:t>Целостность и безопасность транзакций</w:t>
+      </w:r>
+      <w:r>
+        <w:t>. Поддержка ACID и внешних ключей гарантирует корректность жизненного цикла записей без дублирования или потери данных.</w:t>
       </w:r>
     </w:p>
     <w:p>
@@ -4129,7 +4291,13 @@
         <w:pStyle w:val="1"/>
       </w:pPr>
       <w:r>
-        <w:t>Возможности серверной логики. Хранимые функции (create_adr, vote_adr), триггеры и представления (VIEW) позволяют инкапсулировать сквозную логику (присвоение номеров, пересчёт голосов, автоматическое утверждение) на уровне базы данных, исключая гонки при одновременном доступе.</w:t>
+        <w:rPr>
+          <w:b/>
+        </w:rPr>
+        <w:t>Возможности серверной логики</w:t>
+      </w:r>
+      <w:r>
+        <w:t>. Хранимые функции (create_adr, vote_adr), триггеры и представления (VIEW) позволяют инкапсулировать сквозную логику (присвоение номеров, пересчёт голосов, автоматическое утверждение) на уровне базы данных, исключая гонки при одновременном доступе.</w:t>
       </w:r>
     </w:p>
     <w:p>
@@ -4137,8 +4305,14 @@
         <w:pStyle w:val="1"/>
       </w:pPr>
       <w:r>
+        <w:rPr>
+          <w:b/>
+        </w:rPr>
         <w:lastRenderedPageBreak/>
-        <w:t>Частичные уникальные индексы. Уникальность логина, email и названий проверяется только среди действующих записей, что естественно сочетается с механизмом мягкого удаления.</w:t>
+        <w:t>Частичные уникальные индексы</w:t>
+      </w:r>
+      <w:r>
+        <w:t>. Уникальность логина, email и названий проверяется только среди действующих записей, что естественно сочетается с механизмом мягкого удаления.</w:t>
       </w:r>
     </w:p>
     <w:p>
@@ -4154,7 +4328,13 @@
         <w:pStyle w:val="1"/>
       </w:pPr>
       <w:r>
-        <w:t>Единый источник истины для схемы данных: сущности C# описывают структуру БД, миграции воспроизводят её в любой среде.</w:t>
+        <w:rPr>
+          <w:b/>
+        </w:rPr>
+        <w:t>Единый источник истины для схемы данных</w:t>
+      </w:r>
+      <w:r>
+        <w:t>: сущности C# описывают структуру БД, миграции воспроизводят её в любой среде.</w:t>
       </w:r>
     </w:p>
     <w:p>
@@ -4162,7 +4342,13 @@
         <w:pStyle w:val="1"/>
       </w:pPr>
       <w:r>
-        <w:t>Защиту от SQL-инъекций: все запросы формируются и параметризуются автоматически через LINQ.</w:t>
+        <w:rPr>
+          <w:b/>
+        </w:rPr>
+        <w:t>Защиту от SQL-инъекций</w:t>
+      </w:r>
+      <w:r>
+        <w:t>: все запросы формируются и параметризуются автоматически через LINQ.</w:t>
       </w:r>
     </w:p>
     <w:p>
@@ -4170,7 +4356,13 @@
         <w:pStyle w:val="1"/>
       </w:pPr>
       <w:r>
-        <w:t>Работу с представлениями и хранимыми функциями PostgreSQL из типизированного кода.</w:t>
+        <w:rPr>
+          <w:b/>
+        </w:rPr>
+        <w:t>Работу с представлениями и хранимыми функциями PostgreSQL из типизированного кода</w:t>
+      </w:r>
+      <w:r>
+        <w:t>.</w:t>
       </w:r>
     </w:p>
     <w:p>
@@ -4178,7 +4370,13 @@
         <w:pStyle w:val="1"/>
       </w:pPr>
       <w:r>
-        <w:t>Единый механизм аудита: даты и авторы создания и изменения заполняются автоматически в базовых репозиториях.</w:t>
+        <w:rPr>
+          <w:b/>
+        </w:rPr>
+        <w:t>Единый механизм аудита</w:t>
+      </w:r>
+      <w:r>
+        <w:t>: даты и авторы создания и изменения заполняются автоматически в базовых репозиториях.</w:t>
       </w:r>
     </w:p>
     <w:p>
@@ -4194,7 +4392,13 @@
         <w:pStyle w:val="1"/>
       </w:pPr>
       <w:r>
-        <w:t>Единый язык разработки. Компоненты интерфейса пишутся на C#, что исключает дублирование моделей и логики между сервером и клиентом и снижает количество ошибок на стыке частей системы.</w:t>
+        <w:rPr>
+          <w:b/>
+        </w:rPr>
+        <w:t>Единый язык разработки</w:t>
+      </w:r>
+      <w:r>
+        <w:t>. Компоненты интерфейса пишутся на C#, что исключает дублирование моделей и логики между сервером и клиентом и снижает количество ошибок на стыке частей системы.</w:t>
       </w:r>
     </w:p>
     <w:p>
@@ -4202,7 +4406,13 @@
         <w:pStyle w:val="1"/>
       </w:pPr>
       <w:r>
-        <w:t>Компонентная переиспользуемость. Собственная библиотека компонентов (таблицы, модальные окна, выпадающие списки, «капсулы» статусов) обеспечивает консистентность интерфейса.</w:t>
+        <w:rPr>
+          <w:b/>
+        </w:rPr>
+        <w:t>Компонентная переиспользуемость</w:t>
+      </w:r>
+      <w:r>
+        <w:t>. Собственная библиотека компонентов (таблицы, модальные окна, выпадающие списки, «капсулы» статусов) обеспечивает консистентность интерфейса.</w:t>
       </w:r>
     </w:p>
     <w:p>
@@ -4210,7 +4420,13 @@
         <w:pStyle w:val="1"/>
       </w:pPr>
       <w:r>
-        <w:t>Встроенная авторизация. Механизмы AuthorizeRouteView и AuthenticationStateProvider позволяют скрывать недоступные страницы и кнопки в зависимости от роли.</w:t>
+        <w:rPr>
+          <w:b/>
+        </w:rPr>
+        <w:t>Встроенная авторизация</w:t>
+      </w:r>
+      <w:r>
+        <w:t>. Механизмы AuthorizeRouteView и AuthenticationStateProvider позволяют скрывать недоступные страницы и кнопки в зависимости от роли.</w:t>
       </w:r>
     </w:p>
     <w:p>
@@ -4218,7 +4434,13 @@
         <w:pStyle w:val="afd"/>
       </w:pPr>
       <w:r>
-        <w:t>Интеграция API и клиентской части: NSwag. Типизированный клиент C# генерируется автоматически из OpenAPI-спецификации API: контракт «портал — API» не дублируется вручную, а тот же клиент используется в интеграционных тестах.</w:t>
+        <w:rPr>
+          <w:b/>
+        </w:rPr>
+        <w:t>Интеграция API и клиентской части</w:t>
+      </w:r>
+      <w:r>
+        <w:t>: NSwag. Типизированный клиент C# генерируется автоматически из OpenAPI-спецификации API: контракт «портал — API» не дублируется вручную, а тот же клиент используется в интеграционных тестах.</w:t>
       </w:r>
     </w:p>
     <w:p>
@@ -4226,7 +4448,13 @@
         <w:pStyle w:val="afd"/>
       </w:pPr>
       <w:r>
-        <w:t>Вспомогательные библиотеки: AutoMapper (маппинг сущностей и моделей передачи данных), FluentValidation (декларативная валидация входных данных), Serilog (структурное логирование с отправкой в Seq), Newtonsoft.Json (сериализация перечислений строками).</w:t>
+        <w:rPr>
+          <w:b/>
+        </w:rPr>
+        <w:t>Вспомогательные библиотеки</w:t>
+      </w:r>
+      <w:r>
+        <w:t>: AutoMapper (маппинг сущностей и моделей передачи данных), FluentValidation (декларативная валидация входных данных), Serilog (структурное логирование с отправкой в Seq), Newtonsoft.Json (сериализация перечислений строками).</w:t>
       </w:r>
     </w:p>
     <w:p>
@@ -4234,7 +4462,13 @@
         <w:pStyle w:val="afd"/>
       </w:pPr>
       <w:r>
-        <w:t>Безопасность: ASP.NET Core Authentication JWT Bearer (подписанные и зашифрованные токены доступа), ASP.NET Core Data Protection (шифрование refresh-токенов), PBKDF2 для хеширования паролей.</w:t>
+        <w:rPr>
+          <w:b/>
+        </w:rPr>
+        <w:t>Безопасность</w:t>
+      </w:r>
+      <w:r>
+        <w:t>: ASP.NET Core Authentication JWT Bearer (подписанные и зашифрованные токены доступа), ASP.NET Core Data Protection (шифрование refresh-токенов), PBKDF2 для хеширования паролей.</w:t>
       </w:r>
     </w:p>
     <w:p>
@@ -4243,13 +4477,7 @@
       </w:pPr>
       <w:r>
         <w:lastRenderedPageBreak/>
-        <w:t>Тестирование: xUnit, Moq, FluentAssertions, WebApplicationFactory (интеграционные тесты на реальном конвейере HTTP), EF Core InMemory (модульные тесты сервисов и репозит</w:t>
-      </w:r>
-      <w:r>
-        <w:t>о</w:t>
-      </w:r>
-      <w:r>
-        <w:t>риев).</w:t>
+        <w:t>Тестирование: xUnit, Moq, FluentAssertions, WebApplicationFactory (интеграционные тесты на реальном конвейере HTTP), EF Core InMemory (модульные тесты сервисов и репозиториев).</w:t>
       </w:r>
     </w:p>
     <w:p>
@@ -4257,7 +4485,13 @@
         <w:pStyle w:val="afd"/>
       </w:pPr>
       <w:r>
-        <w:t>Среда разработки и отладки: Visual Studio 2022 и JetBrains Rider, система контроля версий Git, интерфейс командной строки dotnet. Среда обеспечивает удобную работу с решением из 37 проектов: навигацию по модулям, рефакторинг, отладку и применение миграций. Локально система развёртывается как два процесса: REST API (https://localhost:7248, со Swagger UI в среде разработки) и портал Blazor WebAssembly (https://localhost:7136), а также сервер логирования Seq.</w:t>
+        <w:rPr>
+          <w:b/>
+        </w:rPr>
+        <w:t>Среда разработки и отладки</w:t>
+      </w:r>
+      <w:r>
+        <w:t>: Visual Studio 2022 и JetBrains Rider, система контроля версий Git, интерфейс командной строки dotnet. Среда обеспечивает удобную работу с решением из 37 проектов: навигацию по модулям, рефакторинг, отладку и применение миграций. Локально система развёртывается как два процесса: REST API (https://localhost:7248, со Swagger UI в среде разработки) и портал Blazor WebAssembly (https://localhost:7136), а также сервер логирования Seq.</w:t>
       </w:r>
     </w:p>
     <w:p>
@@ -4300,19 +4534,7 @@
         <w:pStyle w:val="afd"/>
       </w:pPr>
       <w:r>
-        <w:t>Веб-приложение CADR проектировалось как модульный монолит — единое развёртываемое решение, внутренне разделённое на независимые вертикальные модули. Решение с</w:t>
-      </w:r>
-      <w:r>
-        <w:t>о</w:t>
-      </w:r>
-      <w:r>
-        <w:t>стоит из 37 проектов, сгруппированных в вертикальные модули и общие слои. Каждый модуль самодостаточен и может развиваться и тестироваться независимо, а при необх</w:t>
-      </w:r>
-      <w:r>
-        <w:t>о</w:t>
-      </w:r>
-      <w:r>
-        <w:t>димости — быть выделен в отдельный сервис без изменения бизнес-логики.</w:t>
+        <w:t>Веб-приложение CADR проектировалось как модульный монолит — единое развёртываемое решение, внутренне разделённое на независимые вертикальные модули. Решение состоит из 37 проектов, сгруппированных в вертикальные модули и общие слои. Каждый модуль самодостаточен и может развиваться и тестироваться независимо, а при необходимости — быть выделен в отдельный сервис без изменения бизнес-логики.</w:t>
       </w:r>
     </w:p>
     <w:p>
@@ -4344,13 +4566,7 @@
         <w:pStyle w:val="afd"/>
       </w:pPr>
       <w:r>
-        <w:t>Каждый модуль разделён на слои: Entities (сущности и конфигурации EF Core), Repositories (интерфейсы и реализации доступа к данным), Services (бизнес-логика в классах-«менеджерах»), Api (REST-контроллеры) и Pages (страницы Blazor). Сквозные комп</w:t>
-      </w:r>
-      <w:r>
-        <w:t>о</w:t>
-      </w:r>
-      <w:r>
-        <w:t>ненты (контекст базы данных и миграции, базовые репозитории с аудитом, JWT-инфраструктура, логирование) выделены в общие слои DataAccess и Common. Композиция всех модулей выполняется в хост-проекте CADR.Api посредством автоматической регистрации зависимостей по маркерным интерфейсам сборок, что позволяет подключать модули по принципу «плагинов».</w:t>
+        <w:t>Каждый модуль разделён на слои: Entities (сущности и конфигурации EF Core), Repositories (интерфейсы и реализации доступа к данным), Services (бизнес-логика в классах-«менеджерах»), Api (REST-контроллеры) и Pages (страницы Blazor). Сквозные компоненты (контекст базы данных и миграции, базовые репозитории с аудитом, JWT-инфраструктура, логирование) выделены в общие слои DataAccess и Common. Композиция всех модулей выполняется в хост-проекте CADR.Api посредством автоматической регистрации зависимостей по маркерным интерфейсам сборок, что позволяет подключать модули по принципу «плагинов».</w:t>
       </w:r>
     </w:p>
     <w:p>
@@ -4390,13 +4606,13 @@
         <w:pStyle w:val="afd"/>
       </w:pPr>
       <w:r>
-        <w:t>Участник (User): участник организации. Может просматривать ADR организации и пр</w:t>
-      </w:r>
-      <w:r>
-        <w:t>о</w:t>
-      </w:r>
-      <w:r>
-        <w:t>фили участников, участвовать в обсуждении — оставлять комментарии и голосовать за или против решений.</w:t>
+        <w:rPr>
+          <w:b/>
+        </w:rPr>
+        <w:t>Участник (User):</w:t>
+      </w:r>
+      <w:r>
+        <w:t xml:space="preserve"> участник организации. Может просматривать ADR организации и профили участников, участвовать в обсуждении — оставлять комментарии и голосовать за или против решений.</w:t>
       </w:r>
     </w:p>
     <w:p>
@@ -4404,14 +4620,17 @@
         <w:pStyle w:val="afd"/>
       </w:pPr>
       <w:r>
+        <w:rPr>
+          <w:b/>
+        </w:rPr>
+        <w:t>Архитектор (Architect):</w:t>
+      </w:r>
+      <w:r>
+        <w:t xml:space="preserve"> может всё, что участник, а также создавать, редактировать, перемещать и удалять ADR и папки, управлять связями между решениями </w:t>
+      </w:r>
+      <w:r>
         <w:lastRenderedPageBreak/>
-        <w:t>Архитектор (Architect): может всё, что участник, а также создавать, редактировать, пер</w:t>
-      </w:r>
-      <w:r>
-        <w:t>е</w:t>
-      </w:r>
-      <w:r>
-        <w:t>мещать и удалять ADR и папки, управлять связями между решениями и шаблонами ADR, переводить записи в статус «Предложен» и возвращать их из «Требует пересмотра».</w:t>
+        <w:t>и шаблонами ADR, переводить записи в статус «Предложен» и возвращать их из «Требует пересмотра».</w:t>
       </w:r>
     </w:p>
     <w:p>
@@ -4419,13 +4638,13 @@
         <w:pStyle w:val="afd"/>
       </w:pPr>
       <w:r>
-        <w:t>Администратор (Admin): может всё, что архитектор, а также управлять участниками и приглашениями (в том числе менять роли), настраивать порог автоматического утвержд</w:t>
-      </w:r>
-      <w:r>
-        <w:t>е</w:t>
-      </w:r>
-      <w:r>
-        <w:t>ния, изменять статусы ADR (утверждать, отклонять, отправлять на пересмотр), экспортировать утверждённые решения, редактировать и удалять организацию.</w:t>
+        <w:rPr>
+          <w:b/>
+        </w:rPr>
+        <w:t>Администратор (Admin):</w:t>
+      </w:r>
+      <w:r>
+        <w:t xml:space="preserve"> может всё, что архитектор, а также управлять участниками и приглашениями (в том числе менять роли), настраивать порог автоматического утверждения, изменять статусы ADR (утверждать, отклонять, отправлять на пересмотр), экспортировать утверждённые решения, редактировать и удалять организацию.</w:t>
       </w:r>
     </w:p>
     <w:p>
@@ -4449,7 +4668,13 @@
         <w:pStyle w:val="afd"/>
       </w:pPr>
       <w:r>
-        <w:t>Регистрация и вход: реализованы функции регистрации новой учётной записи и авторизации с опцией «Запомнить меня»; после входа пользователь перенаправляется к списку своих организаций.</w:t>
+        <w:rPr>
+          <w:b/>
+        </w:rPr>
+        <w:t>Регистрация и вход</w:t>
+      </w:r>
+      <w:r>
+        <w:t>: реализованы функции регистрации новой учётной записи и авторизации с опцией «Запомнить меня»; после входа пользователь перенаправляется к списку своих организаций.</w:t>
       </w:r>
     </w:p>
     <w:p>
@@ -4457,7 +4682,13 @@
         <w:pStyle w:val="afd"/>
       </w:pPr>
       <w:r>
-        <w:t>Организации и дашборд: пользователь создаёт организацию (становясь её администратором) или принимает приглашение; на дашборде отображаются последние изменённые ADR и ожидающие приглашения.</w:t>
+        <w:rPr>
+          <w:b/>
+        </w:rPr>
+        <w:t>Организации и дашборд</w:t>
+      </w:r>
+      <w:r>
+        <w:t>: пользователь создаёт организацию (становясь её администратором) или принимает приглашение; на дашборде отображаются последние изменённые ADR и ожидающие приглашения.</w:t>
       </w:r>
     </w:p>
     <w:p>
@@ -4465,7 +4696,13 @@
         <w:pStyle w:val="afd"/>
       </w:pPr>
       <w:r>
-        <w:t>Проводник ADR: папки и записи отображаются в одной таблице с хлебными крошками; «капсулы» статусов показывают количество записей каждого статуса и служат фильтрами; записи и папки перемещаются перетаскиванием.</w:t>
+        <w:rPr>
+          <w:b/>
+        </w:rPr>
+        <w:t>Проводник ADR</w:t>
+      </w:r>
+      <w:r>
+        <w:t>: папки и записи отображаются в одной таблице с хлебными крошками; «капсулы» статусов показывают количество записей каждого статуса и служат фильтрами; записи и папки перемещаются перетаскиванием.</w:t>
       </w:r>
     </w:p>
     <w:p>
@@ -4473,7 +4710,13 @@
         <w:pStyle w:val="afd"/>
       </w:pPr>
       <w:r>
-        <w:t>Форма создания и редактирования ADR: выбор заголовка и шаблона, разделы предзаполняются подсказками и примерами из шаблона, поддерживаются перестановка и удаление разделов.</w:t>
+        <w:rPr>
+          <w:b/>
+        </w:rPr>
+        <w:t>Форма создания и редактирования ADR</w:t>
+      </w:r>
+      <w:r>
+        <w:t>: выбор заголовка и шаблона, разделы предзаполняются подсказками и примерами из шаблона, поддерживаются перестановка и удаление разделов.</w:t>
       </w:r>
     </w:p>
     <w:p>
@@ -4481,7 +4724,13 @@
         <w:pStyle w:val="afd"/>
       </w:pPr>
       <w:r>
-        <w:t>Страница ADR: просмотр разделов с подсказками, изменение статуса (отображаются только допустимые переходы), голосование, комментарии, управление связями, экспорт в Markdown.</w:t>
+        <w:rPr>
+          <w:b/>
+        </w:rPr>
+        <w:t>Страница ADR:</w:t>
+      </w:r>
+      <w:r>
+        <w:t xml:space="preserve"> просмотр разделов с подсказками, изменение статуса (отображаются только допустимые переходы), голосование, комментарии, управление связями, экспорт в Markdown.</w:t>
       </w:r>
     </w:p>
     <w:p>
@@ -4489,13 +4738,13 @@
         <w:pStyle w:val="afd"/>
       </w:pPr>
       <w:r>
-        <w:t>Управление организацией (для администратора): приглашение участников по email с н</w:t>
-      </w:r>
-      <w:r>
-        <w:t>а</w:t>
-      </w:r>
-      <w:r>
-        <w:t>значением роли, смена ролей, удаление участников, настройка порога утверждения, управление шаблонами.</w:t>
+        <w:rPr>
+          <w:b/>
+        </w:rPr>
+        <w:t>Управление организацией (для администратора):</w:t>
+      </w:r>
+      <w:r>
+        <w:t xml:space="preserve"> приглашение участников по email с назначением роли, смена ролей, удаление участников, настройка порога утверждения, управление шаблонами.</w:t>
       </w:r>
     </w:p>
     <w:p>
@@ -4503,13 +4752,7 @@
         <w:pStyle w:val="afd"/>
       </w:pPr>
       <w:r>
-        <w:t>Создание базы данных для хранения данных о пользователях, организациях, ADR, папках, комментариях, голосах, связях, шаблонах и другой необходимой информации для ко</w:t>
-      </w:r>
-      <w:r>
-        <w:t>р</w:t>
-      </w:r>
-      <w:r>
-        <w:t>ректной работы приложения.</w:t>
+        <w:t>Создание базы данных для хранения данных о пользователях, организациях, ADR, папках, комментариях, голосах, связях, шаблонах и другой необходимой информации для корректной работы приложения.</w:t>
       </w:r>
     </w:p>
     <w:p>
@@ -4517,13 +4760,7 @@
         <w:pStyle w:val="afd"/>
       </w:pPr>
       <w:r>
-        <w:t>Диаграмма прецедентов (рис. 6) отображает взаимодействие между пользователями и си</w:t>
-      </w:r>
-      <w:r>
-        <w:t>с</w:t>
-      </w:r>
-      <w:r>
-        <w:t>темой.</w:t>
+        <w:t>Диаграмма прецедентов (рис. 6) отображает взаимодействие между пользователями и системой.</w:t>
       </w:r>
     </w:p>
     <w:p>
@@ -4621,7 +4858,13 @@
         <w:pStyle w:val="afd"/>
       </w:pPr>
       <w:r>
-        <w:t>Жизненный цикл ADR (рис. 7): запись создаётся в статусе «Черновик», архитектор переводит её в статус «Предложен», после чего запись голосуется. Администратор может утвердить или отклонить её, либо она утверждается автоматически при достижении порога голосов «за». Утверждённая запись при устаревании переводится в «Требует пересмотра» или «Устарел»; отклонённая может быть доработана и снова предложена. Все переводы проверяются по матрице переходов с учётом роли и авторства. Диаграмма последовательности (рис. 7) отображает этот цикл от создания записи до конечного статуса.</w:t>
+        <w:rPr>
+          <w:b/>
+        </w:rPr>
+        <w:t>Жизненный цикл ADR (рис. 7):</w:t>
+      </w:r>
+      <w:r>
+        <w:t xml:space="preserve"> запись создаётся в статусе «Черновик», архитектор переводит её в статус «Предложен», после чего запись голосуется. Администратор может утвердить или отклонить её, либо она утверждается автоматически при достижении порога голосов «за». Утверждённая запись при устаревании переводится в «Требует пересмотра» или «Устарел»; отклонённая может быть доработана и снова предложена. Все переводы проверяются по матрице переходов с учётом роли и авторства. Диаграмма последовательности (рис. 7) отображает этот цикл от создания записи до конечного статуса.</w:t>
       </w:r>
     </w:p>
     <w:p>
@@ -4678,13 +4921,13 @@
         <w:pStyle w:val="afd"/>
       </w:pPr>
       <w:r>
-        <w:t>База данных спроектирована в СУБД PostgreSQL в подходе code-first: сущности описываются на C#, а миграции Entity Framework Core воспроизводят схему в любой среде. Всего создано четыре миграции, включая миграцию объектов БД (представления, функции, триггер). Все таблицы используют UUID-ключи, механизм мягкого удаления (запись п</w:t>
-      </w:r>
-      <w:r>
-        <w:t>о</w:t>
-      </w:r>
-      <w:r>
-        <w:t>мечается датой удаления) и автоматический аудит (даты и авторы создания и изменения); уникальные индексы являются частичными и учитывают только действующие записи.</w:t>
+        <w:rPr>
+          <w:b/>
+        </w:rPr>
+        <w:t>База данных спроектирована в СУБД PostgreSQL в подходе code-first:</w:t>
+      </w:r>
+      <w:r>
+        <w:t xml:space="preserve"> сущности описываются на C#, а миграции Entity Framework Core воспроизводят схему в любой среде. Всего создано четыре миграции, включая миграцию объектов БД (представления, функции, триггер). Все таблицы используют UUID-ключи, механизм мягкого удаления (запись помечается датой удаления) и автоматический аудит (даты и авторы создания и изменения); уникальные индексы являются частичными и учитывают только действующие записи.</w:t>
       </w:r>
     </w:p>
     <w:p>
@@ -5081,19 +5324,7 @@
         <w:pStyle w:val="afd"/>
       </w:pPr>
       <w:r>
-        <w:t>Дополнительно на уровне БД созданы представления (VIEW): organization_members (участники организации с данными пользователей) и adr_summary (сводка по записям с вычисляемым счётом голосов); хранимые функции create_adr (присвоение сквозного номера записи в организации), vote_adr и withdraw_vote_adr (голосование с проверкой корректн</w:t>
-      </w:r>
-      <w:r>
-        <w:t>о</w:t>
-      </w:r>
-      <w:r>
-        <w:t>сти) и триггер trg_adr_votes_recalc (автоматическое изменение статуса записи при измен</w:t>
-      </w:r>
-      <w:r>
-        <w:t>е</w:t>
-      </w:r>
-      <w:r>
-        <w:t>нии голосов).</w:t>
+        <w:t>Дополнительно на уровне БД созданы представления (VIEW): organization_members (участники организации с данными пользователей) и adr_summary (сводка по записям с вычисляемым счётом голосов); хранимые функции create_adr (присвоение сквозного номера записи в организации), vote_adr и withdraw_vote_adr (голосование с проверкой корректности) и триггер trg_adr_votes_recalc (автоматическое изменение статуса записи при изменении голосов).</w:t>
       </w:r>
     </w:p>
     <w:p>
@@ -5115,8 +5346,14 @@
     <w:p>
       <w:pPr>
         <w:pStyle w:val="afd"/>
-      </w:pPr>
-      <w:r>
+        <w:rPr>
+          <w:b/>
+        </w:rPr>
+      </w:pPr>
+      <w:r>
+        <w:rPr>
+          <w:b/>
+        </w:rPr>
         <w:t>Принципы дизайна:</w:t>
       </w:r>
     </w:p>
@@ -5251,7 +5488,13 @@
         <w:pStyle w:val="1"/>
       </w:pPr>
       <w:r>
-        <w:t>Аутентификация и авторизация: JWT-токен со сроком жизни один час передаётся в защищённом куки-файле (флаги HttpOnly, Secure, SameSite=Strict) или в заголовке Authorization: Bearer; опция «Запомнить меня» включает refresh-токен на 29 дней, который хранится в зашифрованном виде (ASP.NET Core Data Protection) и ротируется при каждом обновлении. Пароли хешируются алгоритмом PBKDF2 (SHA-256) с индивидуальной случайной солью. Проверка прав выполняется на сервере в сервисном слое при каждой операции.</w:t>
+        <w:rPr>
+          <w:b/>
+        </w:rPr>
+        <w:t>Аутентификация и авторизация</w:t>
+      </w:r>
+      <w:r>
+        <w:t>: JWT-токен со сроком жизни один час передаётся в защищённом куки-файле (флаги HttpOnly, Secure, SameSite=Strict) или в заголовке Authorization: Bearer; опция «Запомнить меня» включает refresh-токен на 29 дней, который хранится в зашифрованном виде (ASP.NET Core Data Protection) и ротируется при каждом обновлении. Пароли хешируются алгоритмом PBKDF2 (SHA-256) с индивидуальной случайной солью. Проверка прав выполняется на сервере в сервисном слое при каждой операции.</w:t>
       </w:r>
     </w:p>
     <w:p>
@@ -5259,7 +5502,13 @@
         <w:pStyle w:val="1"/>
       </w:pPr>
       <w:r>
-        <w:t>Модуль ADR: бизнес-логика сосредоточена в менеджерах (AdrManager, AdrFolderManager, AdrCommentManager, AdrLinkManager, AdrTemplateManager), валидация входных данных — в валидаторах FluentValidation, доступ к данным — в репозиториях над Entity Framework Core. Присвоение сквозного номера записи и голосование вынесены в хранимые функции PostgreSQL (create_adr, vote_adr), что исключает гонки при одновременном создании записей и голосовании.</w:t>
+        <w:rPr>
+          <w:b/>
+        </w:rPr>
+        <w:t>Модуль ADR</w:t>
+      </w:r>
+      <w:r>
+        <w:t>: бизнес-логика сосредоточена в менеджерах (AdrManager, AdrFolderManager, AdrCommentManager, AdrLinkManager, AdrTemplateManager), валидация входных данных — в валидаторах FluentValidation, доступ к данным — в репозиториях над Entity Framework Core. Присвоение сквозного номера записи и голосование вынесены в хранимые функции PostgreSQL (create_adr, vote_adr), что исключает гонки при одновременном создании записей и голосовании.</w:t>
       </w:r>
     </w:p>
     <w:p>
@@ -5267,7 +5516,13 @@
         <w:pStyle w:val="1"/>
       </w:pPr>
       <w:r>
-        <w:t>Жизненный цикл ADR: матрица допустимых переходов статусов реализована в менеджере ADR (метод IsTransitionAllowed) и продублирована на клиенте только для отображения доступных кнопок; авторитетной является серверная проверка. Автоматическое утверждение при достижении порога голосов выполняется триггером на стороне БД, а моментальное утверждение при нулевом пороге — сервисным слоем.</w:t>
+        <w:rPr>
+          <w:b/>
+        </w:rPr>
+        <w:t>Жизненный цикл ADR</w:t>
+      </w:r>
+      <w:r>
+        <w:t>: матрица допустимых переходов статусов реализована в менеджере ADR (метод IsTransitionAllowed) и продублирована на клиенте только для отображения доступных кнопок; авторитетной является серверная проверка. Автоматическое утверждение при достижении порога голосов выполняется триггером на стороне БД, а моментальное утверждение при нулевом пороге — сервисным слоем.</w:t>
       </w:r>
     </w:p>
     <w:p>
@@ -5275,7 +5530,13 @@
         <w:pStyle w:val="1"/>
       </w:pPr>
       <w:r>
-        <w:t>Папки и структура: иерархия папок защищена от перемещения папки в собственный потомок (проверка поддерева); удаление папки каскадно мягко удаляет вложенные папки и записи с предварительным предупреждением об их количестве.</w:t>
+        <w:rPr>
+          <w:b/>
+        </w:rPr>
+        <w:t>Папки и структура</w:t>
+      </w:r>
+      <w:r>
+        <w:t>: иерархия папок защищена от перемещения папки в собственный потомок (проверка поддерева); удаление папки каскадно мягко удаляет вложенные папки и записи с предварительным предупреждением об их количестве.</w:t>
       </w:r>
     </w:p>
     <w:p>
@@ -5283,8 +5544,14 @@
         <w:pStyle w:val="1"/>
       </w:pPr>
       <w:r>
+        <w:rPr>
+          <w:b/>
+        </w:rPr>
         <w:lastRenderedPageBreak/>
-        <w:t>Комментарии, голоса и связи: создание комментариев доступно любому участнику организации, правка — только автору, удаление — автору, архитектору или администратору; голосование запрещает голосовать за собственное решение; связи не допускают ссылку записи на саму себя и дублирования.</w:t>
+        <w:t>Комментарии, голоса и связи</w:t>
+      </w:r>
+      <w:r>
+        <w:t>: создание комментариев доступно любому участнику организации, правка — только автору, удаление — автору, архитектору или администратору; голосование запрещает голосовать за собственное решение; связи не допускают ссылку записи на саму себя и дублирования.</w:t>
       </w:r>
     </w:p>
     <w:p>
@@ -5292,7 +5559,13 @@
         <w:pStyle w:val="1"/>
       </w:pPr>
       <w:r>
-        <w:t>Шаблоны и настройки: встроенные шаблоны («Минимальный», «Базовый») защищены от изменения; порог голосов для автоматического утверждения настраивается администратором организации.</w:t>
+        <w:rPr>
+          <w:b/>
+        </w:rPr>
+        <w:t>Шаблоны и настройки</w:t>
+      </w:r>
+      <w:r>
+        <w:t>: встроенные шаблоны («Минимальный», «Базовый») защищены от изменения; порог голосов для автоматического утверждения настраивается администратором организации.</w:t>
       </w:r>
     </w:p>
     <w:p>
@@ -5300,7 +5573,13 @@
         <w:pStyle w:val="1"/>
       </w:pPr>
       <w:r>
-        <w:t>Экспорт в Markdown: экспорт отдельной записи и всех утверждённых записей организации формирует документ с номером, заголовком, статусом, автором, датой создания и разделами.</w:t>
+        <w:rPr>
+          <w:b/>
+        </w:rPr>
+        <w:t>Экспорт в Markdown</w:t>
+      </w:r>
+      <w:r>
+        <w:t>: экспорт отдельной записи и всех утверждённых записей организации формирует документ с номером, заголовком, статусом, автором, датой создания и разделами.</w:t>
       </w:r>
     </w:p>
     <w:p>
@@ -5308,7 +5587,13 @@
         <w:pStyle w:val="1"/>
       </w:pPr>
       <w:r>
-        <w:t>Валидация и обработка ошибок: ошибки валидации возвращаются со статусом 422 (Unprocessable Entity) и списком полей; недопустимые бизнес-операции (например, неверный переход статуса) — 406 (Not Acceptable) с понятным сообщением; отсутствие сущности — 404; нарушение прав — 403. Единые фильтры исключений гарантируют, что служебная информация не раскрывается клиенту.</w:t>
+        <w:rPr>
+          <w:b/>
+        </w:rPr>
+        <w:t>Валидация и обработка ошибок</w:t>
+      </w:r>
+      <w:r>
+        <w:t>: ошибки валидации возвращаются со статусом 422 (Unprocessable Entity) и списком полей; недопустимые бизнес-операции (например, неверный переход статуса) — 406 (Not Acceptable) с понятным сообщением; отсутствие сущности — 404; нарушение прав — 403. Единые фильтры исключений гарантируют, что служебная информация не раскрывается клиенту.</w:t>
       </w:r>
     </w:p>
     <w:p>
@@ -8190,13 +8475,7 @@
         <w:pStyle w:val="caption1"/>
       </w:pPr>
       <w:r>
-        <w:t>5.1. Возможные угрозы информационной безопасности при р</w:t>
-      </w:r>
-      <w:r>
-        <w:t>а</w:t>
-      </w:r>
-      <w:r>
-        <w:t>боте с приложением.</w:t>
+        <w:t>5.1. Возможные угрозы информационной безопасности при работе с приложением.</w:t>
       </w:r>
     </w:p>
     <w:p>
@@ -9034,25 +9313,7 @@
         <w:pStyle w:val="afd"/>
       </w:pPr>
       <w:r>
-        <w:t>Участники организаций получают возможность просматривать базу решений в удобном проводнике с папками и фильтрами, принимать участие в обсуждении через комментарии и голосование, следить за изменениями на дашборде. Архитекторы могут создавать и р</w:t>
-      </w:r>
-      <w:r>
-        <w:t>е</w:t>
-      </w:r>
-      <w:r>
-        <w:t>дактировать записи по настраиваемым шаблонам, структурировать решения по папкам, связывать их между собой и экспортировать в Markdown. Администраторы управляют с</w:t>
-      </w:r>
-      <w:r>
-        <w:t>о</w:t>
-      </w:r>
-      <w:r>
-        <w:t>ставом участников и ролями, приглашают новых членов, настраивают порог автоматич</w:t>
-      </w:r>
-      <w:r>
-        <w:t>е</w:t>
-      </w:r>
-      <w:r>
-        <w:t>ского утверждения и утверждают либо отклоняют предложенные решения.</w:t>
+        <w:t>Участники организаций получают возможность просматривать базу решений в удобном проводнике с папками и фильтрами, принимать участие в обсуждении через комментарии и голосование, следить за изменениями на дашборде. Архитекторы могут создавать и редактировать записи по настраиваемым шаблонам, структурировать решения по папкам, связывать их между собой и экспортировать в Markdown. Администраторы управляют составом участников и ролями, приглашают новых членов, настраивают порог автоматического утверждения и утверждают либо отклоняют предложенные решения.</w:t>
       </w:r>
     </w:p>
     <w:p>
@@ -9060,25 +9321,7 @@
         <w:pStyle w:val="afd"/>
       </w:pPr>
       <w:r>
-        <w:t>Реализация основных функциональных требований, включая регистрацию и авторизацию с JWT-токенами, модульную архитектуру с серверным разграничением прав, управляемый жизненный цикл ADR с матрицей переходов и автоматическим утверждением по г</w:t>
-      </w:r>
-      <w:r>
-        <w:t>о</w:t>
-      </w:r>
-      <w:r>
-        <w:t>лосам, прошла успешно. Проведённое модульное и интеграционное тестирование по</w:t>
-      </w:r>
-      <w:r>
-        <w:t>д</w:t>
-      </w:r>
-      <w:r>
-        <w:t>твердило стабильность работы системы, корректность бизнес-логики и соответствие тр</w:t>
-      </w:r>
-      <w:r>
-        <w:t>е</w:t>
-      </w:r>
-      <w:r>
-        <w:t>бованиям к информационной безопасности.</w:t>
+        <w:t>Реализация основных функциональных требований, включая регистрацию и авторизацию с JWT-токенами, модульную архитектуру с серверным разграничением прав, управляемый жизненный цикл ADR с матрицей переходов и автоматическим утверждением по голосам, прошла успешно. Проведённое модульное и интеграционное тестирование подтвердило стабильность работы системы, корректность бизнес-логики и соответствие требованиям к информационной безопасности.</w:t>
       </w:r>
     </w:p>
     <w:p>
@@ -9086,13 +9329,7 @@
         <w:pStyle w:val="afd"/>
       </w:pPr>
       <w:r>
-        <w:t>Практическая значимость разработанного веб-приложения заключается в повышении эффективности работы команд разработки за счёт систематизации архитектурных знаний. CADR исключает потерю решений при уходе участников, сокращает время на повторные обсуждения, упрощает онбординг новых сотрудников и позволяет использовать нако</w:t>
-      </w:r>
-      <w:r>
-        <w:t>п</w:t>
-      </w:r>
-      <w:r>
-        <w:t>ленную базу знаний в документации и при работе с ИИ-агентами благодаря экспорту в Markdown. Приложение может быть использовано как небольшими командами, так и крупными организациями, требующими гибкой настройки ролевой модели и процессов согласования решений.</w:t>
+        <w:t>Практическая значимость разработанного веб-приложения заключается в повышении эффективности работы команд разработки за счёт систематизации архитектурных знаний. CADR исключает потерю решений при уходе участников, сокращает время на повторные обсуждения, упрощает онбординг новых сотрудников и позволяет использовать накопленную базу знаний в документации и при работе с ИИ-агентами благодаря экспорту в Markdown. Приложение может быть использовано как небольшими командами, так и крупными организациями, требующими гибкой настройки ролевой модели и процессов согласования решений.</w:t>
       </w:r>
     </w:p>
     <w:p>
@@ -9837,7 +10074,7 @@
             <w:rPr>
               <w:noProof/>
             </w:rPr>
-            <w:t>30</w:t>
+            <w:t>21</w:t>
           </w:r>
         </w:fldSimple>
       </w:p>

--- a/docs/result.docx
+++ b/docs/result.docx
@@ -2752,7 +2752,13 @@
         <w:pStyle w:val="afd"/>
       </w:pPr>
       <w:r>
-        <w:t>Цель работы: разработать функциональное и безопасное веб-приложение CADR (Collection of Architecture Decision Records — «коллекция архитектурных решений») для совместного ведения ADR внутри организаций, обеспечивающее участникам команды возможность предлагать, обсуждать и утверждать архитектурные решения через удобный веб-интерфейс, а администрации — эффективное управление участниками, ролями и настройками организации.</w:t>
+        <w:rPr>
+          <w:b/>
+        </w:rPr>
+        <w:t>Цель работы</w:t>
+      </w:r>
+      <w:r>
+        <w:t>: разработать функциональное и безопасное веб-приложение CADR (Collection of Architecture Decision Records — «коллекция архитектурных решений») для совместного ведения ADR внутри организаций, обеспечивающее участникам команды возможность предлагать, обсуждать и утверждать архитектурные решения через удобный веб-интерфейс, а администрации — эффективное управление участниками, ролями и настройками организации.</w:t>
       </w:r>
     </w:p>
     <w:p>
@@ -2849,7 +2855,13 @@
         <w:pStyle w:val="afd"/>
       </w:pPr>
       <w:r>
-        <w:t>ADR (Architecture Decision Record) — это короткий структурированный документ, фиксирующий одно значимое архитектурное решение: контекст, в котором оно принималось, само решение и его последствия. Формат предложен Майклом Найгардом и стал де-факто стандартом фиксации архитектурных знаний в командах разработки программного обеспечения. Традиционно ADR хранятся в виде Markdown-файлов в репозитории проекта, что затрудняет их совместное обсуждение, поиск и управление статусами: правка файлов доступна только техническим специалистам, а история принятия решений остаётся в переписках.</w:t>
+        <w:rPr>
+          <w:b/>
+        </w:rPr>
+        <w:t>ADR (Architecture Decision Record)</w:t>
+      </w:r>
+      <w:r>
+        <w:t xml:space="preserve"> — это короткий структурированный документ, фиксирующий одно значимое архитектурное решение: контекст, в котором оно принималось, само решение и его последствия. Формат предложен Майклом Найгардом и стал де-факто стандартом фиксации архитектурных знаний в командах разработки программного обеспечения. Традиционно ADR хранятся в виде Markdown-файлов в репозитории проекта, что затрудняет их совместное обсуждение, поиск и управление статусами: правка файлов доступна только техническим специалистам, а история принятия решений остаётся в переписках.</w:t>
       </w:r>
     </w:p>
     <w:p>
@@ -2873,7 +2885,13 @@
         <w:pStyle w:val="1"/>
       </w:pPr>
       <w:r>
-        <w:t>Единая база архитектурных знаний: все значимые решения команды собираются в одном месте, структурируются по папкам и связям между записями, что исключает потерю знаний при уходе участников и повторное обсуждение уже принятых решений.</w:t>
+        <w:rPr>
+          <w:b/>
+        </w:rPr>
+        <w:t>Единая база архитектурных знаний</w:t>
+      </w:r>
+      <w:r>
+        <w:t>: все значимые решения команды собираются в одном месте, структурируются по папкам и связям между записями, что исключает потерю знаний при уходе участников и повторное обсуждение уже принятых решений.</w:t>
       </w:r>
     </w:p>
     <w:p>
@@ -2881,7 +2899,13 @@
         <w:pStyle w:val="1"/>
       </w:pPr>
       <w:r>
-        <w:t>Коллективная проработка решений: любой участник организации может предложить решение, обсудить его в комментариях и выразить отношение голосом, а финальное решение утверждается либо администратором, либо автоматически по итогам голосования.</w:t>
+        <w:rPr>
+          <w:b/>
+        </w:rPr>
+        <w:t>Коллективная проработка решений</w:t>
+      </w:r>
+      <w:r>
+        <w:t>: любой участник организации может предложить решение, обсудить его в комментариях и выразить отношение голосом, а финальное решение утверждается либо администратором, либо автоматически по итогам голосования.</w:t>
       </w:r>
     </w:p>
     <w:p>
@@ -2889,7 +2913,13 @@
         <w:pStyle w:val="1"/>
       </w:pPr>
       <w:r>
-        <w:t>Управление жизненным циклом: каждое решение проходит управляемые этапы — от черновика до утверждения или отклонения; при устаревании решение помечается соответствующим статусом со ссылкой на новое, сохраняя полную историю.</w:t>
+        <w:rPr>
+          <w:b/>
+        </w:rPr>
+        <w:t>Управление жизненным циклом</w:t>
+      </w:r>
+      <w:r>
+        <w:t>: каждое решение проходит управляемые этапы — от черновика до утверждения или отклонения; при устаревании решение помечается соответствующим статусом со ссылкой на новое, сохраняя полную историю.</w:t>
       </w:r>
     </w:p>
     <w:p>
@@ -2897,7 +2927,13 @@
         <w:pStyle w:val="1"/>
       </w:pPr>
       <w:r>
-        <w:t>Передача знаний и онбординг: новые участники знакомятся с историей решений через удобный веб-интерфейс, а экспорт утверждённых ADR в Markdown позволяет использовать накопленную базу в проектной документации и при работе с ИИ-агентами.</w:t>
+        <w:rPr>
+          <w:b/>
+        </w:rPr>
+        <w:t>Передача знаний и онбординг</w:t>
+      </w:r>
+      <w:r>
+        <w:t>: новые участники знакомятся с историей решений через удобный веб-интерфейс, а экспорт утверждённых ADR в Markdown позволяет использовать накопленную базу в проектной документации и при работе с ИИ-агентами.</w:t>
       </w:r>
     </w:p>
     <w:p>
@@ -4094,9 +4130,56 @@
         <w:rPr>
           <w:rFonts w:cs="Times New Roman"/>
           <w:b/>
+          <w:noProof/>
           <w:color w:val="FF0000"/>
-        </w:rPr>
-        <w:t>[СКРИНШОТ: главная страница портала CADR (публичный лендинг)]</w:t>
+          <w:lang w:eastAsia="ru-RU" w:bidi="ar-SA"/>
+        </w:rPr>
+        <w:lastRenderedPageBreak/>
+        <w:drawing>
+          <wp:inline distT="0" distB="0" distL="0" distR="0">
+            <wp:extent cx="5940425" cy="4573415"/>
+            <wp:effectExtent l="19050" t="0" r="3175" b="0"/>
+            <wp:docPr id="1" name="Рисунок 1"/>
+            <wp:cNvGraphicFramePr>
+              <a:graphicFrameLocks xmlns:a="http://schemas.openxmlformats.org/drawingml/2006/main" noChangeAspect="1"/>
+            </wp:cNvGraphicFramePr>
+            <a:graphic xmlns:a="http://schemas.openxmlformats.org/drawingml/2006/main">
+              <a:graphicData uri="http://schemas.openxmlformats.org/drawingml/2006/picture">
+                <pic:pic xmlns:pic="http://schemas.openxmlformats.org/drawingml/2006/picture">
+                  <pic:nvPicPr>
+                    <pic:cNvPr id="0" name="Picture 1"/>
+                    <pic:cNvPicPr>
+                      <a:picLocks noChangeAspect="1" noChangeArrowheads="1"/>
+                    </pic:cNvPicPr>
+                  </pic:nvPicPr>
+                  <pic:blipFill>
+                    <a:blip r:embed="rId12"/>
+                    <a:srcRect/>
+                    <a:stretch>
+                      <a:fillRect/>
+                    </a:stretch>
+                  </pic:blipFill>
+                  <pic:spPr bwMode="auto">
+                    <a:xfrm>
+                      <a:off x="0" y="0"/>
+                      <a:ext cx="5940425" cy="4573415"/>
+                    </a:xfrm>
+                    <a:prstGeom prst="rect">
+                      <a:avLst/>
+                    </a:prstGeom>
+                    <a:noFill/>
+                    <a:ln w="9525">
+                      <a:noFill/>
+                      <a:miter lim="800000"/>
+                      <a:headEnd/>
+                      <a:tailEnd/>
+                    </a:ln>
+                  </pic:spPr>
+                </pic:pic>
+              </a:graphicData>
+            </a:graphic>
+          </wp:inline>
+        </w:drawing>
       </w:r>
     </w:p>
     <w:p>
@@ -4764,368 +4847,244 @@
       </w:r>
     </w:p>
     <w:p>
+      <w:pPr>
+        <w:pStyle w:val="af2"/>
+        <w:jc w:val="center"/>
+        <w:rPr>
+          <w:rStyle w:val="FontStyle138"/>
+        </w:rPr>
+      </w:pPr>
       <w:r>
         <w:rPr>
           <w:rFonts w:cs="Times New Roman"/>
           <w:b/>
+          <w:noProof/>
           <w:color w:val="FF0000"/>
+          <w:lang w:eastAsia="ru-RU" w:bidi="ar-SA"/>
         </w:rPr>
         <w:lastRenderedPageBreak/>
-        <w:t>[ДИАГРАММА: UML диаграмма прецедентов — акторы: Гость, Участник, Арх</w:t>
-      </w:r>
+        <w:drawing>
+          <wp:inline distT="0" distB="0" distL="0" distR="0">
+            <wp:extent cx="5940425" cy="3861823"/>
+            <wp:effectExtent l="19050" t="0" r="3175" b="0"/>
+            <wp:docPr id="2" name="Рисунок 4"/>
+            <wp:cNvGraphicFramePr>
+              <a:graphicFrameLocks xmlns:a="http://schemas.openxmlformats.org/drawingml/2006/main" noChangeAspect="1"/>
+            </wp:cNvGraphicFramePr>
+            <a:graphic xmlns:a="http://schemas.openxmlformats.org/drawingml/2006/main">
+              <a:graphicData uri="http://schemas.openxmlformats.org/drawingml/2006/picture">
+                <pic:pic xmlns:pic="http://schemas.openxmlformats.org/drawingml/2006/picture">
+                  <pic:nvPicPr>
+                    <pic:cNvPr id="0" name="Picture 4"/>
+                    <pic:cNvPicPr>
+                      <a:picLocks noChangeAspect="1" noChangeArrowheads="1"/>
+                    </pic:cNvPicPr>
+                  </pic:nvPicPr>
+                  <pic:blipFill>
+                    <a:blip r:embed="rId13"/>
+                    <a:srcRect/>
+                    <a:stretch>
+                      <a:fillRect/>
+                    </a:stretch>
+                  </pic:blipFill>
+                  <pic:spPr bwMode="auto">
+                    <a:xfrm>
+                      <a:off x="0" y="0"/>
+                      <a:ext cx="5940425" cy="3861823"/>
+                    </a:xfrm>
+                    <a:prstGeom prst="rect">
+                      <a:avLst/>
+                    </a:prstGeom>
+                    <a:noFill/>
+                    <a:ln w="9525">
+                      <a:noFill/>
+                      <a:miter lim="800000"/>
+                      <a:headEnd/>
+                      <a:tailEnd/>
+                    </a:ln>
+                  </pic:spPr>
+                </pic:pic>
+              </a:graphicData>
+            </a:graphic>
+          </wp:inline>
+        </w:drawing>
+      </w:r>
+      <w:r>
+        <w:rPr>
+          <w:rStyle w:val="FontStyle138"/>
+        </w:rPr>
+        <w:t>Рисунок 6 - Диаграмма прецедентов</w:t>
+      </w:r>
+    </w:p>
+    <w:p>
+      <w:pPr>
+        <w:pStyle w:val="afd"/>
+      </w:pPr>
+      <w:r>
+        <w:rPr>
+          <w:b/>
+        </w:rPr>
+        <w:t>Жизненный цикл ADR (рис. 7):</w:t>
+      </w:r>
+      <w:r>
+        <w:t xml:space="preserve"> запись создаётся в статусе «Черновик», архитектор переводит её в статус «Предложен», после чего запись голосуется. Администратор может утвердить или отклонить её, либо она утверждается автоматически при достижении порога голосов «за». Утверждённая запись при устаревании переводится в «Требует пересмотра» или «Устарел»; отклонённая может быть доработана и снова предложена. Все переводы проверяются по матрице переходов с учётом роли и авторства. Диаграмма последовательности (рис. 7) отображает этот цикл от создания записи до конечного статуса.</w:t>
+      </w:r>
+    </w:p>
+    <w:p>
+      <w:pPr>
+        <w:pStyle w:val="af2"/>
+        <w:jc w:val="center"/>
+        <w:rPr>
+          <w:rStyle w:val="FontStyle138"/>
+        </w:rPr>
+      </w:pPr>
       <w:r>
         <w:rPr>
           <w:rFonts w:cs="Times New Roman"/>
           <w:b/>
+          <w:noProof/>
           <w:color w:val="FF0000"/>
-        </w:rPr>
-        <w:t>и</w:t>
-      </w:r>
+          <w:lang w:eastAsia="ru-RU" w:bidi="ar-SA"/>
+        </w:rPr>
+        <w:lastRenderedPageBreak/>
+        <w:drawing>
+          <wp:inline distT="0" distB="0" distL="0" distR="0">
+            <wp:extent cx="5940425" cy="4905156"/>
+            <wp:effectExtent l="19050" t="0" r="3175" b="0"/>
+            <wp:docPr id="5" name="Рисунок 7"/>
+            <wp:cNvGraphicFramePr>
+              <a:graphicFrameLocks xmlns:a="http://schemas.openxmlformats.org/drawingml/2006/main" noChangeAspect="1"/>
+            </wp:cNvGraphicFramePr>
+            <a:graphic xmlns:a="http://schemas.openxmlformats.org/drawingml/2006/main">
+              <a:graphicData uri="http://schemas.openxmlformats.org/drawingml/2006/picture">
+                <pic:pic xmlns:pic="http://schemas.openxmlformats.org/drawingml/2006/picture">
+                  <pic:nvPicPr>
+                    <pic:cNvPr id="0" name="Picture 7"/>
+                    <pic:cNvPicPr>
+                      <a:picLocks noChangeAspect="1" noChangeArrowheads="1"/>
+                    </pic:cNvPicPr>
+                  </pic:nvPicPr>
+                  <pic:blipFill>
+                    <a:blip r:embed="rId14"/>
+                    <a:srcRect/>
+                    <a:stretch>
+                      <a:fillRect/>
+                    </a:stretch>
+                  </pic:blipFill>
+                  <pic:spPr bwMode="auto">
+                    <a:xfrm>
+                      <a:off x="0" y="0"/>
+                      <a:ext cx="5940425" cy="4905156"/>
+                    </a:xfrm>
+                    <a:prstGeom prst="rect">
+                      <a:avLst/>
+                    </a:prstGeom>
+                    <a:noFill/>
+                    <a:ln w="9525">
+                      <a:noFill/>
+                      <a:miter lim="800000"/>
+                      <a:headEnd/>
+                      <a:tailEnd/>
+                    </a:ln>
+                  </pic:spPr>
+                </pic:pic>
+              </a:graphicData>
+            </a:graphic>
+          </wp:inline>
+        </w:drawing>
+      </w:r>
+      <w:r>
+        <w:rPr>
+          <w:rStyle w:val="FontStyle138"/>
+        </w:rPr>
+        <w:t>Рисунок 7 - Диаграмма последовательности жизненного цикла ADR</w:t>
+      </w:r>
+    </w:p>
+    <w:p>
+      <w:pPr>
+        <w:pStyle w:val="caption1"/>
+      </w:pPr>
+      <w:r>
+        <w:t>2.2. Разработка модели базы данных</w:t>
+      </w:r>
+    </w:p>
+    <w:p>
+      <w:pPr>
+        <w:pStyle w:val="afd"/>
+      </w:pPr>
+      <w:r>
+        <w:rPr>
+          <w:b/>
+        </w:rPr>
+        <w:t>База данных спроектирована в СУБД PostgreSQL в подходе code-first:</w:t>
+      </w:r>
+      <w:r>
+        <w:t xml:space="preserve"> сущности описываются на C#, а миграции Entity Framework Core воспроизводят схему в любой среде. Всего создано четыре миграции, включая миграцию объектов БД (представления, функции, триггер). Все таблицы используют UUID-ключи, механизм мягкого удаления (запись помечается датой удаления) и автоматический аудит (даты и авторы создания и изменения); уникальные индексы являются частичными и учитывают только действующие записи.</w:t>
+      </w:r>
+    </w:p>
+    <w:p>
+      <w:pPr>
+        <w:pStyle w:val="af2"/>
+        <w:jc w:val="center"/>
+        <w:rPr>
+          <w:rStyle w:val="FontStyle138"/>
+        </w:rPr>
+      </w:pPr>
       <w:r>
         <w:rPr>
           <w:rFonts w:cs="Times New Roman"/>
           <w:b/>
+          <w:noProof/>
           <w:color w:val="FF0000"/>
-        </w:rPr>
-        <w:t>тектор, Администратор; прецеденты: регистрация и авторизация, управление орг</w:t>
-      </w:r>
-      <w:r>
-        <w:rPr>
-          <w:rFonts w:cs="Times New Roman"/>
-          <w:b/>
-          <w:color w:val="FF0000"/>
-        </w:rPr>
-        <w:t>а</w:t>
-      </w:r>
-      <w:r>
-        <w:rPr>
-          <w:rFonts w:cs="Times New Roman"/>
-          <w:b/>
-          <w:color w:val="FF0000"/>
-        </w:rPr>
-        <w:t>низациями, приглашения, управление участниками и ролями, созд</w:t>
-      </w:r>
-      <w:r>
-        <w:rPr>
-          <w:rFonts w:cs="Times New Roman"/>
-          <w:b/>
-          <w:color w:val="FF0000"/>
-        </w:rPr>
-        <w:t>а</w:t>
-      </w:r>
-      <w:r>
-        <w:rPr>
-          <w:rFonts w:cs="Times New Roman"/>
-          <w:b/>
-          <w:color w:val="FF0000"/>
-        </w:rPr>
-        <w:t>ние/редактирование/перемещение/удаление ADR и папок, изменение статусов ADR, голосование, комментирование, управление связями, управление шаблонами, н</w:t>
-      </w:r>
-      <w:r>
-        <w:rPr>
-          <w:rFonts w:cs="Times New Roman"/>
-          <w:b/>
-          <w:color w:val="FF0000"/>
-        </w:rPr>
-        <w:t>а</w:t>
-      </w:r>
-      <w:r>
-        <w:rPr>
-          <w:rFonts w:cs="Times New Roman"/>
-          <w:b/>
-          <w:color w:val="FF0000"/>
-        </w:rPr>
-        <w:t>стройка порога утверждения, экспорт в Markdown]</w:t>
-      </w:r>
-    </w:p>
-    <w:p>
-      <w:pPr>
-        <w:pStyle w:val="af2"/>
-        <w:jc w:val="center"/>
-        <w:rPr>
-          <w:rStyle w:val="FontStyle138"/>
-        </w:rPr>
-      </w:pPr>
-      <w:r>
-        <w:rPr>
-          <w:rStyle w:val="FontStyle138"/>
-        </w:rPr>
-        <w:t>Рисунок 6 - Диаграмма прецедентов</w:t>
-      </w:r>
-    </w:p>
-    <w:p>
-      <w:pPr>
-        <w:pStyle w:val="afd"/>
-      </w:pPr>
-      <w:r>
-        <w:rPr>
-          <w:b/>
-        </w:rPr>
-        <w:t>Жизненный цикл ADR (рис. 7):</w:t>
-      </w:r>
-      <w:r>
-        <w:t xml:space="preserve"> запись создаётся в статусе «Черновик», архитектор переводит её в статус «Предложен», после чего запись голосуется. Администратор может утвердить или отклонить её, либо она утверждается автоматически при достижении порога голосов «за». Утверждённая запись при устаревании переводится в «Требует пересмотра» или «Устарел»; отклонённая может быть доработана и снова предложена. Все переводы проверяются по матрице переходов с учётом роли и авторства. Диаграмма последовательности (рис. 7) отображает этот цикл от создания записи до конечного статуса.</w:t>
-      </w:r>
-    </w:p>
-    <w:p>
-      <w:r>
-        <w:rPr>
-          <w:rFonts w:cs="Times New Roman"/>
-          <w:b/>
-          <w:color w:val="FF0000"/>
-        </w:rPr>
-        <w:t>[ДИАГРАММА: UML диаграмма последовательности «Жизненный цикл ADR» — участники: Архитектор, Система, Администратор, Участники, База данных; перех</w:t>
-      </w:r>
-      <w:r>
-        <w:rPr>
-          <w:rFonts w:cs="Times New Roman"/>
-          <w:b/>
-          <w:color w:val="FF0000"/>
-        </w:rPr>
-        <w:t>о</w:t>
-      </w:r>
-      <w:r>
-        <w:rPr>
-          <w:rFonts w:cs="Times New Roman"/>
-          <w:b/>
-          <w:color w:val="FF0000"/>
-        </w:rPr>
-        <w:t>ды статусов: Черновик -&gt; Предложен -&gt; Утверждён/Отклонён -&gt; Требует пересмотра -&gt; Устарел; автоматическое утверждение при достижении порога голосов]</w:t>
-      </w:r>
-    </w:p>
-    <w:p>
-      <w:pPr>
-        <w:pStyle w:val="af2"/>
-        <w:jc w:val="center"/>
-        <w:rPr>
-          <w:rStyle w:val="FontStyle138"/>
-        </w:rPr>
-      </w:pPr>
-      <w:r>
-        <w:rPr>
-          <w:rStyle w:val="FontStyle138"/>
-        </w:rPr>
-        <w:t>Рисунок 7 - Диаграмма последовательности жизненного цикла ADR</w:t>
-      </w:r>
-    </w:p>
-    <w:p>
-      <w:pPr>
-        <w:pStyle w:val="caption1"/>
-      </w:pPr>
-      <w:r>
-        <w:t>2.2. Разработка модели базы данных</w:t>
-      </w:r>
-    </w:p>
-    <w:p>
-      <w:pPr>
-        <w:pStyle w:val="afd"/>
-      </w:pPr>
-      <w:r>
-        <w:rPr>
-          <w:b/>
-        </w:rPr>
-        <w:t>База данных спроектирована в СУБД PostgreSQL в подходе code-first:</w:t>
-      </w:r>
-      <w:r>
-        <w:t xml:space="preserve"> сущности описываются на C#, а миграции Entity Framework Core воспроизводят схему в любой среде. Всего создано четыре миграции, включая миграцию объектов БД (представления, функции, триггер). Все таблицы используют UUID-ключи, механизм мягкого удаления (запись помечается датой удаления) и автоматический аудит (даты и авторы создания и изменения); уникальные индексы являются частичными и учитывают только действующие записи.</w:t>
-      </w:r>
-    </w:p>
-    <w:p>
-      <w:pPr>
-        <w:rPr>
-          <w:lang w:val="en-US"/>
-        </w:rPr>
-      </w:pPr>
-      <w:r>
-        <w:rPr>
-          <w:rFonts w:cs="Times New Roman"/>
-          <w:b/>
-          <w:color w:val="FF0000"/>
-          <w:lang w:val="en-US"/>
-        </w:rPr>
-        <w:t>[</w:t>
-      </w:r>
-      <w:r>
-        <w:rPr>
-          <w:rFonts w:cs="Times New Roman"/>
-          <w:b/>
-          <w:color w:val="FF0000"/>
-        </w:rPr>
-        <w:t>ДИАГРАММА</w:t>
-      </w:r>
-      <w:r>
-        <w:rPr>
-          <w:rFonts w:cs="Times New Roman"/>
-          <w:b/>
-          <w:color w:val="FF0000"/>
-          <w:lang w:val="en-US"/>
-        </w:rPr>
-        <w:t>: ER-</w:t>
-      </w:r>
-      <w:r>
-        <w:rPr>
-          <w:rFonts w:cs="Times New Roman"/>
-          <w:b/>
-          <w:color w:val="FF0000"/>
-        </w:rPr>
-        <w:t>диаграмма</w:t>
-      </w:r>
-      <w:r>
-        <w:rPr>
-          <w:rFonts w:cs="Times New Roman"/>
-          <w:b/>
-          <w:color w:val="FF0000"/>
-          <w:lang w:val="en-US"/>
-        </w:rPr>
-        <w:t xml:space="preserve"> </w:t>
-      </w:r>
-      <w:r>
-        <w:rPr>
-          <w:rFonts w:cs="Times New Roman"/>
-          <w:b/>
-          <w:color w:val="FF0000"/>
-        </w:rPr>
-        <w:t>базы</w:t>
-      </w:r>
-      <w:r>
-        <w:rPr>
-          <w:rFonts w:cs="Times New Roman"/>
-          <w:b/>
-          <w:color w:val="FF0000"/>
-          <w:lang w:val="en-US"/>
-        </w:rPr>
-        <w:t xml:space="preserve"> </w:t>
-      </w:r>
-      <w:r>
-        <w:rPr>
-          <w:rFonts w:cs="Times New Roman"/>
-          <w:b/>
-          <w:color w:val="FF0000"/>
-        </w:rPr>
-        <w:t>данных</w:t>
-      </w:r>
-      <w:r>
-        <w:rPr>
-          <w:rFonts w:cs="Times New Roman"/>
-          <w:b/>
-          <w:color w:val="FF0000"/>
-          <w:lang w:val="en-US"/>
-        </w:rPr>
-        <w:t xml:space="preserve"> PostgreSQL — </w:t>
-      </w:r>
-      <w:r>
-        <w:rPr>
-          <w:rFonts w:cs="Times New Roman"/>
-          <w:b/>
-          <w:color w:val="FF0000"/>
-        </w:rPr>
-        <w:t>таблицы</w:t>
-      </w:r>
-      <w:r>
-        <w:rPr>
-          <w:rFonts w:cs="Times New Roman"/>
-          <w:b/>
-          <w:color w:val="FF0000"/>
-          <w:lang w:val="en-US"/>
-        </w:rPr>
-        <w:t xml:space="preserve"> Users, Organiz</w:t>
-      </w:r>
-      <w:r>
-        <w:rPr>
-          <w:rFonts w:cs="Times New Roman"/>
-          <w:b/>
-          <w:color w:val="FF0000"/>
-          <w:lang w:val="en-US"/>
-        </w:rPr>
-        <w:t>a</w:t>
-      </w:r>
-      <w:r>
-        <w:rPr>
-          <w:rFonts w:cs="Times New Roman"/>
-          <w:b/>
-          <w:color w:val="FF0000"/>
-          <w:lang w:val="en-US"/>
-        </w:rPr>
-        <w:t>tions, UserOrganizations, UserInvites, RefreshTokens, AdrFolders, Adrs, AdrSections, AdrComments, AdrVotes, AdrLinks, AdrTemplates, AdrTemplateSections, AdrOrganiz</w:t>
-      </w:r>
-      <w:r>
-        <w:rPr>
-          <w:rFonts w:cs="Times New Roman"/>
-          <w:b/>
-          <w:color w:val="FF0000"/>
-          <w:lang w:val="en-US"/>
-        </w:rPr>
-        <w:t>a</w:t>
-      </w:r>
-      <w:r>
-        <w:rPr>
-          <w:rFonts w:cs="Times New Roman"/>
-          <w:b/>
-          <w:color w:val="FF0000"/>
-          <w:lang w:val="en-US"/>
-        </w:rPr>
-        <w:t xml:space="preserve">tionSettings </w:t>
-      </w:r>
-      <w:r>
-        <w:rPr>
-          <w:rFonts w:cs="Times New Roman"/>
-          <w:b/>
-          <w:color w:val="FF0000"/>
-        </w:rPr>
-        <w:t>с</w:t>
-      </w:r>
-      <w:r>
-        <w:rPr>
-          <w:rFonts w:cs="Times New Roman"/>
-          <w:b/>
-          <w:color w:val="FF0000"/>
-          <w:lang w:val="en-US"/>
-        </w:rPr>
-        <w:t xml:space="preserve"> </w:t>
-      </w:r>
-      <w:r>
-        <w:rPr>
-          <w:rFonts w:cs="Times New Roman"/>
-          <w:b/>
-          <w:color w:val="FF0000"/>
-        </w:rPr>
-        <w:t>внешними</w:t>
-      </w:r>
-      <w:r>
-        <w:rPr>
-          <w:rFonts w:cs="Times New Roman"/>
-          <w:b/>
-          <w:color w:val="FF0000"/>
-          <w:lang w:val="en-US"/>
-        </w:rPr>
-        <w:t xml:space="preserve"> </w:t>
-      </w:r>
-      <w:r>
-        <w:rPr>
-          <w:rFonts w:cs="Times New Roman"/>
-          <w:b/>
-          <w:color w:val="FF0000"/>
-        </w:rPr>
-        <w:t>ключами</w:t>
-      </w:r>
-      <w:r>
-        <w:rPr>
-          <w:rFonts w:cs="Times New Roman"/>
-          <w:b/>
-          <w:color w:val="FF0000"/>
-          <w:lang w:val="en-US"/>
-        </w:rPr>
-        <w:t>]</w:t>
-      </w:r>
-    </w:p>
-    <w:p>
-      <w:pPr>
-        <w:pStyle w:val="af2"/>
-        <w:jc w:val="center"/>
-        <w:rPr>
-          <w:rStyle w:val="FontStyle138"/>
-        </w:rPr>
-      </w:pPr>
+          <w:lang w:eastAsia="ru-RU" w:bidi="ar-SA"/>
+        </w:rPr>
+        <w:lastRenderedPageBreak/>
+        <w:drawing>
+          <wp:inline distT="0" distB="0" distL="0" distR="0">
+            <wp:extent cx="5940425" cy="3704071"/>
+            <wp:effectExtent l="19050" t="0" r="3175" b="0"/>
+            <wp:docPr id="6" name="Рисунок 10"/>
+            <wp:cNvGraphicFramePr>
+              <a:graphicFrameLocks xmlns:a="http://schemas.openxmlformats.org/drawingml/2006/main" noChangeAspect="1"/>
+            </wp:cNvGraphicFramePr>
+            <a:graphic xmlns:a="http://schemas.openxmlformats.org/drawingml/2006/main">
+              <a:graphicData uri="http://schemas.openxmlformats.org/drawingml/2006/picture">
+                <pic:pic xmlns:pic="http://schemas.openxmlformats.org/drawingml/2006/picture">
+                  <pic:nvPicPr>
+                    <pic:cNvPr id="0" name="Picture 10"/>
+                    <pic:cNvPicPr>
+                      <a:picLocks noChangeAspect="1" noChangeArrowheads="1"/>
+                    </pic:cNvPicPr>
+                  </pic:nvPicPr>
+                  <pic:blipFill>
+                    <a:blip r:embed="rId15"/>
+                    <a:srcRect/>
+                    <a:stretch>
+                      <a:fillRect/>
+                    </a:stretch>
+                  </pic:blipFill>
+                  <pic:spPr bwMode="auto">
+                    <a:xfrm>
+                      <a:off x="0" y="0"/>
+                      <a:ext cx="5940425" cy="3704071"/>
+                    </a:xfrm>
+                    <a:prstGeom prst="rect">
+                      <a:avLst/>
+                    </a:prstGeom>
+                    <a:noFill/>
+                    <a:ln w="9525">
+                      <a:noFill/>
+                      <a:miter lim="800000"/>
+                      <a:headEnd/>
+                      <a:tailEnd/>
+                    </a:ln>
+                  </pic:spPr>
+                </pic:pic>
+              </a:graphicData>
+            </a:graphic>
+          </wp:inline>
+        </w:drawing>
+      </w:r>
       <w:r>
         <w:rPr>
           <w:rStyle w:val="FontStyle138"/>
@@ -5190,7 +5149,6 @@
         <w:ind w:left="0" w:firstLine="709"/>
       </w:pPr>
       <w:r>
-        <w:lastRenderedPageBreak/>
         <w:t>UserInvites: приглашения в организацию (адресат, организация, назначаемая роль).</w:t>
       </w:r>
     </w:p>
@@ -5282,6 +5240,7 @@
         <w:ind w:left="0" w:firstLine="709"/>
       </w:pPr>
       <w:r>
+        <w:lastRenderedPageBreak/>
         <w:t>AdrLinks: связи между ADR (тип: «связан с», «заменяет», «устарел в пользу»).</w:t>
       </w:r>
     </w:p>
@@ -5380,7 +5339,6 @@
         <w:ind w:left="0" w:firstLine="709"/>
       </w:pPr>
       <w:r>
-        <w:lastRenderedPageBreak/>
         <w:t>Интуитивность — ADR-раздел выполнен в стиле файлового проводника: папки, таблица содержимого, хлебные крошки, знакомые значки действий;</w:t>
       </w:r>
     </w:p>
@@ -5443,27 +5401,71 @@
       </w:r>
     </w:p>
     <w:p>
+      <w:pPr>
+        <w:pStyle w:val="af2"/>
+        <w:jc w:val="center"/>
+        <w:rPr>
+          <w:rStyle w:val="FontStyle138"/>
+        </w:rPr>
+      </w:pPr>
       <w:r>
         <w:rPr>
           <w:rFonts w:cs="Times New Roman"/>
           <w:b/>
+          <w:noProof/>
           <w:color w:val="FF0000"/>
-        </w:rPr>
-        <w:t>[ДИАГРАММА: UML диаграмма классов — слои: контроллеры (AdrController и др.) -&gt; менеджеры (AdrManager, AdrFolderManager и др.) -&gt; репозитории -&gt; сущности EF Core (Adr, AdrSection, AdrFolder и др.); интерфейсы Contracts]</w:t>
-      </w:r>
-    </w:p>
-    <w:p>
-      <w:pPr>
-        <w:pStyle w:val="af2"/>
-        <w:jc w:val="center"/>
+          <w:lang w:eastAsia="ru-RU" w:bidi="ar-SA"/>
+        </w:rPr>
+        <w:drawing>
+          <wp:inline distT="0" distB="0" distL="0" distR="0">
+            <wp:extent cx="5940425" cy="3380259"/>
+            <wp:effectExtent l="19050" t="0" r="3175" b="0"/>
+            <wp:docPr id="13" name="Рисунок 13"/>
+            <wp:cNvGraphicFramePr>
+              <a:graphicFrameLocks xmlns:a="http://schemas.openxmlformats.org/drawingml/2006/main" noChangeAspect="1"/>
+            </wp:cNvGraphicFramePr>
+            <a:graphic xmlns:a="http://schemas.openxmlformats.org/drawingml/2006/main">
+              <a:graphicData uri="http://schemas.openxmlformats.org/drawingml/2006/picture">
+                <pic:pic xmlns:pic="http://schemas.openxmlformats.org/drawingml/2006/picture">
+                  <pic:nvPicPr>
+                    <pic:cNvPr id="0" name="Picture 13"/>
+                    <pic:cNvPicPr>
+                      <a:picLocks noChangeAspect="1" noChangeArrowheads="1"/>
+                    </pic:cNvPicPr>
+                  </pic:nvPicPr>
+                  <pic:blipFill>
+                    <a:blip r:embed="rId16"/>
+                    <a:srcRect/>
+                    <a:stretch>
+                      <a:fillRect/>
+                    </a:stretch>
+                  </pic:blipFill>
+                  <pic:spPr bwMode="auto">
+                    <a:xfrm>
+                      <a:off x="0" y="0"/>
+                      <a:ext cx="5940425" cy="3380259"/>
+                    </a:xfrm>
+                    <a:prstGeom prst="rect">
+                      <a:avLst/>
+                    </a:prstGeom>
+                    <a:noFill/>
+                    <a:ln w="9525">
+                      <a:noFill/>
+                      <a:miter lim="800000"/>
+                      <a:headEnd/>
+                      <a:tailEnd/>
+                    </a:ln>
+                  </pic:spPr>
+                </pic:pic>
+              </a:graphicData>
+            </a:graphic>
+          </wp:inline>
+        </w:drawing>
+      </w:r>
+      <w:r>
         <w:rPr>
           <w:rStyle w:val="FontStyle138"/>
         </w:rPr>
-      </w:pPr>
-      <w:r>
-        <w:rPr>
-          <w:rStyle w:val="FontStyle138"/>
-        </w:rPr>
         <w:t>Рисунок 9 - Диаграмма классов</w:t>
       </w:r>
     </w:p>
@@ -5508,7 +5510,11 @@
         <w:t>Модуль ADR</w:t>
       </w:r>
       <w:r>
-        <w:t>: бизнес-логика сосредоточена в менеджерах (AdrManager, AdrFolderManager, AdrCommentManager, AdrLinkManager, AdrTemplateManager), валидация входных данных — в валидаторах FluentValidation, доступ к данным — в репозиториях над Entity Framework Core. Присвоение сквозного номера записи и голосование вынесены в хранимые функции PostgreSQL (create_adr, vote_adr), что исключает гонки при одновременном создании записей и голосовании.</w:t>
+        <w:t xml:space="preserve">: бизнес-логика сосредоточена в менеджерах (AdrManager, AdrFolderManager, AdrCommentManager, AdrLinkManager, AdrTemplateManager), валидация входных данных — в валидаторах FluentValidation, доступ к данным — в </w:t>
+      </w:r>
+      <w:r>
+        <w:lastRenderedPageBreak/>
+        <w:t>репозиториях над Entity Framework Core. Присвоение сквозного номера записи и голосование вынесены в хранимые функции PostgreSQL (create_adr, vote_adr), что исключает гонки при одновременном создании записей и голосовании.</w:t>
       </w:r>
     </w:p>
     <w:p>
@@ -5547,11 +5553,629 @@
         <w:rPr>
           <w:b/>
         </w:rPr>
+        <w:t>Комментарии, голоса и связи</w:t>
+      </w:r>
+      <w:r>
+        <w:t>: создание комментариев доступно любому участнику организации, правка — только автору, удаление — автору, архитектору или администратору; голосование запрещает голосовать за собственное решение; связи не допускают ссылку записи на саму себя и дублирования.</w:t>
+      </w:r>
+    </w:p>
+    <w:p>
+      <w:pPr>
+        <w:pStyle w:val="1"/>
+      </w:pPr>
+      <w:r>
+        <w:rPr>
+          <w:b/>
+        </w:rPr>
+        <w:t>Шаблоны и настройки</w:t>
+      </w:r>
+      <w:r>
+        <w:t>: встроенные шаблоны («Минимальный», «Базовый») защищены от изменения; порог голосов для автоматического утверждения настраивается администратором организации.</w:t>
+      </w:r>
+    </w:p>
+    <w:p>
+      <w:pPr>
+        <w:pStyle w:val="1"/>
+      </w:pPr>
+      <w:r>
+        <w:rPr>
+          <w:b/>
+        </w:rPr>
+        <w:t>Экспорт в Markdown</w:t>
+      </w:r>
+      <w:r>
+        <w:t>: экспорт отдельной записи и всех утверждённых записей организации формирует документ с номером, заголовком, статусом, автором, датой создания и разделами.</w:t>
+      </w:r>
+    </w:p>
+    <w:p>
+      <w:pPr>
+        <w:pStyle w:val="1"/>
+      </w:pPr>
+      <w:r>
+        <w:rPr>
+          <w:b/>
+        </w:rPr>
+        <w:t>Валидация и обработка ошибок</w:t>
+      </w:r>
+      <w:r>
+        <w:t>: ошибки валидации возвращаются со статусом 422 (Unprocessable Entity) и списком полей; недопустимые бизнес-операции (например, неверный переход статуса) — 406 (Not Acceptable) с понятным сообщением; отсутствие сущности — 404; нарушение прав — 403. Единые фильтры исключений гарантируют, что служебная информация не раскрывается клиенту.</w:t>
+      </w:r>
+    </w:p>
+    <w:p>
+      <w:pPr>
+        <w:pStyle w:val="afd"/>
+      </w:pPr>
+      <w:r>
+        <w:t>Пример реализации:</w:t>
+      </w:r>
+    </w:p>
+    <w:p>
+      <w:pPr>
+        <w:pStyle w:val="afd"/>
+      </w:pPr>
+      <w:r>
+        <w:t>Для иллюстрации реализации жизненного цикла ADR ниже приведена матрица допустимых переходов статусов с проверкой роли (метод IsTransitionAllowed сервиса AdrManager):</w:t>
+      </w:r>
+    </w:p>
+    <w:tbl>
+      <w:tblPr>
+        <w:tblStyle w:val="aff2"/>
+        <w:tblW w:w="0" w:type="auto"/>
+        <w:tblLook w:val="04A0"/>
+      </w:tblPr>
+      <w:tblGrid>
+        <w:gridCol w:w="9571"/>
+      </w:tblGrid>
+      <w:tr>
+        <w:tc>
+          <w:tcPr>
+            <w:tcW w:w="9571" w:type="dxa"/>
+          </w:tcPr>
+          <w:p>
+            <w:pPr>
+              <w:rPr>
+                <w:rFonts w:ascii="Courier New" w:hAnsi="Courier New" w:cs="Courier New"/>
+                <w:sz w:val="20"/>
+                <w:lang w:val="en-US"/>
+              </w:rPr>
+            </w:pPr>
+            <w:r>
+              <w:rPr>
+                <w:rFonts w:ascii="Courier New" w:hAnsi="Courier New" w:cs="Courier New"/>
+                <w:sz w:val="20"/>
+                <w:lang w:val="en-US"/>
+              </w:rPr>
+              <w:t>private static bool IsTransitionAllowed(AdrStatus current, AdrStatus target, Role role, bool isAuthor)</w:t>
+            </w:r>
+          </w:p>
+          <w:p>
+            <w:pPr>
+              <w:rPr>
+                <w:rFonts w:ascii="Courier New" w:hAnsi="Courier New" w:cs="Courier New"/>
+                <w:sz w:val="20"/>
+                <w:lang w:val="en-US"/>
+              </w:rPr>
+            </w:pPr>
+            <w:r>
+              <w:rPr>
+                <w:rFonts w:ascii="Courier New" w:hAnsi="Courier New" w:cs="Courier New"/>
+                <w:sz w:val="20"/>
+                <w:lang w:val="en-US"/>
+              </w:rPr>
+              <w:t xml:space="preserve">        =&gt; (current, target) switch</w:t>
+            </w:r>
+          </w:p>
+          <w:p>
+            <w:pPr>
+              <w:rPr>
+                <w:rFonts w:ascii="Courier New" w:hAnsi="Courier New" w:cs="Courier New"/>
+                <w:sz w:val="20"/>
+                <w:lang w:val="en-US"/>
+              </w:rPr>
+            </w:pPr>
+            <w:r>
+              <w:rPr>
+                <w:rFonts w:ascii="Courier New" w:hAnsi="Courier New" w:cs="Courier New"/>
+                <w:sz w:val="20"/>
+                <w:lang w:val="en-US"/>
+              </w:rPr>
+              <w:t xml:space="preserve">        {</w:t>
+            </w:r>
+          </w:p>
+          <w:p>
+            <w:pPr>
+              <w:rPr>
+                <w:rFonts w:ascii="Courier New" w:hAnsi="Courier New" w:cs="Courier New"/>
+                <w:sz w:val="20"/>
+                <w:lang w:val="en-US"/>
+              </w:rPr>
+            </w:pPr>
+            <w:r>
+              <w:rPr>
+                <w:rFonts w:ascii="Courier New" w:hAnsi="Courier New" w:cs="Courier New"/>
+                <w:sz w:val="20"/>
+                <w:lang w:val="en-US"/>
+              </w:rPr>
+              <w:t xml:space="preserve">            (AdrStatus.Draft, AdrStatus.Proposed) =&gt; role is Role.Admin or Role.Architect,</w:t>
+            </w:r>
+          </w:p>
+          <w:p>
+            <w:pPr>
+              <w:rPr>
+                <w:rFonts w:ascii="Courier New" w:hAnsi="Courier New" w:cs="Courier New"/>
+                <w:sz w:val="20"/>
+                <w:lang w:val="en-US"/>
+              </w:rPr>
+            </w:pPr>
+            <w:r>
+              <w:rPr>
+                <w:rFonts w:ascii="Courier New" w:hAnsi="Courier New" w:cs="Courier New"/>
+                <w:sz w:val="20"/>
+                <w:lang w:val="en-US"/>
+              </w:rPr>
+              <w:t xml:space="preserve">            (AdrStatus.Proposed, AdrStatus.Approved) =&gt; role == Role.Admin,</w:t>
+            </w:r>
+          </w:p>
+          <w:p>
+            <w:pPr>
+              <w:rPr>
+                <w:rFonts w:ascii="Courier New" w:hAnsi="Courier New" w:cs="Courier New"/>
+                <w:sz w:val="20"/>
+                <w:lang w:val="en-US"/>
+              </w:rPr>
+            </w:pPr>
+            <w:r>
+              <w:rPr>
+                <w:rFonts w:ascii="Courier New" w:hAnsi="Courier New" w:cs="Courier New"/>
+                <w:sz w:val="20"/>
+                <w:lang w:val="en-US"/>
+              </w:rPr>
+              <w:t xml:space="preserve">            (AdrStatus.Proposed, AdrStatus.Rejected) =&gt; role == Role.Admin,</w:t>
+            </w:r>
+          </w:p>
+          <w:p>
+            <w:pPr>
+              <w:rPr>
+                <w:rFonts w:ascii="Courier New" w:hAnsi="Courier New" w:cs="Courier New"/>
+                <w:sz w:val="20"/>
+                <w:lang w:val="en-US"/>
+              </w:rPr>
+            </w:pPr>
+            <w:r>
+              <w:rPr>
+                <w:rFonts w:ascii="Courier New" w:hAnsi="Courier New" w:cs="Courier New"/>
+                <w:sz w:val="20"/>
+                <w:lang w:val="en-US"/>
+              </w:rPr>
+              <w:lastRenderedPageBreak/>
+              <w:t xml:space="preserve">            (AdrStatus.Approved, AdrStatus.NeedsRevision) =&gt; role == Role.Admin,</w:t>
+            </w:r>
+          </w:p>
+          <w:p>
+            <w:pPr>
+              <w:rPr>
+                <w:rFonts w:ascii="Courier New" w:hAnsi="Courier New" w:cs="Courier New"/>
+                <w:sz w:val="20"/>
+                <w:lang w:val="en-US"/>
+              </w:rPr>
+            </w:pPr>
+            <w:r>
+              <w:rPr>
+                <w:rFonts w:ascii="Courier New" w:hAnsi="Courier New" w:cs="Courier New"/>
+                <w:sz w:val="20"/>
+                <w:lang w:val="en-US"/>
+              </w:rPr>
+              <w:t xml:space="preserve">            (AdrStatus.Approved, AdrStatus.Deprecated) =&gt; role == Role.Admin || isAuthor,</w:t>
+            </w:r>
+          </w:p>
+          <w:p>
+            <w:pPr>
+              <w:rPr>
+                <w:rFonts w:ascii="Courier New" w:hAnsi="Courier New" w:cs="Courier New"/>
+                <w:sz w:val="20"/>
+                <w:lang w:val="en-US"/>
+              </w:rPr>
+            </w:pPr>
+            <w:r>
+              <w:rPr>
+                <w:rFonts w:ascii="Courier New" w:hAnsi="Courier New" w:cs="Courier New"/>
+                <w:sz w:val="20"/>
+                <w:lang w:val="en-US"/>
+              </w:rPr>
+              <w:t xml:space="preserve">            (AdrStatus.NeedsRevision, AdrStatus.Approved) =&gt; role == Role.Admin,</w:t>
+            </w:r>
+          </w:p>
+          <w:p>
+            <w:pPr>
+              <w:rPr>
+                <w:rFonts w:ascii="Courier New" w:hAnsi="Courier New" w:cs="Courier New"/>
+                <w:sz w:val="20"/>
+                <w:lang w:val="en-US"/>
+              </w:rPr>
+            </w:pPr>
+            <w:r>
+              <w:rPr>
+                <w:rFonts w:ascii="Courier New" w:hAnsi="Courier New" w:cs="Courier New"/>
+                <w:sz w:val="20"/>
+                <w:lang w:val="en-US"/>
+              </w:rPr>
+              <w:t xml:space="preserve">            (AdrStatus.NeedsRevision, AdrStatus.Proposed) =&gt; role is Role.Admin or Role.Architect,</w:t>
+            </w:r>
+          </w:p>
+          <w:p>
+            <w:pPr>
+              <w:rPr>
+                <w:rFonts w:ascii="Courier New" w:hAnsi="Courier New" w:cs="Courier New"/>
+                <w:sz w:val="20"/>
+                <w:lang w:val="en-US"/>
+              </w:rPr>
+            </w:pPr>
+            <w:r>
+              <w:rPr>
+                <w:rFonts w:ascii="Courier New" w:hAnsi="Courier New" w:cs="Courier New"/>
+                <w:sz w:val="20"/>
+                <w:lang w:val="en-US"/>
+              </w:rPr>
+              <w:t xml:space="preserve">            (AdrStatus.NeedsRevision, AdrStatus.Deprecated) =&gt; role == Role.Admin || isAuthor,</w:t>
+            </w:r>
+          </w:p>
+          <w:p>
+            <w:pPr>
+              <w:rPr>
+                <w:rFonts w:ascii="Courier New" w:hAnsi="Courier New" w:cs="Courier New"/>
+                <w:sz w:val="20"/>
+                <w:lang w:val="en-US"/>
+              </w:rPr>
+            </w:pPr>
+            <w:r>
+              <w:rPr>
+                <w:rFonts w:ascii="Courier New" w:hAnsi="Courier New" w:cs="Courier New"/>
+                <w:sz w:val="20"/>
+                <w:lang w:val="en-US"/>
+              </w:rPr>
+              <w:t xml:space="preserve">            (AdrStatus.Rejected, AdrStatus.Proposed) =&gt; role == Role.Admin,</w:t>
+            </w:r>
+          </w:p>
+          <w:p>
+            <w:pPr>
+              <w:rPr>
+                <w:rFonts w:ascii="Courier New" w:hAnsi="Courier New" w:cs="Courier New"/>
+                <w:sz w:val="20"/>
+                <w:lang w:val="en-US"/>
+              </w:rPr>
+            </w:pPr>
+            <w:r>
+              <w:rPr>
+                <w:rFonts w:ascii="Courier New" w:hAnsi="Courier New" w:cs="Courier New"/>
+                <w:sz w:val="20"/>
+                <w:lang w:val="en-US"/>
+              </w:rPr>
+              <w:t xml:space="preserve">            _ =&gt; false,</w:t>
+            </w:r>
+          </w:p>
+          <w:p>
+            <w:r>
+              <w:rPr>
+                <w:rFonts w:ascii="Courier New" w:hAnsi="Courier New" w:cs="Courier New"/>
+                <w:sz w:val="20"/>
+                <w:lang w:val="en-US"/>
+              </w:rPr>
+              <w:t xml:space="preserve">        };</w:t>
+            </w:r>
+          </w:p>
+        </w:tc>
+      </w:tr>
+    </w:tbl>
+    <w:p>
+      <w:pPr>
+        <w:pStyle w:val="afd"/>
+      </w:pPr>
+    </w:p>
+    <w:p>
+      <w:pPr>
+        <w:rPr>
+          <w:rFonts w:cs="Times New Roman"/>
+        </w:rPr>
+      </w:pPr>
+      <w:r>
+        <w:rPr>
+          <w:rFonts w:cs="Times New Roman"/>
+        </w:rPr>
+        <w:t>После успешного перехода применяется правило моментального утверждения: если в н</w:t>
+      </w:r>
+      <w:r>
+        <w:rPr>
+          <w:rFonts w:cs="Times New Roman"/>
+        </w:rPr>
+        <w:t>а</w:t>
+      </w:r>
+      <w:r>
+        <w:rPr>
+          <w:rFonts w:cs="Times New Roman"/>
+        </w:rPr>
+        <w:t>стройках организации порог голосов равен нулю, запись сразу получает статус «Утве</w:t>
+      </w:r>
+      <w:r>
+        <w:rPr>
+          <w:rFonts w:cs="Times New Roman"/>
+        </w:rPr>
+        <w:t>р</w:t>
+      </w:r>
+      <w:r>
+        <w:rPr>
+          <w:rFonts w:cs="Times New Roman"/>
+        </w:rPr>
+        <w:t>ждён» (метод ApplyInstantApprovalAsync):</w:t>
+      </w:r>
+    </w:p>
+    <w:p/>
+    <w:tbl>
+      <w:tblPr>
+        <w:tblStyle w:val="aff2"/>
+        <w:tblW w:w="0" w:type="auto"/>
+        <w:tblLook w:val="04A0"/>
+      </w:tblPr>
+      <w:tblGrid>
+        <w:gridCol w:w="9571"/>
+      </w:tblGrid>
+      <w:tr>
+        <w:tc>
+          <w:tcPr>
+            <w:tcW w:w="9571" w:type="dxa"/>
+          </w:tcPr>
+          <w:p>
+            <w:pPr>
+              <w:pStyle w:val="caption1"/>
+              <w:rPr>
+                <w:b w:val="0"/>
+                <w:sz w:val="24"/>
+                <w:lang w:val="en-US"/>
+              </w:rPr>
+            </w:pPr>
+            <w:r>
+              <w:rPr>
+                <w:b w:val="0"/>
+                <w:sz w:val="24"/>
+                <w:lang w:val="en-US"/>
+              </w:rPr>
+              <w:t>private async Task ApplyInstantApprovalAsync(Guid organizationId, A</w:t>
+            </w:r>
+            <w:r>
+              <w:rPr>
+                <w:b w:val="0"/>
+                <w:sz w:val="24"/>
+                <w:lang w:val="en-US"/>
+              </w:rPr>
+              <w:t>c</w:t>
+            </w:r>
+            <w:r>
+              <w:rPr>
+                <w:b w:val="0"/>
+                <w:sz w:val="24"/>
+                <w:lang w:val="en-US"/>
+              </w:rPr>
+              <w:t>tion&lt;AdrStatus&gt; setStatus, CancellationToken cancellationToken)</w:t>
+            </w:r>
+          </w:p>
+          <w:p>
+            <w:pPr>
+              <w:pStyle w:val="caption1"/>
+              <w:rPr>
+                <w:b w:val="0"/>
+                <w:sz w:val="24"/>
+                <w:lang w:val="en-US"/>
+              </w:rPr>
+            </w:pPr>
+            <w:r>
+              <w:rPr>
+                <w:b w:val="0"/>
+                <w:sz w:val="24"/>
+                <w:lang w:val="en-US"/>
+              </w:rPr>
+              <w:t xml:space="preserve">    {</w:t>
+            </w:r>
+          </w:p>
+          <w:p>
+            <w:pPr>
+              <w:pStyle w:val="caption1"/>
+              <w:rPr>
+                <w:b w:val="0"/>
+                <w:sz w:val="24"/>
+                <w:lang w:val="en-US"/>
+              </w:rPr>
+            </w:pPr>
+            <w:r>
+              <w:rPr>
+                <w:b w:val="0"/>
+                <w:sz w:val="24"/>
+                <w:lang w:val="en-US"/>
+              </w:rPr>
+              <w:t xml:space="preserve">        var settings = await adrOrganizationSettingsReadReposit</w:t>
+            </w:r>
+            <w:r>
+              <w:rPr>
+                <w:b w:val="0"/>
+                <w:sz w:val="24"/>
+                <w:lang w:val="en-US"/>
+              </w:rPr>
+              <w:t>o</w:t>
+            </w:r>
+            <w:r>
+              <w:rPr>
+                <w:b w:val="0"/>
+                <w:sz w:val="24"/>
+                <w:lang w:val="en-US"/>
+              </w:rPr>
+              <w:t>ry.GetByOrganizationIdAsync(organizationId, cancellationToken);</w:t>
+            </w:r>
+          </w:p>
+          <w:p>
+            <w:pPr>
+              <w:pStyle w:val="caption1"/>
+              <w:rPr>
+                <w:b w:val="0"/>
+                <w:sz w:val="24"/>
+                <w:lang w:val="en-US"/>
+              </w:rPr>
+            </w:pPr>
+            <w:r>
+              <w:rPr>
+                <w:b w:val="0"/>
+                <w:sz w:val="24"/>
+                <w:lang w:val="en-US"/>
+              </w:rPr>
+              <w:t xml:space="preserve">        var threshold = settings?.LikesRequiredForApproval ?? DefaultLikesRequiredF</w:t>
+            </w:r>
+            <w:r>
+              <w:rPr>
+                <w:b w:val="0"/>
+                <w:sz w:val="24"/>
+                <w:lang w:val="en-US"/>
+              </w:rPr>
+              <w:t>o</w:t>
+            </w:r>
+            <w:r>
+              <w:rPr>
+                <w:b w:val="0"/>
+                <w:sz w:val="24"/>
+                <w:lang w:val="en-US"/>
+              </w:rPr>
+              <w:t>rApproval;</w:t>
+            </w:r>
+          </w:p>
+          <w:p>
+            <w:pPr>
+              <w:pStyle w:val="caption1"/>
+              <w:rPr>
+                <w:b w:val="0"/>
+                <w:sz w:val="24"/>
+                <w:lang w:val="en-US"/>
+              </w:rPr>
+            </w:pPr>
+            <w:r>
+              <w:rPr>
+                <w:b w:val="0"/>
+                <w:sz w:val="24"/>
+                <w:lang w:val="en-US"/>
+              </w:rPr>
+              <w:t xml:space="preserve">        if (threshold == 0)</w:t>
+            </w:r>
+          </w:p>
+          <w:p>
+            <w:pPr>
+              <w:pStyle w:val="caption1"/>
+              <w:rPr>
+                <w:b w:val="0"/>
+                <w:sz w:val="24"/>
+                <w:lang w:val="en-US"/>
+              </w:rPr>
+            </w:pPr>
+            <w:r>
+              <w:rPr>
+                <w:b w:val="0"/>
+                <w:sz w:val="24"/>
+                <w:lang w:val="en-US"/>
+              </w:rPr>
+              <w:t xml:space="preserve">        {</w:t>
+            </w:r>
+          </w:p>
+          <w:p>
+            <w:pPr>
+              <w:pStyle w:val="caption1"/>
+              <w:rPr>
+                <w:b w:val="0"/>
+                <w:sz w:val="24"/>
+                <w:lang w:val="en-US"/>
+              </w:rPr>
+            </w:pPr>
+            <w:r>
+              <w:rPr>
+                <w:b w:val="0"/>
+                <w:sz w:val="24"/>
+                <w:lang w:val="en-US"/>
+              </w:rPr>
+              <w:t xml:space="preserve">            setStatus(AdrStatus.Approved);</w:t>
+            </w:r>
+          </w:p>
+          <w:p>
+            <w:pPr>
+              <w:pStyle w:val="caption1"/>
+              <w:rPr>
+                <w:b w:val="0"/>
+                <w:sz w:val="24"/>
+              </w:rPr>
+            </w:pPr>
+            <w:r>
+              <w:rPr>
+                <w:b w:val="0"/>
+                <w:sz w:val="24"/>
+                <w:lang w:val="en-US"/>
+              </w:rPr>
+              <w:t xml:space="preserve">        </w:t>
+            </w:r>
+            <w:r>
+              <w:rPr>
+                <w:b w:val="0"/>
+                <w:sz w:val="24"/>
+              </w:rPr>
+              <w:t>}</w:t>
+            </w:r>
+          </w:p>
+          <w:p>
+            <w:pPr>
+              <w:pStyle w:val="caption1"/>
+              <w:ind w:firstLine="0"/>
+            </w:pPr>
+            <w:r>
+              <w:rPr>
+                <w:b w:val="0"/>
+                <w:sz w:val="24"/>
+              </w:rPr>
+              <w:t xml:space="preserve">    }</w:t>
+            </w:r>
+          </w:p>
+        </w:tc>
+      </w:tr>
+    </w:tbl>
+    <w:p>
+      <w:pPr>
+        <w:pStyle w:val="caption1"/>
+      </w:pPr>
+      <w:r>
+        <w:t>3.2. Реализация интерфейсов</w:t>
+      </w:r>
+    </w:p>
+    <w:p>
+      <w:pPr>
+        <w:pStyle w:val="afd"/>
+      </w:pPr>
+      <w:r>
+        <w:t>Реализация пользовательского интерфейса портала CADR осуществлялась на Blazor WebAssembly с использованием собственной компонентной библиотеки поверх Bootstrap. Такой подход обеспечил консистентность интерфейса, типобезопасность и единый язык разработки с серверной частью.</w:t>
+      </w:r>
+    </w:p>
+    <w:p>
+      <w:pPr>
+        <w:pStyle w:val="afd"/>
+      </w:pPr>
+      <w:r>
+        <w:t>Для реализации интерфейсов применялись следующие подходы и технологии:</w:t>
+      </w:r>
+    </w:p>
+    <w:p>
+      <w:pPr>
+        <w:pStyle w:val="1"/>
+      </w:pPr>
+      <w:r>
+        <w:t>Компонентная библиотека: переиспользуемые компоненты (таблицы, модальные окна, offcanvas-панели, выпадающие списки, хлебные крошки, «капсулы» статусов, аккордеоны, поля форм) собраны в отдельном проекте и используются всеми страницами, что предотвращает дублирование разметки и упрощает внесение изменений.</w:t>
+      </w:r>
+    </w:p>
+    <w:p>
+      <w:pPr>
+        <w:pStyle w:val="1"/>
+      </w:pPr>
+      <w:r>
         <w:lastRenderedPageBreak/>
-        <w:t>Комментарии, голоса и связи</w:t>
-      </w:r>
-      <w:r>
-        <w:t>: создание комментариев доступно любому участнику организации, правка — только автору, удаление — автору, архитектору или администратору; голосование запрещает голосовать за собственное решение; связи не допускают ссылку записи на саму себя и дублирования.</w:t>
+        <w:t>Типизированный API-клиент: клиент C# сгенерирован инструментом NSwag из OpenAPI-спецификации API. Все вызовы сервера типизированы, модели запросов и ответов не дублируются вручную.</w:t>
       </w:r>
     </w:p>
     <w:p>
@@ -5559,13 +6183,7 @@
         <w:pStyle w:val="1"/>
       </w:pPr>
       <w:r>
-        <w:rPr>
-          <w:b/>
-        </w:rPr>
-        <w:t>Шаблоны и настройки</w:t>
-      </w:r>
-      <w:r>
-        <w:t>: встроенные шаблоны («Минимальный», «Базовый») защищены от изменения; порог голосов для автоматического утверждения настраивается администратором организации.</w:t>
+        <w:t>Аутентификация на портале: при запуске портал проверяет наличие действительного токена доступа; при его отсутствии или истечении незаметно для пользователя выполняется запрос обновления токена по refresh-куке. Состояние авторизации интегрировано со стандартными механизмами Blazor (AuthorizeRouteView): страницы и кнопки, недоступные по роли, скрываются, а переход к защищённым страницам перенаправляет на вход.</w:t>
       </w:r>
     </w:p>
     <w:p>
@@ -5573,13 +6191,7 @@
         <w:pStyle w:val="1"/>
       </w:pPr>
       <w:r>
-        <w:rPr>
-          <w:b/>
-        </w:rPr>
-        <w:t>Экспорт в Markdown</w:t>
-      </w:r>
-      <w:r>
-        <w:t>: экспорт отдельной записи и всех утверждённых записей организации формирует документ с номером, заголовком, статусом, автором, датой создания и разделами.</w:t>
+        <w:t>Интерактивность: перемещение записей и папок перетаскиванием (HTML5 Drag and Drop) как на папки, так и на элементы хлебных крошек; модальные окна и offcanvas-панели для приглашений и смены роли; «капсулы» статусов с цветовыми кодами и счётчиками; динамические подсказки разделов из шаблона.</w:t>
       </w:r>
     </w:p>
     <w:p>
@@ -5587,13 +6199,23 @@
         <w:pStyle w:val="1"/>
       </w:pPr>
       <w:r>
-        <w:rPr>
-          <w:b/>
-        </w:rPr>
-        <w:t>Валидация и обработка ошибок</w:t>
-      </w:r>
-      <w:r>
-        <w:t>: ошибки валидации возвращаются со статусом 422 (Unprocessable Entity) и списком полей; недопустимые бизнес-операции (например, неверный переход статуса) — 406 (Not Acceptable) с понятным сообщением; отсутствие сущности — 404; нарушение прав — 403. Единые фильтры исключений гарантируют, что служебная информация не раскрывается клиенту.</w:t>
+        <w:t>Экспорт файлов: скачивание экспортированных Markdown-документов реализовано через JS-interop.</w:t>
+      </w:r>
+    </w:p>
+    <w:p>
+      <w:pPr>
+        <w:pStyle w:val="1"/>
+      </w:pPr>
+      <w:r>
+        <w:t>Обработка ошибок: компонент ErrorBoundary отображает понятную страницу ошибки вместо «белого экрана»; сообщения об ошибках API выводятся пользователю в доступной форме.</w:t>
+      </w:r>
+    </w:p>
+    <w:p>
+      <w:pPr>
+        <w:pStyle w:val="caption1"/>
+      </w:pPr>
+      <w:r>
+        <w:t>3.3. Тестирование</w:t>
       </w:r>
     </w:p>
     <w:p>
@@ -5601,7 +6223,7 @@
         <w:pStyle w:val="afd"/>
       </w:pPr>
       <w:r>
-        <w:t>Пример реализации:</w:t>
+        <w:t>Тестирование веб-приложения CADR проводилось с целью проверки соответствия разработанной системы требованиям, выявления ошибок и обеспечения стабильной работы всех функциональных модулей.</w:t>
       </w:r>
     </w:p>
     <w:p>
@@ -5609,502 +6231,6 @@
         <w:pStyle w:val="afd"/>
       </w:pPr>
       <w:r>
-        <w:t>Для иллюстрации реализации жизненного цикла ADR ниже приведена матрица допустимых переходов статусов с проверкой роли (метод IsTransitionAllowed сервиса AdrManager):</w:t>
-      </w:r>
-    </w:p>
-    <w:p>
-      <w:pPr>
-        <w:rPr>
-          <w:lang w:val="en-US"/>
-        </w:rPr>
-      </w:pPr>
-      <w:r>
-        <w:rPr>
-          <w:rFonts w:ascii="Courier New" w:hAnsi="Courier New" w:cs="Courier New"/>
-          <w:sz w:val="20"/>
-          <w:lang w:val="en-US"/>
-        </w:rPr>
-        <w:t>private static bool IsTransitionAllowed(AdrStatus current, AdrStatus target, Role role, bool isAuthor)</w:t>
-      </w:r>
-    </w:p>
-    <w:p>
-      <w:pPr>
-        <w:rPr>
-          <w:lang w:val="en-US"/>
-        </w:rPr>
-      </w:pPr>
-      <w:r>
-        <w:rPr>
-          <w:rFonts w:ascii="Courier New" w:hAnsi="Courier New" w:cs="Courier New"/>
-          <w:sz w:val="20"/>
-          <w:lang w:val="en-US"/>
-        </w:rPr>
-        <w:t xml:space="preserve">    =&gt; (current, target) switch</w:t>
-      </w:r>
-    </w:p>
-    <w:p>
-      <w:pPr>
-        <w:rPr>
-          <w:lang w:val="en-US"/>
-        </w:rPr>
-      </w:pPr>
-      <w:r>
-        <w:rPr>
-          <w:rFonts w:ascii="Courier New" w:hAnsi="Courier New" w:cs="Courier New"/>
-          <w:sz w:val="20"/>
-          <w:lang w:val="en-US"/>
-        </w:rPr>
-        <w:t xml:space="preserve">    {</w:t>
-      </w:r>
-    </w:p>
-    <w:p>
-      <w:pPr>
-        <w:rPr>
-          <w:lang w:val="en-US"/>
-        </w:rPr>
-      </w:pPr>
-      <w:r>
-        <w:rPr>
-          <w:rFonts w:cs="Times New Roman"/>
-          <w:lang w:val="en-US"/>
-        </w:rPr>
-        <w:t>(AdrStatus.Draft, AdrStatus.Proposed) =&gt; role is Role.Admin or Role.Architect,</w:t>
-      </w:r>
-    </w:p>
-    <w:p>
-      <w:pPr>
-        <w:rPr>
-          <w:lang w:val="en-US"/>
-        </w:rPr>
-      </w:pPr>
-      <w:r>
-        <w:rPr>
-          <w:rFonts w:cs="Times New Roman"/>
-          <w:lang w:val="en-US"/>
-        </w:rPr>
-        <w:t>(AdrStatus.Proposed, AdrStatus.Approved) =&gt; role == Role.Admin,</w:t>
-      </w:r>
-    </w:p>
-    <w:p>
-      <w:pPr>
-        <w:rPr>
-          <w:lang w:val="en-US"/>
-        </w:rPr>
-      </w:pPr>
-      <w:r>
-        <w:rPr>
-          <w:rFonts w:cs="Times New Roman"/>
-          <w:lang w:val="en-US"/>
-        </w:rPr>
-        <w:t>(AdrStatus.Proposed, AdrStatus.Rejected) =&gt; role == Role.Admin,</w:t>
-      </w:r>
-    </w:p>
-    <w:p>
-      <w:pPr>
-        <w:rPr>
-          <w:lang w:val="en-US"/>
-        </w:rPr>
-      </w:pPr>
-      <w:r>
-        <w:rPr>
-          <w:rFonts w:cs="Times New Roman"/>
-          <w:lang w:val="en-US"/>
-        </w:rPr>
-        <w:t>(AdrStatus.Approved, AdrStatus.NeedsRevision) =&gt; role == Role.Admin,</w:t>
-      </w:r>
-    </w:p>
-    <w:p>
-      <w:pPr>
-        <w:rPr>
-          <w:lang w:val="en-US"/>
-        </w:rPr>
-      </w:pPr>
-      <w:r>
-        <w:rPr>
-          <w:rFonts w:cs="Times New Roman"/>
-          <w:lang w:val="en-US"/>
-        </w:rPr>
-        <w:t>(AdrStatus.Approved, AdrStatus.Deprecated) =&gt; role == Role.Admin || isAuthor,</w:t>
-      </w:r>
-    </w:p>
-    <w:p>
-      <w:pPr>
-        <w:rPr>
-          <w:lang w:val="en-US"/>
-        </w:rPr>
-      </w:pPr>
-      <w:r>
-        <w:rPr>
-          <w:rFonts w:cs="Times New Roman"/>
-          <w:lang w:val="en-US"/>
-        </w:rPr>
-        <w:t>(AdrStatus.NeedsRevision, AdrStatus.Approved) =&gt; role == Role.Admin,</w:t>
-      </w:r>
-    </w:p>
-    <w:p>
-      <w:pPr>
-        <w:rPr>
-          <w:lang w:val="en-US"/>
-        </w:rPr>
-      </w:pPr>
-      <w:r>
-        <w:rPr>
-          <w:rFonts w:cs="Times New Roman"/>
-          <w:lang w:val="en-US"/>
-        </w:rPr>
-        <w:t>(AdrStatus.NeedsRevision, AdrStatus.Proposed) =&gt; role is Role.Admin or Role.Architect,</w:t>
-      </w:r>
-    </w:p>
-    <w:p>
-      <w:pPr>
-        <w:rPr>
-          <w:lang w:val="en-US"/>
-        </w:rPr>
-      </w:pPr>
-      <w:r>
-        <w:rPr>
-          <w:rFonts w:cs="Times New Roman"/>
-          <w:lang w:val="en-US"/>
-        </w:rPr>
-        <w:t>(AdrStatus.NeedsRevision, AdrStatus.Deprecated) =&gt; role == Role.Admin || isAuthor,</w:t>
-      </w:r>
-    </w:p>
-    <w:p>
-      <w:pPr>
-        <w:rPr>
-          <w:lang w:val="en-US"/>
-        </w:rPr>
-      </w:pPr>
-      <w:r>
-        <w:rPr>
-          <w:rFonts w:cs="Times New Roman"/>
-          <w:lang w:val="en-US"/>
-        </w:rPr>
-        <w:t>(AdrStatus.Rejected, AdrStatus.Proposed) =&gt; role == Role.Admin,</w:t>
-      </w:r>
-    </w:p>
-    <w:p>
-      <w:r>
-        <w:rPr>
-          <w:rFonts w:cs="Times New Roman"/>
-        </w:rPr>
-        <w:t>_ =&gt; false,</w:t>
-      </w:r>
-    </w:p>
-    <w:p>
-      <w:r>
-        <w:rPr>
-          <w:rFonts w:ascii="Courier New" w:hAnsi="Courier New" w:cs="Courier New"/>
-          <w:sz w:val="20"/>
-        </w:rPr>
-        <w:t xml:space="preserve">    };</w:t>
-      </w:r>
-    </w:p>
-    <w:p>
-      <w:r>
-        <w:rPr>
-          <w:rFonts w:cs="Times New Roman"/>
-        </w:rPr>
-        <w:t>После успешного перехода применяется правило моментального утверждения: если в н</w:t>
-      </w:r>
-      <w:r>
-        <w:rPr>
-          <w:rFonts w:cs="Times New Roman"/>
-        </w:rPr>
-        <w:t>а</w:t>
-      </w:r>
-      <w:r>
-        <w:rPr>
-          <w:rFonts w:cs="Times New Roman"/>
-        </w:rPr>
-        <w:t>стройках организации порог голосов равен нулю, запись сразу получает статус «Утве</w:t>
-      </w:r>
-      <w:r>
-        <w:rPr>
-          <w:rFonts w:cs="Times New Roman"/>
-        </w:rPr>
-        <w:t>р</w:t>
-      </w:r>
-      <w:r>
-        <w:rPr>
-          <w:rFonts w:cs="Times New Roman"/>
-        </w:rPr>
-        <w:t>ждён» (метод ApplyInstantApprovalAsync):</w:t>
-      </w:r>
-    </w:p>
-    <w:p>
-      <w:pPr>
-        <w:rPr>
-          <w:lang w:val="en-US"/>
-        </w:rPr>
-      </w:pPr>
-      <w:r>
-        <w:rPr>
-          <w:rFonts w:ascii="Courier New" w:hAnsi="Courier New" w:cs="Courier New"/>
-          <w:sz w:val="20"/>
-          <w:lang w:val="en-US"/>
-        </w:rPr>
-        <w:t>private async Task ApplyInstantApprovalAsync(Guid organizationId, A</w:t>
-      </w:r>
-      <w:r>
-        <w:rPr>
-          <w:rFonts w:ascii="Courier New" w:hAnsi="Courier New" w:cs="Courier New"/>
-          <w:sz w:val="20"/>
-          <w:lang w:val="en-US"/>
-        </w:rPr>
-        <w:t>c</w:t>
-      </w:r>
-      <w:r>
-        <w:rPr>
-          <w:rFonts w:ascii="Courier New" w:hAnsi="Courier New" w:cs="Courier New"/>
-          <w:sz w:val="20"/>
-          <w:lang w:val="en-US"/>
-        </w:rPr>
-        <w:t>tion&lt;AdrStatus&gt; setStatus, CancellationToken cancellationToken)</w:t>
-      </w:r>
-    </w:p>
-    <w:p>
-      <w:pPr>
-        <w:rPr>
-          <w:lang w:val="en-US"/>
-        </w:rPr>
-      </w:pPr>
-      <w:r>
-        <w:rPr>
-          <w:rFonts w:ascii="Courier New" w:hAnsi="Courier New" w:cs="Courier New"/>
-          <w:sz w:val="20"/>
-          <w:lang w:val="en-US"/>
-        </w:rPr>
-        <w:t>{</w:t>
-      </w:r>
-    </w:p>
-    <w:p>
-      <w:pPr>
-        <w:rPr>
-          <w:lang w:val="en-US"/>
-        </w:rPr>
-      </w:pPr>
-      <w:r>
-        <w:rPr>
-          <w:rFonts w:ascii="Courier New" w:hAnsi="Courier New" w:cs="Courier New"/>
-          <w:sz w:val="20"/>
-          <w:lang w:val="en-US"/>
-        </w:rPr>
-        <w:t xml:space="preserve">    var settings = await adrOrganizationSettingsReadReposit</w:t>
-      </w:r>
-      <w:r>
-        <w:rPr>
-          <w:rFonts w:ascii="Courier New" w:hAnsi="Courier New" w:cs="Courier New"/>
-          <w:sz w:val="20"/>
-          <w:lang w:val="en-US"/>
-        </w:rPr>
-        <w:t>o</w:t>
-      </w:r>
-      <w:r>
-        <w:rPr>
-          <w:rFonts w:ascii="Courier New" w:hAnsi="Courier New" w:cs="Courier New"/>
-          <w:sz w:val="20"/>
-          <w:lang w:val="en-US"/>
-        </w:rPr>
-        <w:t>ry.GetByOrganizationIdAsync(organizationId, cancellationToken);</w:t>
-      </w:r>
-    </w:p>
-    <w:p>
-      <w:pPr>
-        <w:rPr>
-          <w:lang w:val="en-US"/>
-        </w:rPr>
-      </w:pPr>
-      <w:r>
-        <w:rPr>
-          <w:rFonts w:ascii="Courier New" w:hAnsi="Courier New" w:cs="Courier New"/>
-          <w:sz w:val="20"/>
-          <w:lang w:val="en-US"/>
-        </w:rPr>
-        <w:t xml:space="preserve">    var threshold = settings?.LikesRequiredForApproval ?? DefaultLikesRequ</w:t>
-      </w:r>
-      <w:r>
-        <w:rPr>
-          <w:rFonts w:ascii="Courier New" w:hAnsi="Courier New" w:cs="Courier New"/>
-          <w:sz w:val="20"/>
-          <w:lang w:val="en-US"/>
-        </w:rPr>
-        <w:t>i</w:t>
-      </w:r>
-      <w:r>
-        <w:rPr>
-          <w:rFonts w:ascii="Courier New" w:hAnsi="Courier New" w:cs="Courier New"/>
-          <w:sz w:val="20"/>
-          <w:lang w:val="en-US"/>
-        </w:rPr>
-        <w:t>redForApproval;</w:t>
-      </w:r>
-    </w:p>
-    <w:p>
-      <w:pPr>
-        <w:rPr>
-          <w:lang w:val="en-US"/>
-        </w:rPr>
-      </w:pPr>
-      <w:r>
-        <w:rPr>
-          <w:rFonts w:ascii="Courier New" w:hAnsi="Courier New" w:cs="Courier New"/>
-          <w:sz w:val="20"/>
-          <w:lang w:val="en-US"/>
-        </w:rPr>
-        <w:t xml:space="preserve">    if (threshold == 0)</w:t>
-      </w:r>
-    </w:p>
-    <w:p>
-      <w:pPr>
-        <w:rPr>
-          <w:lang w:val="en-US"/>
-        </w:rPr>
-      </w:pPr>
-      <w:r>
-        <w:rPr>
-          <w:rFonts w:ascii="Courier New" w:hAnsi="Courier New" w:cs="Courier New"/>
-          <w:sz w:val="20"/>
-          <w:lang w:val="en-US"/>
-        </w:rPr>
-        <w:lastRenderedPageBreak/>
-        <w:t xml:space="preserve">    {</w:t>
-      </w:r>
-    </w:p>
-    <w:p>
-      <w:pPr>
-        <w:rPr>
-          <w:lang w:val="en-US"/>
-        </w:rPr>
-      </w:pPr>
-      <w:r>
-        <w:rPr>
-          <w:rFonts w:cs="Times New Roman"/>
-          <w:lang w:val="en-US"/>
-        </w:rPr>
-        <w:t>setStatus(AdrStatus.Approved);</w:t>
-      </w:r>
-    </w:p>
-    <w:p>
-      <w:r>
-        <w:rPr>
-          <w:rFonts w:ascii="Courier New" w:hAnsi="Courier New" w:cs="Courier New"/>
-          <w:sz w:val="20"/>
-          <w:lang w:val="en-US"/>
-        </w:rPr>
-        <w:t xml:space="preserve">    </w:t>
-      </w:r>
-      <w:r>
-        <w:rPr>
-          <w:rFonts w:ascii="Courier New" w:hAnsi="Courier New" w:cs="Courier New"/>
-          <w:sz w:val="20"/>
-        </w:rPr>
-        <w:t>}</w:t>
-      </w:r>
-    </w:p>
-    <w:p>
-      <w:r>
-        <w:rPr>
-          <w:rFonts w:ascii="Courier New" w:hAnsi="Courier New" w:cs="Courier New"/>
-          <w:sz w:val="20"/>
-        </w:rPr>
-        <w:t>}</w:t>
-      </w:r>
-    </w:p>
-    <w:p>
-      <w:pPr>
-        <w:pStyle w:val="caption1"/>
-      </w:pPr>
-      <w:r>
-        <w:t>3.2. Реализация интерфейсов</w:t>
-      </w:r>
-    </w:p>
-    <w:p>
-      <w:pPr>
-        <w:pStyle w:val="afd"/>
-      </w:pPr>
-      <w:r>
-        <w:t>Реализация пользовательского интерфейса портала CADR осуществлялась на Blazor WebAssembly с использованием собственной компонентной библиотеки поверх Bootstrap. Такой подход обеспечил консистентность интерфейса, типобезопасность и единый язык разработки с серверной частью.</w:t>
-      </w:r>
-    </w:p>
-    <w:p>
-      <w:pPr>
-        <w:pStyle w:val="afd"/>
-      </w:pPr>
-      <w:r>
-        <w:t>Для реализации интерфейсов применялись следующие подходы и технологии:</w:t>
-      </w:r>
-    </w:p>
-    <w:p>
-      <w:pPr>
-        <w:pStyle w:val="1"/>
-      </w:pPr>
-      <w:r>
-        <w:t>Компонентная библиотека: переиспользуемые компоненты (таблицы, модальные окна, offcanvas-панели, выпадающие списки, хлебные крошки, «капсулы» статусов, аккордеоны, поля форм) собраны в отдельном проекте и используются всеми страницами, что предотвращает дублирование разметки и упрощает внесение изменений.</w:t>
-      </w:r>
-    </w:p>
-    <w:p>
-      <w:pPr>
-        <w:pStyle w:val="1"/>
-      </w:pPr>
-      <w:r>
-        <w:t>Типизированный API-клиент: клиент C# сгенерирован инструментом NSwag из OpenAPI-спецификации API. Все вызовы сервера типизированы, модели запросов и ответов не дублируются вручную.</w:t>
-      </w:r>
-    </w:p>
-    <w:p>
-      <w:pPr>
-        <w:pStyle w:val="1"/>
-      </w:pPr>
-      <w:r>
-        <w:t>Аутентификация на портале: при запуске портал проверяет наличие действительного токена доступа; при его отсутствии или истечении незаметно для пользователя выполняется запрос обновления токена по refresh-куке. Состояние авторизации интегрировано со стандартными механизмами Blazor (AuthorizeRouteView): страницы и кнопки, недоступные по роли, скрываются, а переход к защищённым страницам перенаправляет на вход.</w:t>
-      </w:r>
-    </w:p>
-    <w:p>
-      <w:pPr>
-        <w:pStyle w:val="1"/>
-      </w:pPr>
-      <w:r>
-        <w:t>Интерактивность: перемещение записей и папок перетаскиванием (HTML5 Drag and Drop) как на папки, так и на элементы хлебных крошек; модальные окна и offcanvas-панели для приглашений и смены роли; «капсулы» статусов с цветовыми кодами и счётчиками; динамические подсказки разделов из шаблона.</w:t>
-      </w:r>
-    </w:p>
-    <w:p>
-      <w:pPr>
-        <w:pStyle w:val="1"/>
-      </w:pPr>
-      <w:r>
-        <w:t>Экспорт файлов: скачивание экспортированных Markdown-документов реализовано через JS-interop.</w:t>
-      </w:r>
-    </w:p>
-    <w:p>
-      <w:pPr>
-        <w:pStyle w:val="1"/>
-      </w:pPr>
-      <w:r>
-        <w:t>Обработка ошибок: компонент ErrorBoundary отображает понятную страницу ошибки вместо «белого экрана»; сообщения об ошибках API выводятся пользователю в доступной форме.</w:t>
-      </w:r>
-    </w:p>
-    <w:p>
-      <w:pPr>
-        <w:pStyle w:val="caption1"/>
-      </w:pPr>
-      <w:r>
-        <w:t>3.3. Тестирование</w:t>
-      </w:r>
-    </w:p>
-    <w:p>
-      <w:pPr>
-        <w:pStyle w:val="afd"/>
-      </w:pPr>
-      <w:r>
-        <w:t>Тестирование веб-приложения CADR проводилось с целью проверки соответствия разработанной системы требованиям, выявления ошибок и обеспечения стабильной работы всех функциональных модулей.</w:t>
-      </w:r>
-    </w:p>
-    <w:p>
-      <w:pPr>
-        <w:pStyle w:val="afd"/>
-      </w:pPr>
-      <w:r>
-        <w:lastRenderedPageBreak/>
         <w:t>Методы тестирования:</w:t>
       </w:r>
     </w:p>
@@ -6157,6 +6283,7 @@
         <w:ind w:left="0" w:firstLine="709"/>
       </w:pPr>
       <w:r>
+        <w:lastRenderedPageBreak/>
         <w:t>Тестирование безопасности — проверка ролевой модели (попытки выполнения операций без нужной роли), запрета само-голосования, недопустимых переходов статусов, корректности авторизации по токенам.</w:t>
       </w:r>
     </w:p>
@@ -6174,10 +6301,10 @@
       </w:r>
     </w:p>
     <w:p>
-      <w:r>
-        <w:rPr>
-          <w:rFonts w:cs="Times New Roman"/>
-        </w:rPr>
+      <w:pPr>
+        <w:pStyle w:val="afd"/>
+      </w:pPr>
+      <w:r>
         <w:t>Таблица 1 – Тест-кейсы</w:t>
       </w:r>
     </w:p>
@@ -6658,14 +6785,7 @@
               <w:rPr>
                 <w:rFonts w:cs="Times New Roman"/>
               </w:rPr>
-              <w:t xml:space="preserve">крыть проводник ADR; 3. Нажать «Создать ADR»; 4. </w:t>
-            </w:r>
-            <w:r>
-              <w:rPr>
-                <w:rFonts w:cs="Times New Roman"/>
-              </w:rPr>
-              <w:lastRenderedPageBreak/>
-              <w:t>Ввести заголовок, выбрать шаблон «Б</w:t>
+              <w:t>крыть проводник ADR; 3. Нажать «Создать ADR»; 4. Ввести заголовок, выбрать шаблон «Б</w:t>
             </w:r>
             <w:r>
               <w:rPr>
@@ -6690,7 +6810,6 @@
               <w:rPr>
                 <w:rFonts w:cs="Times New Roman"/>
               </w:rPr>
-              <w:lastRenderedPageBreak/>
               <w:t>Запись создана со статусом «Черновик», разделы предз</w:t>
             </w:r>
             <w:r>
@@ -6715,7 +6834,6 @@
               <w:rPr>
                 <w:rFonts w:cs="Times New Roman"/>
               </w:rPr>
-              <w:lastRenderedPageBreak/>
               <w:t>сказками ша</w:t>
             </w:r>
             <w:r>
@@ -6741,7 +6859,6 @@
               <w:rPr>
                 <w:rFonts w:cs="Times New Roman"/>
               </w:rPr>
-              <w:lastRenderedPageBreak/>
               <w:t>Успешно</w:t>
             </w:r>
           </w:p>
@@ -6773,7 +6890,6 @@
               <w:rPr>
                 <w:rFonts w:cs="Times New Roman"/>
               </w:rPr>
-              <w:lastRenderedPageBreak/>
               <w:t>4</w:t>
             </w:r>
           </w:p>
@@ -6967,7 +7083,14 @@
               <w:rPr>
                 <w:rFonts w:cs="Times New Roman"/>
               </w:rPr>
-              <w:t>се «Предложен»; 3. Нажать кнопку «за» (порог утверждения = 1)</w:t>
+              <w:t xml:space="preserve">се «Предложен»; 3. Нажать кнопку «за» (порог утверждения = </w:t>
+            </w:r>
+            <w:r>
+              <w:rPr>
+                <w:rFonts w:cs="Times New Roman"/>
+              </w:rPr>
+              <w:lastRenderedPageBreak/>
+              <w:t>1)</w:t>
             </w:r>
           </w:p>
         </w:tc>
@@ -6980,6 +7103,7 @@
               <w:rPr>
                 <w:rFonts w:cs="Times New Roman"/>
               </w:rPr>
+              <w:lastRenderedPageBreak/>
               <w:t>Голос учтён, счёт голосов достиг порога, статус записи автоматически изменён на «У</w:t>
             </w:r>
             <w:r>
@@ -7036,6 +7160,7 @@
               <w:rPr>
                 <w:rFonts w:cs="Times New Roman"/>
               </w:rPr>
+              <w:lastRenderedPageBreak/>
               <w:t>6</w:t>
             </w:r>
           </w:p>
@@ -7434,13 +7559,80 @@
       </w:r>
     </w:p>
     <w:p>
+      <w:pPr>
+        <w:pStyle w:val="af2"/>
+        <w:jc w:val="center"/>
+        <w:rPr>
+          <w:rStyle w:val="FontStyle138"/>
+        </w:rPr>
+      </w:pPr>
       <w:r>
         <w:rPr>
           <w:rFonts w:cs="Times New Roman"/>
           <w:b/>
+          <w:noProof/>
           <w:color w:val="FF0000"/>
-        </w:rPr>
-        <w:t>[СКРИНШОТ: страница регистрации пользователя портала CADR]</w:t>
+          <w:lang w:eastAsia="ru-RU" w:bidi="ar-SA"/>
+        </w:rPr>
+        <w:drawing>
+          <wp:inline distT="0" distB="0" distL="0" distR="0">
+            <wp:extent cx="5940425" cy="3772440"/>
+            <wp:effectExtent l="19050" t="0" r="3175" b="0"/>
+            <wp:docPr id="25" name="Рисунок 25"/>
+            <wp:cNvGraphicFramePr>
+              <a:graphicFrameLocks xmlns:a="http://schemas.openxmlformats.org/drawingml/2006/main" noChangeAspect="1"/>
+            </wp:cNvGraphicFramePr>
+            <a:graphic xmlns:a="http://schemas.openxmlformats.org/drawingml/2006/main">
+              <a:graphicData uri="http://schemas.openxmlformats.org/drawingml/2006/picture">
+                <pic:pic xmlns:pic="http://schemas.openxmlformats.org/drawingml/2006/picture">
+                  <pic:nvPicPr>
+                    <pic:cNvPr id="0" name="Picture 25"/>
+                    <pic:cNvPicPr>
+                      <a:picLocks noChangeAspect="1" noChangeArrowheads="1"/>
+                    </pic:cNvPicPr>
+                  </pic:nvPicPr>
+                  <pic:blipFill>
+                    <a:blip r:embed="rId17"/>
+                    <a:srcRect/>
+                    <a:stretch>
+                      <a:fillRect/>
+                    </a:stretch>
+                  </pic:blipFill>
+                  <pic:spPr bwMode="auto">
+                    <a:xfrm>
+                      <a:off x="0" y="0"/>
+                      <a:ext cx="5940425" cy="3772440"/>
+                    </a:xfrm>
+                    <a:prstGeom prst="rect">
+                      <a:avLst/>
+                    </a:prstGeom>
+                    <a:noFill/>
+                    <a:ln w="9525">
+                      <a:noFill/>
+                      <a:miter lim="800000"/>
+                      <a:headEnd/>
+                      <a:tailEnd/>
+                    </a:ln>
+                  </pic:spPr>
+                </pic:pic>
+              </a:graphicData>
+            </a:graphic>
+          </wp:inline>
+        </w:drawing>
+      </w:r>
+      <w:r>
+        <w:rPr>
+          <w:rStyle w:val="FontStyle138"/>
+        </w:rPr>
+        <w:t>Рисунок 10 - Страница регистрации пользователя</w:t>
+      </w:r>
+    </w:p>
+    <w:p>
+      <w:pPr>
+        <w:pStyle w:val="1"/>
+      </w:pPr>
+      <w:r>
+        <w:t>Авторизация в системе: введите логин и пароль на странице входа (рис. 11). Опция «Запомнить меня» продлевает сессию на 30 дней;</w:t>
       </w:r>
     </w:p>
     <w:p>
@@ -7453,27 +7645,86 @@
       </w:pPr>
       <w:r>
         <w:rPr>
-          <w:rStyle w:val="FontStyle138"/>
-        </w:rPr>
-        <w:t>Рисунок 10 - Страница регистрации пользователя</w:t>
-      </w:r>
-    </w:p>
-    <w:p>
-      <w:pPr>
-        <w:pStyle w:val="1"/>
-      </w:pPr>
-      <w:r>
-        <w:t>Авторизация в системе: введите логин и пароль на странице входа (рис. 11). Опция «Запомнить меня» продлевает сессию на 30 дней;</w:t>
-      </w:r>
-    </w:p>
-    <w:p>
-      <w:r>
-        <w:rPr>
           <w:rFonts w:cs="Times New Roman"/>
           <w:b/>
+          <w:noProof/>
           <w:color w:val="FF0000"/>
-        </w:rPr>
-        <w:t>[СКРИНШОТ: страница авторизации портала CADR]</w:t>
+          <w:lang w:eastAsia="ru-RU" w:bidi="ar-SA"/>
+        </w:rPr>
+        <w:lastRenderedPageBreak/>
+        <w:drawing>
+          <wp:inline distT="0" distB="0" distL="0" distR="0">
+            <wp:extent cx="5940425" cy="2550531"/>
+            <wp:effectExtent l="19050" t="0" r="3175" b="0"/>
+            <wp:docPr id="28" name="Рисунок 28"/>
+            <wp:cNvGraphicFramePr>
+              <a:graphicFrameLocks xmlns:a="http://schemas.openxmlformats.org/drawingml/2006/main" noChangeAspect="1"/>
+            </wp:cNvGraphicFramePr>
+            <a:graphic xmlns:a="http://schemas.openxmlformats.org/drawingml/2006/main">
+              <a:graphicData uri="http://schemas.openxmlformats.org/drawingml/2006/picture">
+                <pic:pic xmlns:pic="http://schemas.openxmlformats.org/drawingml/2006/picture">
+                  <pic:nvPicPr>
+                    <pic:cNvPr id="0" name="Picture 28"/>
+                    <pic:cNvPicPr>
+                      <a:picLocks noChangeAspect="1" noChangeArrowheads="1"/>
+                    </pic:cNvPicPr>
+                  </pic:nvPicPr>
+                  <pic:blipFill>
+                    <a:blip r:embed="rId18"/>
+                    <a:srcRect/>
+                    <a:stretch>
+                      <a:fillRect/>
+                    </a:stretch>
+                  </pic:blipFill>
+                  <pic:spPr bwMode="auto">
+                    <a:xfrm>
+                      <a:off x="0" y="0"/>
+                      <a:ext cx="5940425" cy="2550531"/>
+                    </a:xfrm>
+                    <a:prstGeom prst="rect">
+                      <a:avLst/>
+                    </a:prstGeom>
+                    <a:noFill/>
+                    <a:ln w="9525">
+                      <a:noFill/>
+                      <a:miter lim="800000"/>
+                      <a:headEnd/>
+                      <a:tailEnd/>
+                    </a:ln>
+                  </pic:spPr>
+                </pic:pic>
+              </a:graphicData>
+            </a:graphic>
+          </wp:inline>
+        </w:drawing>
+      </w:r>
+      <w:r>
+        <w:rPr>
+          <w:rStyle w:val="FontStyle138"/>
+        </w:rPr>
+        <w:t>Рисунок 11 - Страница авторизации</w:t>
+      </w:r>
+    </w:p>
+    <w:p>
+      <w:pPr>
+        <w:pStyle w:val="afd"/>
+        <w:rPr>
+          <w:b/>
+        </w:rPr>
+      </w:pPr>
+      <w:r>
+        <w:rPr>
+          <w:b/>
+        </w:rPr>
+        <w:t>Управление организациями:</w:t>
+      </w:r>
+    </w:p>
+    <w:p>
+      <w:pPr>
+        <w:pStyle w:val="1"/>
+      </w:pPr>
+      <w:r>
+        <w:t>Создание организации: на странице «Организации» нажмите «Создать организацию» и укажите название и описание. Создатель автоматически становится администратором организации (рис. 12, 13);</w:t>
       </w:r>
     </w:p>
     <w:p>
@@ -7486,41 +7737,63 @@
       </w:pPr>
       <w:r>
         <w:rPr>
-          <w:rStyle w:val="FontStyle138"/>
-        </w:rPr>
-        <w:t>Рисунок 11 - Страница авторизации</w:t>
-      </w:r>
-    </w:p>
-    <w:p>
-      <w:pPr>
-        <w:pStyle w:val="afd"/>
-        <w:rPr>
-          <w:b/>
-        </w:rPr>
-      </w:pPr>
-      <w:r>
-        <w:rPr>
-          <w:b/>
-        </w:rPr>
-        <w:t>Управление организациями:</w:t>
-      </w:r>
-    </w:p>
-    <w:p>
-      <w:pPr>
-        <w:pStyle w:val="1"/>
-      </w:pPr>
-      <w:r>
-        <w:t>Создание организации: на странице «Организации» нажмите «Создать организацию» и укажите название и описание. Создатель автоматически становится администратором организации (рис. 12, 13);</w:t>
-      </w:r>
-    </w:p>
-    <w:p>
-      <w:r>
-        <w:rPr>
           <w:rFonts w:cs="Times New Roman"/>
           <w:b/>
+          <w:noProof/>
           <w:color w:val="FF0000"/>
-        </w:rPr>
-        <w:t>[СКРИНШОТ: страница со списком организаций пользователя]</w:t>
+          <w:lang w:eastAsia="ru-RU" w:bidi="ar-SA"/>
+        </w:rPr>
+        <w:drawing>
+          <wp:inline distT="0" distB="0" distL="0" distR="0">
+            <wp:extent cx="5940425" cy="1024372"/>
+            <wp:effectExtent l="19050" t="0" r="3175" b="0"/>
+            <wp:docPr id="31" name="Рисунок 31"/>
+            <wp:cNvGraphicFramePr>
+              <a:graphicFrameLocks xmlns:a="http://schemas.openxmlformats.org/drawingml/2006/main" noChangeAspect="1"/>
+            </wp:cNvGraphicFramePr>
+            <a:graphic xmlns:a="http://schemas.openxmlformats.org/drawingml/2006/main">
+              <a:graphicData uri="http://schemas.openxmlformats.org/drawingml/2006/picture">
+                <pic:pic xmlns:pic="http://schemas.openxmlformats.org/drawingml/2006/picture">
+                  <pic:nvPicPr>
+                    <pic:cNvPr id="0" name="Picture 31"/>
+                    <pic:cNvPicPr>
+                      <a:picLocks noChangeAspect="1" noChangeArrowheads="1"/>
+                    </pic:cNvPicPr>
+                  </pic:nvPicPr>
+                  <pic:blipFill>
+                    <a:blip r:embed="rId19"/>
+                    <a:srcRect/>
+                    <a:stretch>
+                      <a:fillRect/>
+                    </a:stretch>
+                  </pic:blipFill>
+                  <pic:spPr bwMode="auto">
+                    <a:xfrm>
+                      <a:off x="0" y="0"/>
+                      <a:ext cx="5940425" cy="1024372"/>
+                    </a:xfrm>
+                    <a:prstGeom prst="rect">
+                      <a:avLst/>
+                    </a:prstGeom>
+                    <a:noFill/>
+                    <a:ln w="9525">
+                      <a:noFill/>
+                      <a:miter lim="800000"/>
+                      <a:headEnd/>
+                      <a:tailEnd/>
+                    </a:ln>
+                  </pic:spPr>
+                </pic:pic>
+              </a:graphicData>
+            </a:graphic>
+          </wp:inline>
+        </w:drawing>
+      </w:r>
+      <w:r>
+        <w:rPr>
+          <w:rStyle w:val="FontStyle138"/>
+        </w:rPr>
+        <w:t>Рисунок 12 - Список организаций пользователя</w:t>
       </w:r>
     </w:p>
     <w:p>
@@ -7533,19 +7806,87 @@
       </w:pPr>
       <w:r>
         <w:rPr>
-          <w:rStyle w:val="FontStyle138"/>
-        </w:rPr>
-        <w:t>Рисунок 12 - Список организаций пользователя</w:t>
-      </w:r>
-    </w:p>
-    <w:p>
-      <w:r>
-        <w:rPr>
           <w:rFonts w:cs="Times New Roman"/>
           <w:b/>
+          <w:noProof/>
           <w:color w:val="FF0000"/>
-        </w:rPr>
-        <w:t>[СКРИНШОТ: форма создания организации]</w:t>
+          <w:lang w:eastAsia="ru-RU" w:bidi="ar-SA"/>
+        </w:rPr>
+        <w:drawing>
+          <wp:inline distT="0" distB="0" distL="0" distR="0">
+            <wp:extent cx="5940425" cy="1574368"/>
+            <wp:effectExtent l="19050" t="0" r="3175" b="0"/>
+            <wp:docPr id="34" name="Рисунок 34"/>
+            <wp:cNvGraphicFramePr>
+              <a:graphicFrameLocks xmlns:a="http://schemas.openxmlformats.org/drawingml/2006/main" noChangeAspect="1"/>
+            </wp:cNvGraphicFramePr>
+            <a:graphic xmlns:a="http://schemas.openxmlformats.org/drawingml/2006/main">
+              <a:graphicData uri="http://schemas.openxmlformats.org/drawingml/2006/picture">
+                <pic:pic xmlns:pic="http://schemas.openxmlformats.org/drawingml/2006/picture">
+                  <pic:nvPicPr>
+                    <pic:cNvPr id="0" name="Picture 34"/>
+                    <pic:cNvPicPr>
+                      <a:picLocks noChangeAspect="1" noChangeArrowheads="1"/>
+                    </pic:cNvPicPr>
+                  </pic:nvPicPr>
+                  <pic:blipFill>
+                    <a:blip r:embed="rId20"/>
+                    <a:srcRect/>
+                    <a:stretch>
+                      <a:fillRect/>
+                    </a:stretch>
+                  </pic:blipFill>
+                  <pic:spPr bwMode="auto">
+                    <a:xfrm>
+                      <a:off x="0" y="0"/>
+                      <a:ext cx="5940425" cy="1574368"/>
+                    </a:xfrm>
+                    <a:prstGeom prst="rect">
+                      <a:avLst/>
+                    </a:prstGeom>
+                    <a:noFill/>
+                    <a:ln w="9525">
+                      <a:noFill/>
+                      <a:miter lim="800000"/>
+                      <a:headEnd/>
+                      <a:tailEnd/>
+                    </a:ln>
+                  </pic:spPr>
+                </pic:pic>
+              </a:graphicData>
+            </a:graphic>
+          </wp:inline>
+        </w:drawing>
+      </w:r>
+      <w:r>
+        <w:rPr>
+          <w:rStyle w:val="FontStyle138"/>
+        </w:rPr>
+        <w:t>Рисунок 13 - Форма создания организации</w:t>
+      </w:r>
+    </w:p>
+    <w:p>
+      <w:pPr>
+        <w:pStyle w:val="1"/>
+      </w:pPr>
+      <w:r>
+        <w:t>Редактирование и удаление организации доступны администратору со страницы организации (удаление выполняется с подтверждением).</w:t>
+      </w:r>
+    </w:p>
+    <w:p>
+      <w:r>
+        <w:rPr>
+          <w:rFonts w:cs="Times New Roman"/>
+        </w:rPr>
+        <w:t>Управление участниками:</w:t>
+      </w:r>
+    </w:p>
+    <w:p>
+      <w:pPr>
+        <w:pStyle w:val="1"/>
+      </w:pPr>
+      <w:r>
+        <w:t>Просмотр участников: на странице организации откройте раздел «Участники» — отображается список с именами, логинами, email и ролями (рис. 14);</w:t>
       </w:r>
     </w:p>
     <w:p>
@@ -7558,43 +7899,72 @@
       </w:pPr>
       <w:r>
         <w:rPr>
-          <w:rStyle w:val="FontStyle138"/>
-        </w:rPr>
-        <w:t>Рисунок 13 - Форма создания организации</w:t>
-      </w:r>
-    </w:p>
-    <w:p>
-      <w:pPr>
-        <w:pStyle w:val="1"/>
-      </w:pPr>
-      <w:r>
-        <w:t>Редактирование и удаление организации доступны администратору со страницы организации (удаление выполняется с подтверждением).</w:t>
-      </w:r>
-    </w:p>
-    <w:p>
-      <w:r>
-        <w:rPr>
-          <w:rFonts w:cs="Times New Roman"/>
-        </w:rPr>
-        <w:t>Управление участниками:</w:t>
-      </w:r>
-    </w:p>
-    <w:p>
-      <w:pPr>
-        <w:pStyle w:val="1"/>
-      </w:pPr>
-      <w:r>
-        <w:t>Просмотр участников: на странице организации откройте раздел «Участники» — отображается список с именами, логинами, email и ролями (рис. 14);</w:t>
-      </w:r>
-    </w:p>
-    <w:p>
-      <w:r>
-        <w:rPr>
           <w:rFonts w:cs="Times New Roman"/>
           <w:b/>
+          <w:noProof/>
           <w:color w:val="FF0000"/>
-        </w:rPr>
-        <w:t>[СКРИНШОТ: страница управления участниками организации]</w:t>
+          <w:lang w:eastAsia="ru-RU" w:bidi="ar-SA"/>
+        </w:rPr>
+        <w:lastRenderedPageBreak/>
+        <w:drawing>
+          <wp:inline distT="0" distB="0" distL="0" distR="0">
+            <wp:extent cx="5940425" cy="1314555"/>
+            <wp:effectExtent l="19050" t="0" r="3175" b="0"/>
+            <wp:docPr id="37" name="Рисунок 37"/>
+            <wp:cNvGraphicFramePr>
+              <a:graphicFrameLocks xmlns:a="http://schemas.openxmlformats.org/drawingml/2006/main" noChangeAspect="1"/>
+            </wp:cNvGraphicFramePr>
+            <a:graphic xmlns:a="http://schemas.openxmlformats.org/drawingml/2006/main">
+              <a:graphicData uri="http://schemas.openxmlformats.org/drawingml/2006/picture">
+                <pic:pic xmlns:pic="http://schemas.openxmlformats.org/drawingml/2006/picture">
+                  <pic:nvPicPr>
+                    <pic:cNvPr id="0" name="Picture 37"/>
+                    <pic:cNvPicPr>
+                      <a:picLocks noChangeAspect="1" noChangeArrowheads="1"/>
+                    </pic:cNvPicPr>
+                  </pic:nvPicPr>
+                  <pic:blipFill>
+                    <a:blip r:embed="rId21"/>
+                    <a:srcRect/>
+                    <a:stretch>
+                      <a:fillRect/>
+                    </a:stretch>
+                  </pic:blipFill>
+                  <pic:spPr bwMode="auto">
+                    <a:xfrm>
+                      <a:off x="0" y="0"/>
+                      <a:ext cx="5940425" cy="1314555"/>
+                    </a:xfrm>
+                    <a:prstGeom prst="rect">
+                      <a:avLst/>
+                    </a:prstGeom>
+                    <a:noFill/>
+                    <a:ln w="9525">
+                      <a:noFill/>
+                      <a:miter lim="800000"/>
+                      <a:headEnd/>
+                      <a:tailEnd/>
+                    </a:ln>
+                  </pic:spPr>
+                </pic:pic>
+              </a:graphicData>
+            </a:graphic>
+          </wp:inline>
+        </w:drawing>
+      </w:r>
+      <w:r>
+        <w:rPr>
+          <w:rStyle w:val="FontStyle138"/>
+        </w:rPr>
+        <w:t>Рисунок 14 - Страница управления участниками организации</w:t>
+      </w:r>
+    </w:p>
+    <w:p>
+      <w:pPr>
+        <w:pStyle w:val="1"/>
+      </w:pPr>
+      <w:r>
+        <w:t>Приглашение участника: нажмите «Пригласить», укажите email существующего пользователя системы и назначаемую роль (участник или архитектор). Приглашённый увидит его на своём дашборде (рис. 15);</w:t>
       </w:r>
     </w:p>
     <w:p>
@@ -7603,31 +7973,62 @@
         <w:jc w:val="center"/>
         <w:rPr>
           <w:rStyle w:val="FontStyle138"/>
-        </w:rPr>
-      </w:pPr>
-      <w:r>
-        <w:rPr>
-          <w:rStyle w:val="FontStyle138"/>
-        </w:rPr>
-        <w:t>Рисунок 14 - Страница управления участниками организации</w:t>
-      </w:r>
-    </w:p>
-    <w:p>
-      <w:pPr>
-        <w:pStyle w:val="1"/>
-      </w:pPr>
-      <w:r>
-        <w:t>Приглашение участника: нажмите «Пригласить», укажите email существующего пользователя системы и назначаемую роль (участник или архитектор). Приглашённый увидит его на своём дашборде (рис. 15);</w:t>
-      </w:r>
-    </w:p>
-    <w:p>
+          <w:lang w:val="en-US"/>
+        </w:rPr>
+      </w:pPr>
       <w:r>
         <w:rPr>
           <w:rFonts w:cs="Times New Roman"/>
           <w:b/>
+          <w:noProof/>
           <w:color w:val="FF0000"/>
-        </w:rPr>
-        <w:t>[СКРИНШОТ: боковая панель (offcanvas) приглашения пользователя]</w:t>
+          <w:lang w:eastAsia="ru-RU" w:bidi="ar-SA"/>
+        </w:rPr>
+        <w:drawing>
+          <wp:inline distT="0" distB="0" distL="0" distR="0">
+            <wp:extent cx="1821260" cy="2621902"/>
+            <wp:effectExtent l="19050" t="0" r="7540" b="0"/>
+            <wp:docPr id="40" name="Рисунок 40"/>
+            <wp:cNvGraphicFramePr>
+              <a:graphicFrameLocks xmlns:a="http://schemas.openxmlformats.org/drawingml/2006/main" noChangeAspect="1"/>
+            </wp:cNvGraphicFramePr>
+            <a:graphic xmlns:a="http://schemas.openxmlformats.org/drawingml/2006/main">
+              <a:graphicData uri="http://schemas.openxmlformats.org/drawingml/2006/picture">
+                <pic:pic xmlns:pic="http://schemas.openxmlformats.org/drawingml/2006/picture">
+                  <pic:nvPicPr>
+                    <pic:cNvPr id="0" name="Picture 40"/>
+                    <pic:cNvPicPr>
+                      <a:picLocks noChangeAspect="1" noChangeArrowheads="1"/>
+                    </pic:cNvPicPr>
+                  </pic:nvPicPr>
+                  <pic:blipFill>
+                    <a:blip r:embed="rId22"/>
+                    <a:srcRect/>
+                    <a:stretch>
+                      <a:fillRect/>
+                    </a:stretch>
+                  </pic:blipFill>
+                  <pic:spPr bwMode="auto">
+                    <a:xfrm>
+                      <a:off x="0" y="0"/>
+                      <a:ext cx="1822758" cy="2624059"/>
+                    </a:xfrm>
+                    <a:prstGeom prst="rect">
+                      <a:avLst/>
+                    </a:prstGeom>
+                    <a:noFill/>
+                    <a:ln w="9525">
+                      <a:noFill/>
+                      <a:miter lim="800000"/>
+                      <a:headEnd/>
+                      <a:tailEnd/>
+                    </a:ln>
+                  </pic:spPr>
+                </pic:pic>
+              </a:graphicData>
+            </a:graphic>
+          </wp:inline>
+        </w:drawing>
       </w:r>
     </w:p>
     <w:p>
@@ -7642,7 +8043,19 @@
         <w:rPr>
           <w:rStyle w:val="FontStyle138"/>
         </w:rPr>
-        <w:t>Рисунок 15 - Приглашение пользователя в организацию</w:t>
+        <w:t>Рисунок 15 - Приглашение пользоват</w:t>
+      </w:r>
+      <w:r>
+        <w:rPr>
+          <w:rStyle w:val="FontStyle138"/>
+        </w:rPr>
+        <w:t>е</w:t>
+      </w:r>
+      <w:r>
+        <w:rPr>
+          <w:rStyle w:val="FontStyle138"/>
+        </w:rPr>
+        <w:t>ля в организацию</w:t>
       </w:r>
     </w:p>
     <w:p>
@@ -7650,18 +8063,71 @@
         <w:pStyle w:val="1"/>
       </w:pPr>
       <w:r>
-        <w:lastRenderedPageBreak/>
         <w:t>Смена роли: выберите участника и назначьте новую роль. Изменение собственной роли запрещено (рис. 16);</w:t>
       </w:r>
     </w:p>
     <w:p>
+      <w:pPr>
+        <w:pStyle w:val="af2"/>
+        <w:jc w:val="center"/>
+        <w:rPr>
+          <w:rStyle w:val="FontStyle138"/>
+          <w:lang w:val="en-US"/>
+        </w:rPr>
+      </w:pPr>
       <w:r>
         <w:rPr>
           <w:rFonts w:cs="Times New Roman"/>
           <w:b/>
+          <w:noProof/>
           <w:color w:val="FF0000"/>
-        </w:rPr>
-        <w:t>[СКРИНШОТ: панель изменения роли участника]</w:t>
+          <w:lang w:eastAsia="ru-RU" w:bidi="ar-SA"/>
+        </w:rPr>
+        <w:drawing>
+          <wp:inline distT="0" distB="0" distL="0" distR="0">
+            <wp:extent cx="2200141" cy="2369975"/>
+            <wp:effectExtent l="19050" t="0" r="0" b="0"/>
+            <wp:docPr id="43" name="Рисунок 43"/>
+            <wp:cNvGraphicFramePr>
+              <a:graphicFrameLocks xmlns:a="http://schemas.openxmlformats.org/drawingml/2006/main" noChangeAspect="1"/>
+            </wp:cNvGraphicFramePr>
+            <a:graphic xmlns:a="http://schemas.openxmlformats.org/drawingml/2006/main">
+              <a:graphicData uri="http://schemas.openxmlformats.org/drawingml/2006/picture">
+                <pic:pic xmlns:pic="http://schemas.openxmlformats.org/drawingml/2006/picture">
+                  <pic:nvPicPr>
+                    <pic:cNvPr id="0" name="Picture 43"/>
+                    <pic:cNvPicPr>
+                      <a:picLocks noChangeAspect="1" noChangeArrowheads="1"/>
+                    </pic:cNvPicPr>
+                  </pic:nvPicPr>
+                  <pic:blipFill>
+                    <a:blip r:embed="rId23"/>
+                    <a:srcRect/>
+                    <a:stretch>
+                      <a:fillRect/>
+                    </a:stretch>
+                  </pic:blipFill>
+                  <pic:spPr bwMode="auto">
+                    <a:xfrm>
+                      <a:off x="0" y="0"/>
+                      <a:ext cx="2200464" cy="2370323"/>
+                    </a:xfrm>
+                    <a:prstGeom prst="rect">
+                      <a:avLst/>
+                    </a:prstGeom>
+                    <a:noFill/>
+                    <a:ln w="9525">
+                      <a:noFill/>
+                      <a:miter lim="800000"/>
+                      <a:headEnd/>
+                      <a:tailEnd/>
+                    </a:ln>
+                  </pic:spPr>
+                </pic:pic>
+              </a:graphicData>
+            </a:graphic>
+          </wp:inline>
+        </w:drawing>
       </w:r>
     </w:p>
     <w:p>
@@ -7706,17 +8172,99 @@
         <w:pStyle w:val="1"/>
       </w:pPr>
       <w:r>
+        <w:lastRenderedPageBreak/>
         <w:t>На странице настроек ADR задайте порог голосов «за», необходимый для автоматического утверждения записи. Значение 0 означает моментальное утверждение при создании; значение по умолчанию — 1 (рис. 17);</w:t>
       </w:r>
     </w:p>
     <w:p>
+      <w:pPr>
+        <w:pStyle w:val="af2"/>
+        <w:jc w:val="center"/>
+        <w:rPr>
+          <w:rStyle w:val="FontStyle138"/>
+        </w:rPr>
+      </w:pPr>
       <w:r>
         <w:rPr>
           <w:rFonts w:cs="Times New Roman"/>
           <w:b/>
+          <w:noProof/>
           <w:color w:val="FF0000"/>
-        </w:rPr>
-        <w:t>[СКРИНШОТ: страница настроек ADR организации (порог утверждения)]</w:t>
+          <w:lang w:eastAsia="ru-RU" w:bidi="ar-SA"/>
+        </w:rPr>
+        <w:drawing>
+          <wp:inline distT="0" distB="0" distL="0" distR="0">
+            <wp:extent cx="5940425" cy="1543090"/>
+            <wp:effectExtent l="19050" t="0" r="3175" b="0"/>
+            <wp:docPr id="52" name="Рисунок 52"/>
+            <wp:cNvGraphicFramePr>
+              <a:graphicFrameLocks xmlns:a="http://schemas.openxmlformats.org/drawingml/2006/main" noChangeAspect="1"/>
+            </wp:cNvGraphicFramePr>
+            <a:graphic xmlns:a="http://schemas.openxmlformats.org/drawingml/2006/main">
+              <a:graphicData uri="http://schemas.openxmlformats.org/drawingml/2006/picture">
+                <pic:pic xmlns:pic="http://schemas.openxmlformats.org/drawingml/2006/picture">
+                  <pic:nvPicPr>
+                    <pic:cNvPr id="0" name="Picture 52"/>
+                    <pic:cNvPicPr>
+                      <a:picLocks noChangeAspect="1" noChangeArrowheads="1"/>
+                    </pic:cNvPicPr>
+                  </pic:nvPicPr>
+                  <pic:blipFill>
+                    <a:blip r:embed="rId24"/>
+                    <a:srcRect/>
+                    <a:stretch>
+                      <a:fillRect/>
+                    </a:stretch>
+                  </pic:blipFill>
+                  <pic:spPr bwMode="auto">
+                    <a:xfrm>
+                      <a:off x="0" y="0"/>
+                      <a:ext cx="5940425" cy="1543090"/>
+                    </a:xfrm>
+                    <a:prstGeom prst="rect">
+                      <a:avLst/>
+                    </a:prstGeom>
+                    <a:noFill/>
+                    <a:ln w="9525">
+                      <a:noFill/>
+                      <a:miter lim="800000"/>
+                      <a:headEnd/>
+                      <a:tailEnd/>
+                    </a:ln>
+                  </pic:spPr>
+                </pic:pic>
+              </a:graphicData>
+            </a:graphic>
+          </wp:inline>
+        </w:drawing>
+      </w:r>
+      <w:r>
+        <w:rPr>
+          <w:rStyle w:val="FontStyle138"/>
+        </w:rPr>
+        <w:t>Рисунок 17 - Настройки ADR организации</w:t>
+      </w:r>
+    </w:p>
+    <w:p>
+      <w:pPr>
+        <w:pStyle w:val="afd"/>
+        <w:rPr>
+          <w:b/>
+        </w:rPr>
+      </w:pPr>
+      <w:r>
+        <w:rPr>
+          <w:b/>
+        </w:rPr>
+        <w:t>Управление шаблонами:</w:t>
+      </w:r>
+    </w:p>
+    <w:p>
+      <w:pPr>
+        <w:pStyle w:val="1"/>
+      </w:pPr>
+      <w:r>
+        <w:t>Просмотр шаблонов: на странице настроек ADR отображаются встроенные («Минимальный», «Базовый») и собственные шаблоны организации (рис. 18);</w:t>
       </w:r>
     </w:p>
     <w:p>
@@ -7729,41 +8277,71 @@
       </w:pPr>
       <w:r>
         <w:rPr>
-          <w:rStyle w:val="FontStyle138"/>
-        </w:rPr>
-        <w:t>Рисунок 17 - Настройки ADR организации</w:t>
-      </w:r>
-    </w:p>
-    <w:p>
-      <w:pPr>
-        <w:pStyle w:val="afd"/>
-        <w:rPr>
-          <w:b/>
-        </w:rPr>
-      </w:pPr>
-      <w:r>
-        <w:rPr>
-          <w:b/>
-        </w:rPr>
-        <w:t>Управление шаблонами:</w:t>
-      </w:r>
-    </w:p>
-    <w:p>
-      <w:pPr>
-        <w:pStyle w:val="1"/>
-      </w:pPr>
-      <w:r>
-        <w:t>Просмотр шаблонов: на странице настроек ADR отображаются встроенные («Минимальный», «Базовый») и собственные шаблоны организации (рис. 18);</w:t>
-      </w:r>
-    </w:p>
-    <w:p>
-      <w:r>
-        <w:rPr>
           <w:rFonts w:cs="Times New Roman"/>
           <w:b/>
+          <w:noProof/>
           <w:color w:val="FF0000"/>
-        </w:rPr>
-        <w:t>[СКРИНШОТ: таблица шаблонов ADR организации]</w:t>
+          <w:lang w:eastAsia="ru-RU" w:bidi="ar-SA"/>
+        </w:rPr>
+        <w:drawing>
+          <wp:inline distT="0" distB="0" distL="0" distR="0">
+            <wp:extent cx="5940425" cy="1111487"/>
+            <wp:effectExtent l="19050" t="0" r="3175" b="0"/>
+            <wp:docPr id="55" name="Рисунок 55"/>
+            <wp:cNvGraphicFramePr>
+              <a:graphicFrameLocks xmlns:a="http://schemas.openxmlformats.org/drawingml/2006/main" noChangeAspect="1"/>
+            </wp:cNvGraphicFramePr>
+            <a:graphic xmlns:a="http://schemas.openxmlformats.org/drawingml/2006/main">
+              <a:graphicData uri="http://schemas.openxmlformats.org/drawingml/2006/picture">
+                <pic:pic xmlns:pic="http://schemas.openxmlformats.org/drawingml/2006/picture">
+                  <pic:nvPicPr>
+                    <pic:cNvPr id="0" name="Picture 55"/>
+                    <pic:cNvPicPr>
+                      <a:picLocks noChangeAspect="1" noChangeArrowheads="1"/>
+                    </pic:cNvPicPr>
+                  </pic:nvPicPr>
+                  <pic:blipFill>
+                    <a:blip r:embed="rId25"/>
+                    <a:srcRect/>
+                    <a:stretch>
+                      <a:fillRect/>
+                    </a:stretch>
+                  </pic:blipFill>
+                  <pic:spPr bwMode="auto">
+                    <a:xfrm>
+                      <a:off x="0" y="0"/>
+                      <a:ext cx="5940425" cy="1111487"/>
+                    </a:xfrm>
+                    <a:prstGeom prst="rect">
+                      <a:avLst/>
+                    </a:prstGeom>
+                    <a:noFill/>
+                    <a:ln w="9525">
+                      <a:noFill/>
+                      <a:miter lim="800000"/>
+                      <a:headEnd/>
+                      <a:tailEnd/>
+                    </a:ln>
+                  </pic:spPr>
+                </pic:pic>
+              </a:graphicData>
+            </a:graphic>
+          </wp:inline>
+        </w:drawing>
+      </w:r>
+      <w:r>
+        <w:rPr>
+          <w:rStyle w:val="FontStyle138"/>
+        </w:rPr>
+        <w:t>Рисунок 18 - Список шаблонов ADR</w:t>
+      </w:r>
+    </w:p>
+    <w:p>
+      <w:pPr>
+        <w:pStyle w:val="1"/>
+      </w:pPr>
+      <w:r>
+        <w:t>Создание и редактирование шаблона: задайте название и разделы шаблона с подсказками и примерами — они будут показываться архитекторам при создании записи. Встроенные шаблоны защищены от изменения (рис. 19);</w:t>
       </w:r>
     </w:p>
     <w:p>
@@ -7776,27 +8354,86 @@
       </w:pPr>
       <w:r>
         <w:rPr>
-          <w:rStyle w:val="FontStyle138"/>
-        </w:rPr>
-        <w:t>Рисунок 18 - Список шаблонов ADR</w:t>
-      </w:r>
-    </w:p>
-    <w:p>
-      <w:pPr>
-        <w:pStyle w:val="1"/>
-      </w:pPr>
-      <w:r>
-        <w:t>Создание и редактирование шаблона: задайте название и разделы шаблона с подсказками и примерами — они будут показываться архитекторам при создании записи. Встроенные шаблоны защищены от изменения (рис. 19);</w:t>
-      </w:r>
-    </w:p>
-    <w:p>
-      <w:r>
-        <w:rPr>
           <w:rFonts w:cs="Times New Roman"/>
           <w:b/>
+          <w:noProof/>
           <w:color w:val="FF0000"/>
-        </w:rPr>
-        <w:t>[СКРИНШОТ: форма создания/редактирования шаблона ADR]</w:t>
+          <w:lang w:eastAsia="ru-RU" w:bidi="ar-SA"/>
+        </w:rPr>
+        <w:lastRenderedPageBreak/>
+        <w:drawing>
+          <wp:inline distT="0" distB="0" distL="0" distR="0">
+            <wp:extent cx="5940425" cy="3397443"/>
+            <wp:effectExtent l="19050" t="0" r="3175" b="0"/>
+            <wp:docPr id="58" name="Рисунок 58"/>
+            <wp:cNvGraphicFramePr>
+              <a:graphicFrameLocks xmlns:a="http://schemas.openxmlformats.org/drawingml/2006/main" noChangeAspect="1"/>
+            </wp:cNvGraphicFramePr>
+            <a:graphic xmlns:a="http://schemas.openxmlformats.org/drawingml/2006/main">
+              <a:graphicData uri="http://schemas.openxmlformats.org/drawingml/2006/picture">
+                <pic:pic xmlns:pic="http://schemas.openxmlformats.org/drawingml/2006/picture">
+                  <pic:nvPicPr>
+                    <pic:cNvPr id="0" name="Picture 58"/>
+                    <pic:cNvPicPr>
+                      <a:picLocks noChangeAspect="1" noChangeArrowheads="1"/>
+                    </pic:cNvPicPr>
+                  </pic:nvPicPr>
+                  <pic:blipFill>
+                    <a:blip r:embed="rId26"/>
+                    <a:srcRect/>
+                    <a:stretch>
+                      <a:fillRect/>
+                    </a:stretch>
+                  </pic:blipFill>
+                  <pic:spPr bwMode="auto">
+                    <a:xfrm>
+                      <a:off x="0" y="0"/>
+                      <a:ext cx="5940425" cy="3397443"/>
+                    </a:xfrm>
+                    <a:prstGeom prst="rect">
+                      <a:avLst/>
+                    </a:prstGeom>
+                    <a:noFill/>
+                    <a:ln w="9525">
+                      <a:noFill/>
+                      <a:miter lim="800000"/>
+                      <a:headEnd/>
+                      <a:tailEnd/>
+                    </a:ln>
+                  </pic:spPr>
+                </pic:pic>
+              </a:graphicData>
+            </a:graphic>
+          </wp:inline>
+        </w:drawing>
+      </w:r>
+      <w:r>
+        <w:rPr>
+          <w:rStyle w:val="FontStyle138"/>
+        </w:rPr>
+        <w:t>Рисунок 19 - Форма создания шаблона ADR</w:t>
+      </w:r>
+    </w:p>
+    <w:p>
+      <w:pPr>
+        <w:pStyle w:val="afd"/>
+        <w:rPr>
+          <w:b/>
+        </w:rPr>
+      </w:pPr>
+      <w:r>
+        <w:rPr>
+          <w:b/>
+        </w:rPr>
+        <w:t>Модерация ADR:</w:t>
+      </w:r>
+    </w:p>
+    <w:p>
+      <w:pPr>
+        <w:pStyle w:val="1"/>
+      </w:pPr>
+      <w:r>
+        <w:t>Утверждение и отклонение записей: на странице записи в списке статусов выберите «Утверждён» или «Отклонён». Также доступны отправка в «Требует пересмотра» и «Устарел» (рис. 20);</w:t>
       </w:r>
     </w:p>
     <w:p>
@@ -7805,18 +8442,97 @@
         <w:jc w:val="center"/>
         <w:rPr>
           <w:rStyle w:val="FontStyle138"/>
-        </w:rPr>
-      </w:pPr>
-      <w:r>
+          <w:lang w:val="en-US"/>
+        </w:rPr>
+      </w:pPr>
+      <w:r>
+        <w:rPr>
+          <w:rFonts w:cs="Times New Roman"/>
+          <w:noProof/>
+          <w:lang w:eastAsia="ru-RU" w:bidi="ar-SA"/>
+        </w:rPr>
+        <w:drawing>
+          <wp:inline distT="0" distB="0" distL="0" distR="0">
+            <wp:extent cx="3333750" cy="1562100"/>
+            <wp:effectExtent l="19050" t="0" r="0" b="0"/>
+            <wp:docPr id="8" name="Рисунок 2"/>
+            <wp:cNvGraphicFramePr>
+              <a:graphicFrameLocks xmlns:a="http://schemas.openxmlformats.org/drawingml/2006/main" noChangeAspect="1"/>
+            </wp:cNvGraphicFramePr>
+            <a:graphic xmlns:a="http://schemas.openxmlformats.org/drawingml/2006/main">
+              <a:graphicData uri="http://schemas.openxmlformats.org/drawingml/2006/picture">
+                <pic:pic xmlns:pic="http://schemas.openxmlformats.org/drawingml/2006/picture">
+                  <pic:nvPicPr>
+                    <pic:cNvPr id="0" name="Picture 2"/>
+                    <pic:cNvPicPr>
+                      <a:picLocks noChangeAspect="1" noChangeArrowheads="1"/>
+                    </pic:cNvPicPr>
+                  </pic:nvPicPr>
+                  <pic:blipFill>
+                    <a:blip r:embed="rId27"/>
+                    <a:srcRect/>
+                    <a:stretch>
+                      <a:fillRect/>
+                    </a:stretch>
+                  </pic:blipFill>
+                  <pic:spPr bwMode="auto">
+                    <a:xfrm>
+                      <a:off x="0" y="0"/>
+                      <a:ext cx="3333750" cy="1562100"/>
+                    </a:xfrm>
+                    <a:prstGeom prst="rect">
+                      <a:avLst/>
+                    </a:prstGeom>
+                    <a:noFill/>
+                  </pic:spPr>
+                </pic:pic>
+              </a:graphicData>
+            </a:graphic>
+          </wp:inline>
+        </w:drawing>
+      </w:r>
+    </w:p>
+    <w:p>
+      <w:pPr>
+        <w:pStyle w:val="af2"/>
+        <w:jc w:val="center"/>
         <w:rPr>
           <w:rStyle w:val="FontStyle138"/>
         </w:rPr>
-        <w:t>Рисунок 19 - Форма создания шаблона ADR</w:t>
-      </w:r>
-    </w:p>
-    <w:p>
-      <w:pPr>
-        <w:pStyle w:val="afd"/>
+      </w:pPr>
+      <w:r>
+        <w:rPr>
+          <w:rStyle w:val="FontStyle138"/>
+        </w:rPr>
+        <w:t>Рисунок 20 - Изменение статуса ADR администратором</w:t>
+      </w:r>
+    </w:p>
+    <w:p>
+      <w:pPr>
+        <w:pStyle w:val="1"/>
+      </w:pPr>
+      <w:r>
+        <w:t>Экспорт всех утверждённых ADR: в проводнике ADR откройте вкладку «Утверждён» и нажмите «Экспортировать в MD» — будет скачан единый Markdown-документ со всеми действующими решениями организации.</w:t>
+      </w:r>
+    </w:p>
+    <w:p>
+      <w:pPr>
+        <w:pStyle w:val="caption1"/>
+      </w:pPr>
+      <w:r>
+        <w:t>4.2. Руководство для пользователя (архитектора, участника)</w:t>
+      </w:r>
+    </w:p>
+    <w:p>
+      <w:pPr>
+        <w:pStyle w:val="caption11"/>
+      </w:pPr>
+      <w:r>
+        <w:t>4.2.1 Руководство для архитектора</w:t>
+      </w:r>
+    </w:p>
+    <w:p>
+      <w:pPr>
         <w:rPr>
           <w:b/>
         </w:rPr>
@@ -7825,7 +8541,7 @@
         <w:rPr>
           <w:b/>
         </w:rPr>
-        <w:t>Модерация ADR:</w:t>
+        <w:t>Регистрация и авторизация:</w:t>
       </w:r>
     </w:p>
     <w:p>
@@ -7833,17 +8549,119 @@
         <w:pStyle w:val="1"/>
       </w:pPr>
       <w:r>
-        <w:t>Утверждение и отклонение записей: на странице записи в списке статусов выберите «Утверждён» или «Отклонён». Также доступны отправка в «Требует пересмотра» и «Устарел» (рис. 20);</w:t>
-      </w:r>
-    </w:p>
-    <w:p>
+        <w:t>Создание учётной записи и вход в систему: аналогично разделу 4.1 (рис. 10, 11).</w:t>
+      </w:r>
+    </w:p>
+    <w:p>
+      <w:pPr>
+        <w:rPr>
+          <w:b/>
+        </w:rPr>
+      </w:pPr>
+      <w:r>
+        <w:rPr>
+          <w:b/>
+        </w:rPr>
+        <w:t>Присоединение к организации:</w:t>
+      </w:r>
+    </w:p>
+    <w:p>
+      <w:pPr>
+        <w:pStyle w:val="1"/>
+      </w:pPr>
+      <w:r>
+        <w:lastRenderedPageBreak/>
+        <w:t>Принятие приглашения: на дашборде отобразится уведомление с количеством приглашений; откройте его и примите или отклоните приглашение. После принятия организация появится в списке ваших организаций (рис. 21);</w:t>
+      </w:r>
+    </w:p>
+    <w:p>
+      <w:pPr>
+        <w:pStyle w:val="af2"/>
+        <w:jc w:val="center"/>
+        <w:rPr>
+          <w:rStyle w:val="FontStyle138"/>
+        </w:rPr>
+      </w:pPr>
       <w:r>
         <w:rPr>
           <w:rFonts w:cs="Times New Roman"/>
           <w:b/>
+          <w:noProof/>
           <w:color w:val="FF0000"/>
-        </w:rPr>
-        <w:t>[СКРИНШОТ: страница ADR с открытым списком смены статуса]</w:t>
+          <w:lang w:eastAsia="ru-RU" w:bidi="ar-SA"/>
+        </w:rPr>
+        <w:drawing>
+          <wp:inline distT="0" distB="0" distL="0" distR="0">
+            <wp:extent cx="5940425" cy="948682"/>
+            <wp:effectExtent l="19050" t="0" r="3175" b="0"/>
+            <wp:docPr id="67" name="Рисунок 67"/>
+            <wp:cNvGraphicFramePr>
+              <a:graphicFrameLocks xmlns:a="http://schemas.openxmlformats.org/drawingml/2006/main" noChangeAspect="1"/>
+            </wp:cNvGraphicFramePr>
+            <a:graphic xmlns:a="http://schemas.openxmlformats.org/drawingml/2006/main">
+              <a:graphicData uri="http://schemas.openxmlformats.org/drawingml/2006/picture">
+                <pic:pic xmlns:pic="http://schemas.openxmlformats.org/drawingml/2006/picture">
+                  <pic:nvPicPr>
+                    <pic:cNvPr id="0" name="Picture 67"/>
+                    <pic:cNvPicPr>
+                      <a:picLocks noChangeAspect="1" noChangeArrowheads="1"/>
+                    </pic:cNvPicPr>
+                  </pic:nvPicPr>
+                  <pic:blipFill>
+                    <a:blip r:embed="rId28"/>
+                    <a:srcRect/>
+                    <a:stretch>
+                      <a:fillRect/>
+                    </a:stretch>
+                  </pic:blipFill>
+                  <pic:spPr bwMode="auto">
+                    <a:xfrm>
+                      <a:off x="0" y="0"/>
+                      <a:ext cx="5940425" cy="948682"/>
+                    </a:xfrm>
+                    <a:prstGeom prst="rect">
+                      <a:avLst/>
+                    </a:prstGeom>
+                    <a:noFill/>
+                    <a:ln w="9525">
+                      <a:noFill/>
+                      <a:miter lim="800000"/>
+                      <a:headEnd/>
+                      <a:tailEnd/>
+                    </a:ln>
+                  </pic:spPr>
+                </pic:pic>
+              </a:graphicData>
+            </a:graphic>
+          </wp:inline>
+        </w:drawing>
+      </w:r>
+      <w:r>
+        <w:rPr>
+          <w:rStyle w:val="FontStyle138"/>
+        </w:rPr>
+        <w:t>Рисунок 21 - Дашборд с приглашениями в организации</w:t>
+      </w:r>
+    </w:p>
+    <w:p>
+      <w:pPr>
+        <w:rPr>
+          <w:b/>
+        </w:rPr>
+      </w:pPr>
+      <w:r>
+        <w:rPr>
+          <w:b/>
+        </w:rPr>
+        <w:t>Работа с ADR:</w:t>
+      </w:r>
+    </w:p>
+    <w:p>
+      <w:pPr>
+        <w:pStyle w:val="1"/>
+      </w:pPr>
+      <w:r>
+        <w:t>Проводник ADR: откройте организацию и перейдите в раздел ADR. Папки и записи отображаются в одной таблице, хлебные крошки показывают текущий путь, «капсулы» статусов над таблицей служат фильтрами и показывают количество записей (рис. 22);</w:t>
       </w:r>
     </w:p>
     <w:p>
@@ -7856,86 +8674,71 @@
       </w:pPr>
       <w:r>
         <w:rPr>
-          <w:rStyle w:val="FontStyle138"/>
-        </w:rPr>
-        <w:t>Рисунок 20 - Изменение статуса ADR администратором</w:t>
-      </w:r>
-    </w:p>
-    <w:p>
-      <w:pPr>
-        <w:pStyle w:val="1"/>
-      </w:pPr>
-      <w:r>
-        <w:t>Экспорт всех утверждённых ADR: в проводнике ADR откройте вкладку «Утверждён» и нажмите «Экспортировать в MD» — будет скачан единый Markdown-документ со всеми действующими решениями организации.</w:t>
-      </w:r>
-    </w:p>
-    <w:p>
-      <w:pPr>
-        <w:pStyle w:val="caption1"/>
-      </w:pPr>
-      <w:r>
-        <w:t>4.2. Руководство для пользователя (архитектора, участника)</w:t>
-      </w:r>
-    </w:p>
-    <w:p>
-      <w:pPr>
-        <w:pStyle w:val="caption11"/>
-      </w:pPr>
-      <w:r>
-        <w:t>4.2.1 Руководство для архитектора</w:t>
-      </w:r>
-    </w:p>
-    <w:p>
-      <w:pPr>
-        <w:rPr>
-          <w:b/>
-        </w:rPr>
-      </w:pPr>
-      <w:r>
-        <w:rPr>
-          <w:b/>
-        </w:rPr>
-        <w:t>Регистрация и авторизация:</w:t>
-      </w:r>
-    </w:p>
-    <w:p>
-      <w:pPr>
-        <w:pStyle w:val="1"/>
-      </w:pPr>
-      <w:r>
-        <w:t>Создание учётной записи и вход в систему: аналогично разделу 4.1 (рис. 10, 11).</w:t>
-      </w:r>
-    </w:p>
-    <w:p>
-      <w:pPr>
-        <w:rPr>
-          <w:b/>
-        </w:rPr>
-      </w:pPr>
-      <w:r>
-        <w:rPr>
-          <w:b/>
-        </w:rPr>
-        <w:lastRenderedPageBreak/>
-        <w:t>Присоединение к организации:</w:t>
-      </w:r>
-    </w:p>
-    <w:p>
-      <w:pPr>
-        <w:pStyle w:val="1"/>
-      </w:pPr>
-      <w:r>
-        <w:t>Принятие приглашения: на дашборде отобразится уведомление с количеством приглашений; откройте его и примите или отклоните приглашение. После принятия организация появится в списке ваших организаций (рис. 21);</w:t>
-      </w:r>
-    </w:p>
-    <w:p>
-      <w:r>
-        <w:rPr>
           <w:rFonts w:cs="Times New Roman"/>
           <w:b/>
+          <w:noProof/>
           <w:color w:val="FF0000"/>
-        </w:rPr>
-        <w:t>[СКРИНШОТ: дашборд с уведомлением о приглашениях]</w:t>
+          <w:lang w:eastAsia="ru-RU" w:bidi="ar-SA"/>
+        </w:rPr>
+        <w:drawing>
+          <wp:inline distT="0" distB="0" distL="0" distR="0">
+            <wp:extent cx="5940425" cy="1501430"/>
+            <wp:effectExtent l="19050" t="0" r="3175" b="0"/>
+            <wp:docPr id="76" name="Рисунок 76"/>
+            <wp:cNvGraphicFramePr>
+              <a:graphicFrameLocks xmlns:a="http://schemas.openxmlformats.org/drawingml/2006/main" noChangeAspect="1"/>
+            </wp:cNvGraphicFramePr>
+            <a:graphic xmlns:a="http://schemas.openxmlformats.org/drawingml/2006/main">
+              <a:graphicData uri="http://schemas.openxmlformats.org/drawingml/2006/picture">
+                <pic:pic xmlns:pic="http://schemas.openxmlformats.org/drawingml/2006/picture">
+                  <pic:nvPicPr>
+                    <pic:cNvPr id="0" name="Picture 76"/>
+                    <pic:cNvPicPr>
+                      <a:picLocks noChangeAspect="1" noChangeArrowheads="1"/>
+                    </pic:cNvPicPr>
+                  </pic:nvPicPr>
+                  <pic:blipFill>
+                    <a:blip r:embed="rId29"/>
+                    <a:srcRect/>
+                    <a:stretch>
+                      <a:fillRect/>
+                    </a:stretch>
+                  </pic:blipFill>
+                  <pic:spPr bwMode="auto">
+                    <a:xfrm>
+                      <a:off x="0" y="0"/>
+                      <a:ext cx="5940425" cy="1501430"/>
+                    </a:xfrm>
+                    <a:prstGeom prst="rect">
+                      <a:avLst/>
+                    </a:prstGeom>
+                    <a:noFill/>
+                    <a:ln w="9525">
+                      <a:noFill/>
+                      <a:miter lim="800000"/>
+                      <a:headEnd/>
+                      <a:tailEnd/>
+                    </a:ln>
+                  </pic:spPr>
+                </pic:pic>
+              </a:graphicData>
+            </a:graphic>
+          </wp:inline>
+        </w:drawing>
+      </w:r>
+      <w:r>
+        <w:rPr>
+          <w:rStyle w:val="FontStyle138"/>
+        </w:rPr>
+        <w:t>Рисунок 22 - Проводник ADR</w:t>
+      </w:r>
+    </w:p>
+    <w:p>
+      <w:pPr>
+        <w:pStyle w:val="1"/>
+      </w:pPr>
+      <w:r>
+        <w:t>Создание папки: нажмите «Создать папку» и укажите имя (уникальное внутри родительской папки) (рис. 23);</w:t>
       </w:r>
     </w:p>
     <w:p>
@@ -7948,40 +8751,71 @@
       </w:pPr>
       <w:r>
         <w:rPr>
-          <w:rStyle w:val="FontStyle138"/>
-        </w:rPr>
-        <w:t>Рисунок 21 - Дашборд с приглашениями в организации</w:t>
-      </w:r>
-    </w:p>
-    <w:p>
-      <w:pPr>
-        <w:rPr>
-          <w:b/>
-        </w:rPr>
-      </w:pPr>
-      <w:r>
-        <w:rPr>
-          <w:b/>
-        </w:rPr>
-        <w:t>Работа с ADR:</w:t>
-      </w:r>
-    </w:p>
-    <w:p>
-      <w:pPr>
-        <w:pStyle w:val="1"/>
-      </w:pPr>
-      <w:r>
-        <w:t>Проводник ADR: откройте организацию и перейдите в раздел ADR. Папки и записи отображаются в одной таблице, хлебные крошки показывают текущий путь, «капсулы» статусов над таблицей служат фильтрами и показывают количество записей (рис. 22);</w:t>
-      </w:r>
-    </w:p>
-    <w:p>
-      <w:r>
-        <w:rPr>
           <w:rFonts w:cs="Times New Roman"/>
           <w:b/>
+          <w:noProof/>
           <w:color w:val="FF0000"/>
-        </w:rPr>
-        <w:t>[СКРИНШОТ: проводник ADR — папки, записи, капсулы статусов]</w:t>
+          <w:lang w:eastAsia="ru-RU" w:bidi="ar-SA"/>
+        </w:rPr>
+        <w:drawing>
+          <wp:inline distT="0" distB="0" distL="0" distR="0">
+            <wp:extent cx="5940425" cy="1201762"/>
+            <wp:effectExtent l="19050" t="0" r="3175" b="0"/>
+            <wp:docPr id="70" name="Рисунок 70"/>
+            <wp:cNvGraphicFramePr>
+              <a:graphicFrameLocks xmlns:a="http://schemas.openxmlformats.org/drawingml/2006/main" noChangeAspect="1"/>
+            </wp:cNvGraphicFramePr>
+            <a:graphic xmlns:a="http://schemas.openxmlformats.org/drawingml/2006/main">
+              <a:graphicData uri="http://schemas.openxmlformats.org/drawingml/2006/picture">
+                <pic:pic xmlns:pic="http://schemas.openxmlformats.org/drawingml/2006/picture">
+                  <pic:nvPicPr>
+                    <pic:cNvPr id="0" name="Picture 70"/>
+                    <pic:cNvPicPr>
+                      <a:picLocks noChangeAspect="1" noChangeArrowheads="1"/>
+                    </pic:cNvPicPr>
+                  </pic:nvPicPr>
+                  <pic:blipFill>
+                    <a:blip r:embed="rId30"/>
+                    <a:srcRect/>
+                    <a:stretch>
+                      <a:fillRect/>
+                    </a:stretch>
+                  </pic:blipFill>
+                  <pic:spPr bwMode="auto">
+                    <a:xfrm>
+                      <a:off x="0" y="0"/>
+                      <a:ext cx="5940425" cy="1201762"/>
+                    </a:xfrm>
+                    <a:prstGeom prst="rect">
+                      <a:avLst/>
+                    </a:prstGeom>
+                    <a:noFill/>
+                    <a:ln w="9525">
+                      <a:noFill/>
+                      <a:miter lim="800000"/>
+                      <a:headEnd/>
+                      <a:tailEnd/>
+                    </a:ln>
+                  </pic:spPr>
+                </pic:pic>
+              </a:graphicData>
+            </a:graphic>
+          </wp:inline>
+        </w:drawing>
+      </w:r>
+      <w:r>
+        <w:rPr>
+          <w:rStyle w:val="FontStyle138"/>
+        </w:rPr>
+        <w:t>Рисунок 23 - Создание папки</w:t>
+      </w:r>
+    </w:p>
+    <w:p>
+      <w:pPr>
+        <w:pStyle w:val="1"/>
+      </w:pPr>
+      <w:r>
+        <w:t>Создание ADR: нажмите «Создать ADR», введите заголовок и выберите шаблон — разделы предзаполнятся подсказками и примерами из шаблона (рис. 24);</w:t>
       </w:r>
     </w:p>
     <w:p>
@@ -7994,27 +8828,72 @@
       </w:pPr>
       <w:r>
         <w:rPr>
-          <w:rStyle w:val="FontStyle138"/>
-        </w:rPr>
-        <w:t>Рисунок 22 - Проводник ADR</w:t>
-      </w:r>
-    </w:p>
-    <w:p>
-      <w:pPr>
-        <w:pStyle w:val="1"/>
-      </w:pPr>
-      <w:r>
-        <w:t>Создание папки: нажмите «Создать папку» и укажите имя (уникальное внутри родительской папки) (рис. 23);</w:t>
-      </w:r>
-    </w:p>
-    <w:p>
-      <w:r>
-        <w:rPr>
           <w:rFonts w:cs="Times New Roman"/>
           <w:b/>
+          <w:noProof/>
           <w:color w:val="FF0000"/>
-        </w:rPr>
-        <w:t>[СКРИНШОТ: модальное окно создания папки]</w:t>
+          <w:lang w:eastAsia="ru-RU" w:bidi="ar-SA"/>
+        </w:rPr>
+        <w:lastRenderedPageBreak/>
+        <w:drawing>
+          <wp:inline distT="0" distB="0" distL="0" distR="0">
+            <wp:extent cx="5940425" cy="5099529"/>
+            <wp:effectExtent l="19050" t="0" r="3175" b="0"/>
+            <wp:docPr id="73" name="Рисунок 73"/>
+            <wp:cNvGraphicFramePr>
+              <a:graphicFrameLocks xmlns:a="http://schemas.openxmlformats.org/drawingml/2006/main" noChangeAspect="1"/>
+            </wp:cNvGraphicFramePr>
+            <a:graphic xmlns:a="http://schemas.openxmlformats.org/drawingml/2006/main">
+              <a:graphicData uri="http://schemas.openxmlformats.org/drawingml/2006/picture">
+                <pic:pic xmlns:pic="http://schemas.openxmlformats.org/drawingml/2006/picture">
+                  <pic:nvPicPr>
+                    <pic:cNvPr id="0" name="Picture 73"/>
+                    <pic:cNvPicPr>
+                      <a:picLocks noChangeAspect="1" noChangeArrowheads="1"/>
+                    </pic:cNvPicPr>
+                  </pic:nvPicPr>
+                  <pic:blipFill>
+                    <a:blip r:embed="rId31"/>
+                    <a:srcRect/>
+                    <a:stretch>
+                      <a:fillRect/>
+                    </a:stretch>
+                  </pic:blipFill>
+                  <pic:spPr bwMode="auto">
+                    <a:xfrm>
+                      <a:off x="0" y="0"/>
+                      <a:ext cx="5940425" cy="5099529"/>
+                    </a:xfrm>
+                    <a:prstGeom prst="rect">
+                      <a:avLst/>
+                    </a:prstGeom>
+                    <a:noFill/>
+                    <a:ln w="9525">
+                      <a:noFill/>
+                      <a:miter lim="800000"/>
+                      <a:headEnd/>
+                      <a:tailEnd/>
+                    </a:ln>
+                  </pic:spPr>
+                </pic:pic>
+              </a:graphicData>
+            </a:graphic>
+          </wp:inline>
+        </w:drawing>
+      </w:r>
+      <w:r>
+        <w:rPr>
+          <w:rStyle w:val="FontStyle138"/>
+        </w:rPr>
+        <w:t>Рисунок 24 - Форма создания ADR с выбором шаблона</w:t>
+      </w:r>
+    </w:p>
+    <w:p>
+      <w:pPr>
+        <w:pStyle w:val="1"/>
+      </w:pPr>
+      <w:r>
+        <w:t>Редактирование ADR: измените заголовок и содержимое разделов; порядок разделов меняется кнопками «вверх/вниз», лишние разделы удаляются (рис. 25);</w:t>
       </w:r>
     </w:p>
     <w:p>
@@ -8027,27 +8906,72 @@
       </w:pPr>
       <w:r>
         <w:rPr>
-          <w:rStyle w:val="FontStyle138"/>
-        </w:rPr>
-        <w:t>Рисунок 23 - Создание папки</w:t>
-      </w:r>
-    </w:p>
-    <w:p>
-      <w:pPr>
-        <w:pStyle w:val="1"/>
-      </w:pPr>
-      <w:r>
-        <w:t>Создание ADR: нажмите «Создать ADR», введите заголовок и выберите шаблон — разделы предзаполнятся подсказками и примерами из шаблона (рис. 24);</w:t>
-      </w:r>
-    </w:p>
-    <w:p>
-      <w:r>
-        <w:rPr>
           <w:rFonts w:cs="Times New Roman"/>
           <w:b/>
+          <w:noProof/>
           <w:color w:val="FF0000"/>
-        </w:rPr>
-        <w:t>[СКРИНШОТ: форма создания ADR с выбором шаблона]</w:t>
+          <w:lang w:eastAsia="ru-RU" w:bidi="ar-SA"/>
+        </w:rPr>
+        <w:lastRenderedPageBreak/>
+        <w:drawing>
+          <wp:inline distT="0" distB="0" distL="0" distR="0">
+            <wp:extent cx="5940425" cy="5116837"/>
+            <wp:effectExtent l="19050" t="0" r="3175" b="0"/>
+            <wp:docPr id="61" name="Рисунок 61"/>
+            <wp:cNvGraphicFramePr>
+              <a:graphicFrameLocks xmlns:a="http://schemas.openxmlformats.org/drawingml/2006/main" noChangeAspect="1"/>
+            </wp:cNvGraphicFramePr>
+            <a:graphic xmlns:a="http://schemas.openxmlformats.org/drawingml/2006/main">
+              <a:graphicData uri="http://schemas.openxmlformats.org/drawingml/2006/picture">
+                <pic:pic xmlns:pic="http://schemas.openxmlformats.org/drawingml/2006/picture">
+                  <pic:nvPicPr>
+                    <pic:cNvPr id="0" name="Picture 61"/>
+                    <pic:cNvPicPr>
+                      <a:picLocks noChangeAspect="1" noChangeArrowheads="1"/>
+                    </pic:cNvPicPr>
+                  </pic:nvPicPr>
+                  <pic:blipFill>
+                    <a:blip r:embed="rId32"/>
+                    <a:srcRect/>
+                    <a:stretch>
+                      <a:fillRect/>
+                    </a:stretch>
+                  </pic:blipFill>
+                  <pic:spPr bwMode="auto">
+                    <a:xfrm>
+                      <a:off x="0" y="0"/>
+                      <a:ext cx="5940425" cy="5116837"/>
+                    </a:xfrm>
+                    <a:prstGeom prst="rect">
+                      <a:avLst/>
+                    </a:prstGeom>
+                    <a:noFill/>
+                    <a:ln w="9525">
+                      <a:noFill/>
+                      <a:miter lim="800000"/>
+                      <a:headEnd/>
+                      <a:tailEnd/>
+                    </a:ln>
+                  </pic:spPr>
+                </pic:pic>
+              </a:graphicData>
+            </a:graphic>
+          </wp:inline>
+        </w:drawing>
+      </w:r>
+      <w:r>
+        <w:rPr>
+          <w:rStyle w:val="FontStyle138"/>
+        </w:rPr>
+        <w:t>Рисунок 25 - Редактирование разделов ADR</w:t>
+      </w:r>
+    </w:p>
+    <w:p>
+      <w:pPr>
+        <w:pStyle w:val="1"/>
+      </w:pPr>
+      <w:r>
+        <w:t>Работа со статусами: после подготовки переведите запись из «Черновика» в «Предложен» — участники смогут её обсуждать и голосовать. Дальнейшие переходы выполняются по матрице переходов: запись может быть утверждена администратором или автоматически по голосам, отправлена на пересмотр, отклонена или устареть (рис. 26);</w:t>
       </w:r>
     </w:p>
     <w:p>
@@ -8060,27 +8984,129 @@
       </w:pPr>
       <w:r>
         <w:rPr>
-          <w:rStyle w:val="FontStyle138"/>
-        </w:rPr>
-        <w:t>Рисунок 24 - Форма создания ADR с выбором шаблона</w:t>
-      </w:r>
-    </w:p>
-    <w:p>
-      <w:pPr>
-        <w:pStyle w:val="1"/>
-      </w:pPr>
-      <w:r>
-        <w:t>Редактирование ADR: измените заголовок и содержимое разделов; порядок разделов меняется кнопками «вверх/вниз», лишние разделы удаляются (рис. 25);</w:t>
-      </w:r>
-    </w:p>
-    <w:p>
-      <w:r>
-        <w:rPr>
           <w:rFonts w:cs="Times New Roman"/>
           <w:b/>
+          <w:i w:val="0"/>
+          <w:iCs w:val="0"/>
           <w:color w:val="FF0000"/>
         </w:rPr>
-        <w:t>[СКРИНШОТ: форма редактирования ADR с кнопками перестановки разделов]</w:t>
+        <w:lastRenderedPageBreak/>
+        <w:drawing>
+          <wp:inline distT="0" distB="0" distL="0" distR="0">
+            <wp:extent cx="5940425" cy="5021810"/>
+            <wp:effectExtent l="19050" t="0" r="3175" b="0"/>
+            <wp:docPr id="9" name="Рисунок 64"/>
+            <wp:cNvGraphicFramePr>
+              <a:graphicFrameLocks xmlns:a="http://schemas.openxmlformats.org/drawingml/2006/main" noChangeAspect="1"/>
+            </wp:cNvGraphicFramePr>
+            <a:graphic xmlns:a="http://schemas.openxmlformats.org/drawingml/2006/main">
+              <a:graphicData uri="http://schemas.openxmlformats.org/drawingml/2006/picture">
+                <pic:pic xmlns:pic="http://schemas.openxmlformats.org/drawingml/2006/picture">
+                  <pic:nvPicPr>
+                    <pic:cNvPr id="0" name="Picture 64"/>
+                    <pic:cNvPicPr>
+                      <a:picLocks noChangeAspect="1" noChangeArrowheads="1"/>
+                    </pic:cNvPicPr>
+                  </pic:nvPicPr>
+                  <pic:blipFill>
+                    <a:blip r:embed="rId33"/>
+                    <a:srcRect/>
+                    <a:stretch>
+                      <a:fillRect/>
+                    </a:stretch>
+                  </pic:blipFill>
+                  <pic:spPr bwMode="auto">
+                    <a:xfrm>
+                      <a:off x="0" y="0"/>
+                      <a:ext cx="5940425" cy="5021810"/>
+                    </a:xfrm>
+                    <a:prstGeom prst="rect">
+                      <a:avLst/>
+                    </a:prstGeom>
+                    <a:noFill/>
+                    <a:ln w="9525">
+                      <a:noFill/>
+                      <a:miter lim="800000"/>
+                      <a:headEnd/>
+                      <a:tailEnd/>
+                    </a:ln>
+                  </pic:spPr>
+                </pic:pic>
+              </a:graphicData>
+            </a:graphic>
+          </wp:inline>
+        </w:drawing>
+      </w:r>
+      <w:r>
+        <w:rPr>
+          <w:rStyle w:val="FontStyle138"/>
+        </w:rPr>
+        <w:t>Рисунок 26 - Страница ADR с изменением статуса</w:t>
+      </w:r>
+    </w:p>
+    <w:p>
+      <w:pPr>
+        <w:pStyle w:val="1"/>
+      </w:pPr>
+      <w:r>
+        <w:t>Связи между решениями: на странице записи добавьте связь «Заменяет» (если новая запись подавляет старую), «Связан с» или «Устарел в пользу» — записи ищутся по заголовку и номеру (рис. 27);</w:t>
+      </w:r>
+    </w:p>
+    <w:p>
+      <w:pPr>
+        <w:jc w:val="center"/>
+        <w:rPr>
+          <w:lang w:val="en-US"/>
+        </w:rPr>
+      </w:pPr>
+      <w:r>
+        <w:rPr>
+          <w:rFonts w:cs="Times New Roman"/>
+          <w:b/>
+          <w:noProof/>
+          <w:color w:val="FF0000"/>
+          <w:lang w:eastAsia="ru-RU" w:bidi="ar-SA"/>
+        </w:rPr>
+        <w:lastRenderedPageBreak/>
+        <w:drawing>
+          <wp:inline distT="0" distB="0" distL="0" distR="0">
+            <wp:extent cx="4800095" cy="3704253"/>
+            <wp:effectExtent l="19050" t="0" r="505" b="0"/>
+            <wp:docPr id="11" name="Рисунок 3"/>
+            <wp:cNvGraphicFramePr>
+              <a:graphicFrameLocks xmlns:a="http://schemas.openxmlformats.org/drawingml/2006/main" noChangeAspect="1"/>
+            </wp:cNvGraphicFramePr>
+            <a:graphic xmlns:a="http://schemas.openxmlformats.org/drawingml/2006/main">
+              <a:graphicData uri="http://schemas.openxmlformats.org/drawingml/2006/picture">
+                <pic:pic xmlns:pic="http://schemas.openxmlformats.org/drawingml/2006/picture">
+                  <pic:nvPicPr>
+                    <pic:cNvPr id="0" name="Picture 3"/>
+                    <pic:cNvPicPr>
+                      <a:picLocks noChangeAspect="1" noChangeArrowheads="1"/>
+                    </pic:cNvPicPr>
+                  </pic:nvPicPr>
+                  <pic:blipFill>
+                    <a:blip r:embed="rId34"/>
+                    <a:srcRect/>
+                    <a:stretch>
+                      <a:fillRect/>
+                    </a:stretch>
+                  </pic:blipFill>
+                  <pic:spPr bwMode="auto">
+                    <a:xfrm>
+                      <a:off x="0" y="0"/>
+                      <a:ext cx="4800095" cy="3704253"/>
+                    </a:xfrm>
+                    <a:prstGeom prst="rect">
+                      <a:avLst/>
+                    </a:prstGeom>
+                    <a:noFill/>
+                  </pic:spPr>
+                </pic:pic>
+              </a:graphicData>
+            </a:graphic>
+          </wp:inline>
+        </w:drawing>
       </w:r>
     </w:p>
     <w:p>
@@ -8095,7 +9121,7 @@
         <w:rPr>
           <w:rStyle w:val="FontStyle138"/>
         </w:rPr>
-        <w:t>Рисунок 25 - Редактирование разделов ADR</w:t>
+        <w:t>Рисунок 27 - Управление связями между ADR</w:t>
       </w:r>
     </w:p>
     <w:p>
@@ -8103,17 +9129,71 @@
         <w:pStyle w:val="1"/>
       </w:pPr>
       <w:r>
-        <w:t>Работа со статусами: после подготовки переведите запись из «Черновика» в «Предложен» — участники смогут её обсуждать и голосовать. Дальнейшие переходы выполняются по матрице переходов: запись может быть утверждена администратором или автоматически по голосам, отправлена на пересмотр, отклонена или устареть (рис. 26);</w:t>
-      </w:r>
-    </w:p>
-    <w:p>
+        <w:t>Перемещение записей и папок: перетащите запись или папку на нужную папку или на элемент хлебных крошек (рис. 28);</w:t>
+      </w:r>
+    </w:p>
+    <w:p>
+      <w:pPr>
+        <w:pStyle w:val="af2"/>
+        <w:jc w:val="center"/>
+        <w:rPr>
+          <w:rStyle w:val="FontStyle138"/>
+          <w:lang w:val="en-US"/>
+        </w:rPr>
+      </w:pPr>
       <w:r>
         <w:rPr>
           <w:rFonts w:cs="Times New Roman"/>
           <w:b/>
+          <w:noProof/>
           <w:color w:val="FF0000"/>
-        </w:rPr>
-        <w:t>[СКРИНШОТ: страница просмотра ADR с элементом смены статуса]</w:t>
+          <w:lang w:eastAsia="ru-RU" w:bidi="ar-SA"/>
+        </w:rPr>
+        <w:drawing>
+          <wp:inline distT="0" distB="0" distL="0" distR="0">
+            <wp:extent cx="2864485" cy="830580"/>
+            <wp:effectExtent l="19050" t="0" r="0" b="0"/>
+            <wp:docPr id="81" name="Рисунок 81"/>
+            <wp:cNvGraphicFramePr>
+              <a:graphicFrameLocks xmlns:a="http://schemas.openxmlformats.org/drawingml/2006/main" noChangeAspect="1"/>
+            </wp:cNvGraphicFramePr>
+            <a:graphic xmlns:a="http://schemas.openxmlformats.org/drawingml/2006/main">
+              <a:graphicData uri="http://schemas.openxmlformats.org/drawingml/2006/picture">
+                <pic:pic xmlns:pic="http://schemas.openxmlformats.org/drawingml/2006/picture">
+                  <pic:nvPicPr>
+                    <pic:cNvPr id="0" name="Picture 81"/>
+                    <pic:cNvPicPr>
+                      <a:picLocks noChangeAspect="1" noChangeArrowheads="1"/>
+                    </pic:cNvPicPr>
+                  </pic:nvPicPr>
+                  <pic:blipFill>
+                    <a:blip r:embed="rId35"/>
+                    <a:srcRect/>
+                    <a:stretch>
+                      <a:fillRect/>
+                    </a:stretch>
+                  </pic:blipFill>
+                  <pic:spPr bwMode="auto">
+                    <a:xfrm>
+                      <a:off x="0" y="0"/>
+                      <a:ext cx="2864485" cy="830580"/>
+                    </a:xfrm>
+                    <a:prstGeom prst="rect">
+                      <a:avLst/>
+                    </a:prstGeom>
+                    <a:noFill/>
+                    <a:ln w="9525">
+                      <a:noFill/>
+                      <a:miter lim="800000"/>
+                      <a:headEnd/>
+                      <a:tailEnd/>
+                    </a:ln>
+                  </pic:spPr>
+                </pic:pic>
+              </a:graphicData>
+            </a:graphic>
+          </wp:inline>
+        </w:drawing>
       </w:r>
     </w:p>
     <w:p>
@@ -8128,7 +9208,19 @@
         <w:rPr>
           <w:rStyle w:val="FontStyle138"/>
         </w:rPr>
-        <w:t>Рисунок 26 - Страница ADR с изменением статуса</w:t>
+        <w:t>Рисунок 28 - Перемещение ADR перетаскив</w:t>
+      </w:r>
+      <w:r>
+        <w:rPr>
+          <w:rStyle w:val="FontStyle138"/>
+        </w:rPr>
+        <w:t>а</w:t>
+      </w:r>
+      <w:r>
+        <w:rPr>
+          <w:rStyle w:val="FontStyle138"/>
+        </w:rPr>
+        <w:t>нием</w:t>
       </w:r>
     </w:p>
     <w:p>
@@ -8136,17 +9228,71 @@
         <w:pStyle w:val="1"/>
       </w:pPr>
       <w:r>
-        <w:t>Связи между решениями: на странице записи добавьте связь «Заменяет» (если новая запись подавляет старую), «Связан с» или «Устарел в пользу» — записи ищутся по заголовку и номеру (рис. 27);</w:t>
-      </w:r>
-    </w:p>
-    <w:p>
+        <w:t>Экспорт: нажмите «Экспортировать в MD» на странице записи — будет скачан Markdown-документ с номером, заголовком, статусом, автором и разделами (рис. 29).</w:t>
+      </w:r>
+    </w:p>
+    <w:p>
+      <w:pPr>
+        <w:pStyle w:val="af2"/>
+        <w:jc w:val="center"/>
+        <w:rPr>
+          <w:rStyle w:val="FontStyle138"/>
+          <w:lang w:val="en-US"/>
+        </w:rPr>
+      </w:pPr>
       <w:r>
         <w:rPr>
           <w:rFonts w:cs="Times New Roman"/>
           <w:b/>
+          <w:noProof/>
           <w:color w:val="FF0000"/>
-        </w:rPr>
-        <w:t>[СКРИНШОТ: блок управления связями ADR с модальным окном поиска]</w:t>
+          <w:lang w:eastAsia="ru-RU" w:bidi="ar-SA"/>
+        </w:rPr>
+        <w:drawing>
+          <wp:inline distT="0" distB="0" distL="0" distR="0">
+            <wp:extent cx="3732530" cy="1250315"/>
+            <wp:effectExtent l="19050" t="0" r="1270" b="0"/>
+            <wp:docPr id="84" name="Рисунок 84"/>
+            <wp:cNvGraphicFramePr>
+              <a:graphicFrameLocks xmlns:a="http://schemas.openxmlformats.org/drawingml/2006/main" noChangeAspect="1"/>
+            </wp:cNvGraphicFramePr>
+            <a:graphic xmlns:a="http://schemas.openxmlformats.org/drawingml/2006/main">
+              <a:graphicData uri="http://schemas.openxmlformats.org/drawingml/2006/picture">
+                <pic:pic xmlns:pic="http://schemas.openxmlformats.org/drawingml/2006/picture">
+                  <pic:nvPicPr>
+                    <pic:cNvPr id="0" name="Picture 84"/>
+                    <pic:cNvPicPr>
+                      <a:picLocks noChangeAspect="1" noChangeArrowheads="1"/>
+                    </pic:cNvPicPr>
+                  </pic:nvPicPr>
+                  <pic:blipFill>
+                    <a:blip r:embed="rId36"/>
+                    <a:srcRect/>
+                    <a:stretch>
+                      <a:fillRect/>
+                    </a:stretch>
+                  </pic:blipFill>
+                  <pic:spPr bwMode="auto">
+                    <a:xfrm>
+                      <a:off x="0" y="0"/>
+                      <a:ext cx="3732530" cy="1250315"/>
+                    </a:xfrm>
+                    <a:prstGeom prst="rect">
+                      <a:avLst/>
+                    </a:prstGeom>
+                    <a:noFill/>
+                    <a:ln w="9525">
+                      <a:noFill/>
+                      <a:miter lim="800000"/>
+                      <a:headEnd/>
+                      <a:tailEnd/>
+                    </a:ln>
+                  </pic:spPr>
+                </pic:pic>
+              </a:graphicData>
+            </a:graphic>
+          </wp:inline>
+        </w:drawing>
       </w:r>
     </w:p>
     <w:p>
@@ -8161,7 +9307,31 @@
         <w:rPr>
           <w:rStyle w:val="FontStyle138"/>
         </w:rPr>
-        <w:t>Рисунок 27 - Управление связями между ADR</w:t>
+        <w:t>Рисунок 29 - Экспорт ADR в Markdown</w:t>
+      </w:r>
+    </w:p>
+    <w:p>
+      <w:pPr>
+        <w:pStyle w:val="3"/>
+      </w:pPr>
+      <w:r>
+        <w:rPr>
+          <w:rFonts w:ascii="Times New Roman" w:hAnsi="Times New Roman" w:cs="Times New Roman"/>
+        </w:rPr>
+        <w:t>4.2.2 Руководство для участника</w:t>
+      </w:r>
+    </w:p>
+    <w:p>
+      <w:pPr>
+        <w:rPr>
+          <w:b/>
+        </w:rPr>
+      </w:pPr>
+      <w:r>
+        <w:rPr>
+          <w:b/>
+        </w:rPr>
+        <w:t>Регистрация и авторизация:</w:t>
       </w:r>
     </w:p>
     <w:p>
@@ -8169,18 +9339,133 @@
         <w:pStyle w:val="1"/>
       </w:pPr>
       <w:r>
+        <w:t>Создание учётной записи и вход в систему: аналогично разделу 4.1 (рис. 10, 11);</w:t>
+      </w:r>
+    </w:p>
+    <w:p>
+      <w:pPr>
+        <w:pStyle w:val="1"/>
+      </w:pPr>
+      <w:r>
         <w:lastRenderedPageBreak/>
-        <w:t>Перемещение записей и папок: перетащите запись или папку на нужную папку или на элемент хлебных крошек (рис. 28);</w:t>
-      </w:r>
-    </w:p>
-    <w:p>
+        <w:t xml:space="preserve">Присоединение к организации: принятие приглашения </w:t>
+      </w:r>
+      <w:r>
+        <w:t>в</w:t>
+      </w:r>
+      <w:r>
+        <w:t xml:space="preserve"> дашборде (рис. 21).</w:t>
+      </w:r>
+    </w:p>
+    <w:p>
+      <w:pPr>
+        <w:rPr>
+          <w:b/>
+        </w:rPr>
+      </w:pPr>
+      <w:r>
+        <w:rPr>
+          <w:b/>
+        </w:rPr>
+        <w:t>Просмотр ADR:</w:t>
+      </w:r>
+    </w:p>
+    <w:p>
+      <w:pPr>
+        <w:pStyle w:val="1"/>
+      </w:pPr>
+      <w:r>
+        <w:t>В проводнике организации участник видит папки и записи; для быстрого поиска используйте фильтры по статусам, список «Последние изменения» на дашборде и раздел «Мои ADR» в профиле (рис. 30);</w:t>
+      </w:r>
+    </w:p>
+    <w:p>
+      <w:pPr>
+        <w:pStyle w:val="af2"/>
+        <w:jc w:val="center"/>
+        <w:rPr>
+          <w:rStyle w:val="FontStyle138"/>
+        </w:rPr>
+      </w:pPr>
       <w:r>
         <w:rPr>
           <w:rFonts w:cs="Times New Roman"/>
           <w:b/>
+          <w:noProof/>
           <w:color w:val="FF0000"/>
-        </w:rPr>
-        <w:t>[СКРИНШОТ: момент перетаскивания ADR на папку]</w:t>
+          <w:lang w:eastAsia="ru-RU" w:bidi="ar-SA"/>
+        </w:rPr>
+        <w:drawing>
+          <wp:inline distT="0" distB="0" distL="0" distR="0">
+            <wp:extent cx="5940425" cy="2496584"/>
+            <wp:effectExtent l="19050" t="0" r="3175" b="0"/>
+            <wp:docPr id="87" name="Рисунок 87"/>
+            <wp:cNvGraphicFramePr>
+              <a:graphicFrameLocks xmlns:a="http://schemas.openxmlformats.org/drawingml/2006/main" noChangeAspect="1"/>
+            </wp:cNvGraphicFramePr>
+            <a:graphic xmlns:a="http://schemas.openxmlformats.org/drawingml/2006/main">
+              <a:graphicData uri="http://schemas.openxmlformats.org/drawingml/2006/picture">
+                <pic:pic xmlns:pic="http://schemas.openxmlformats.org/drawingml/2006/picture">
+                  <pic:nvPicPr>
+                    <pic:cNvPr id="0" name="Picture 87"/>
+                    <pic:cNvPicPr>
+                      <a:picLocks noChangeAspect="1" noChangeArrowheads="1"/>
+                    </pic:cNvPicPr>
+                  </pic:nvPicPr>
+                  <pic:blipFill>
+                    <a:blip r:embed="rId37"/>
+                    <a:srcRect/>
+                    <a:stretch>
+                      <a:fillRect/>
+                    </a:stretch>
+                  </pic:blipFill>
+                  <pic:spPr bwMode="auto">
+                    <a:xfrm>
+                      <a:off x="0" y="0"/>
+                      <a:ext cx="5940425" cy="2496584"/>
+                    </a:xfrm>
+                    <a:prstGeom prst="rect">
+                      <a:avLst/>
+                    </a:prstGeom>
+                    <a:noFill/>
+                    <a:ln w="9525">
+                      <a:noFill/>
+                      <a:miter lim="800000"/>
+                      <a:headEnd/>
+                      <a:tailEnd/>
+                    </a:ln>
+                  </pic:spPr>
+                </pic:pic>
+              </a:graphicData>
+            </a:graphic>
+          </wp:inline>
+        </w:drawing>
+      </w:r>
+      <w:r>
+        <w:rPr>
+          <w:rStyle w:val="FontStyle138"/>
+        </w:rPr>
+        <w:t>Рисунок 30 - Список ADR с фильтрацией по статусам</w:t>
+      </w:r>
+    </w:p>
+    <w:p>
+      <w:pPr>
+        <w:rPr>
+          <w:b/>
+        </w:rPr>
+      </w:pPr>
+      <w:r>
+        <w:rPr>
+          <w:b/>
+        </w:rPr>
+        <w:t>Голосование:</w:t>
+      </w:r>
+    </w:p>
+    <w:p>
+      <w:pPr>
+        <w:pStyle w:val="1"/>
+      </w:pPr>
+      <w:r>
+        <w:t>На странице записи в статусах «Предложен», «Утверждён» или «Требует пересмотра» нажмите «за» или «против». Голосовать за собственное решение нельзя; повторное нажатие отзывает голос (рис. 31);</w:t>
       </w:r>
     </w:p>
     <w:p>
@@ -8193,27 +9478,84 @@
       </w:pPr>
       <w:r>
         <w:rPr>
-          <w:rStyle w:val="FontStyle138"/>
-        </w:rPr>
-        <w:t>Рисунок 28 - Перемещение ADR перетаскиванием</w:t>
-      </w:r>
-    </w:p>
-    <w:p>
-      <w:pPr>
-        <w:pStyle w:val="1"/>
-      </w:pPr>
-      <w:r>
-        <w:t>Экспорт: нажмите «Экспортировать в MD» на странице записи — будет скачан Markdown-документ с номером, заголовком, статусом, автором и разделами (рис. 29).</w:t>
-      </w:r>
-    </w:p>
-    <w:p>
-      <w:r>
-        <w:rPr>
           <w:rFonts w:cs="Times New Roman"/>
           <w:b/>
+          <w:noProof/>
           <w:color w:val="FF0000"/>
-        </w:rPr>
-        <w:t>[СКРИНШОТ: кнопка экспорта на странице ADR и/или скачанный файл]</w:t>
+          <w:lang w:eastAsia="ru-RU" w:bidi="ar-SA"/>
+        </w:rPr>
+        <w:drawing>
+          <wp:inline distT="0" distB="0" distL="0" distR="0">
+            <wp:extent cx="5940425" cy="1902699"/>
+            <wp:effectExtent l="19050" t="0" r="3175" b="0"/>
+            <wp:docPr id="90" name="Рисунок 90"/>
+            <wp:cNvGraphicFramePr>
+              <a:graphicFrameLocks xmlns:a="http://schemas.openxmlformats.org/drawingml/2006/main" noChangeAspect="1"/>
+            </wp:cNvGraphicFramePr>
+            <a:graphic xmlns:a="http://schemas.openxmlformats.org/drawingml/2006/main">
+              <a:graphicData uri="http://schemas.openxmlformats.org/drawingml/2006/picture">
+                <pic:pic xmlns:pic="http://schemas.openxmlformats.org/drawingml/2006/picture">
+                  <pic:nvPicPr>
+                    <pic:cNvPr id="0" name="Picture 90"/>
+                    <pic:cNvPicPr>
+                      <a:picLocks noChangeAspect="1" noChangeArrowheads="1"/>
+                    </pic:cNvPicPr>
+                  </pic:nvPicPr>
+                  <pic:blipFill>
+                    <a:blip r:embed="rId38"/>
+                    <a:srcRect/>
+                    <a:stretch>
+                      <a:fillRect/>
+                    </a:stretch>
+                  </pic:blipFill>
+                  <pic:spPr bwMode="auto">
+                    <a:xfrm>
+                      <a:off x="0" y="0"/>
+                      <a:ext cx="5940425" cy="1902699"/>
+                    </a:xfrm>
+                    <a:prstGeom prst="rect">
+                      <a:avLst/>
+                    </a:prstGeom>
+                    <a:noFill/>
+                    <a:ln w="9525">
+                      <a:noFill/>
+                      <a:miter lim="800000"/>
+                      <a:headEnd/>
+                      <a:tailEnd/>
+                    </a:ln>
+                  </pic:spPr>
+                </pic:pic>
+              </a:graphicData>
+            </a:graphic>
+          </wp:inline>
+        </w:drawing>
+      </w:r>
+      <w:r>
+        <w:rPr>
+          <w:rStyle w:val="FontStyle138"/>
+        </w:rPr>
+        <w:t>Рисунок 31 - Голосование за ADR</w:t>
+      </w:r>
+    </w:p>
+    <w:p>
+      <w:pPr>
+        <w:rPr>
+          <w:b/>
+        </w:rPr>
+      </w:pPr>
+      <w:r>
+        <w:rPr>
+          <w:b/>
+        </w:rPr>
+        <w:t>Комментарии:</w:t>
+      </w:r>
+    </w:p>
+    <w:p>
+      <w:pPr>
+        <w:pStyle w:val="1"/>
+      </w:pPr>
+      <w:r>
+        <w:t>В блоке комментариев добавьте вопрос или замечание. Правка и удаление доступны для собственных комментариев; модерация — архитектору и администратору (рис. 32);</w:t>
       </w:r>
     </w:p>
     <w:p>
@@ -8226,86 +9568,85 @@
       </w:pPr>
       <w:r>
         <w:rPr>
-          <w:rStyle w:val="FontStyle138"/>
-        </w:rPr>
-        <w:t>Рисунок 29 - Экспорт ADR в Markdown</w:t>
-      </w:r>
-    </w:p>
-    <w:p>
-      <w:pPr>
-        <w:pStyle w:val="3"/>
-      </w:pPr>
-      <w:r>
-        <w:rPr>
-          <w:rFonts w:ascii="Times New Roman" w:hAnsi="Times New Roman" w:cs="Times New Roman"/>
-        </w:rPr>
-        <w:t>4.2.2 Руководство для участника</w:t>
-      </w:r>
-    </w:p>
-    <w:p>
-      <w:pPr>
-        <w:rPr>
-          <w:b/>
-        </w:rPr>
-      </w:pPr>
-      <w:r>
-        <w:rPr>
-          <w:b/>
-        </w:rPr>
-        <w:t>Регистрация и авторизация:</w:t>
-      </w:r>
-    </w:p>
-    <w:p>
-      <w:pPr>
-        <w:pStyle w:val="1"/>
-      </w:pPr>
-      <w:r>
-        <w:t>Создание учётной записи и вход в систему: аналогично разделу 4.1 (рис. 10, 11);</w:t>
-      </w:r>
-    </w:p>
-    <w:p>
-      <w:pPr>
-        <w:pStyle w:val="1"/>
-      </w:pPr>
-      <w:r>
-        <w:t xml:space="preserve">Присоединение к организации: принятие приглашения </w:t>
-      </w:r>
-      <w:r>
-        <w:t>в</w:t>
-      </w:r>
-      <w:r>
-        <w:t xml:space="preserve"> дашборде (рис. 21).</w:t>
-      </w:r>
-    </w:p>
-    <w:p>
-      <w:pPr>
-        <w:rPr>
-          <w:b/>
-        </w:rPr>
-      </w:pPr>
-      <w:r>
-        <w:rPr>
-          <w:b/>
-        </w:rPr>
-        <w:t>Просмотр ADR:</w:t>
-      </w:r>
-    </w:p>
-    <w:p>
-      <w:pPr>
-        <w:pStyle w:val="1"/>
-      </w:pPr>
-      <w:r>
-        <w:t>В проводнике организации участник видит папки и записи; для быстрого поиска используйте фильтры по статусам, список «Последние изменения» на дашборде и раздел «Мои ADR» в профиле (рис. 30);</w:t>
-      </w:r>
-    </w:p>
-    <w:p>
-      <w:r>
-        <w:rPr>
           <w:rFonts w:cs="Times New Roman"/>
           <w:b/>
+          <w:noProof/>
           <w:color w:val="FF0000"/>
-        </w:rPr>
-        <w:t>[СКРИНШОТ: проводник ADR с выбранным фильтром статуса]</w:t>
+          <w:lang w:eastAsia="ru-RU" w:bidi="ar-SA"/>
+        </w:rPr>
+        <w:lastRenderedPageBreak/>
+        <w:drawing>
+          <wp:inline distT="0" distB="0" distL="0" distR="0">
+            <wp:extent cx="5940425" cy="3191771"/>
+            <wp:effectExtent l="19050" t="0" r="3175" b="0"/>
+            <wp:docPr id="93" name="Рисунок 93"/>
+            <wp:cNvGraphicFramePr>
+              <a:graphicFrameLocks xmlns:a="http://schemas.openxmlformats.org/drawingml/2006/main" noChangeAspect="1"/>
+            </wp:cNvGraphicFramePr>
+            <a:graphic xmlns:a="http://schemas.openxmlformats.org/drawingml/2006/main">
+              <a:graphicData uri="http://schemas.openxmlformats.org/drawingml/2006/picture">
+                <pic:pic xmlns:pic="http://schemas.openxmlformats.org/drawingml/2006/picture">
+                  <pic:nvPicPr>
+                    <pic:cNvPr id="0" name="Picture 93"/>
+                    <pic:cNvPicPr>
+                      <a:picLocks noChangeAspect="1" noChangeArrowheads="1"/>
+                    </pic:cNvPicPr>
+                  </pic:nvPicPr>
+                  <pic:blipFill>
+                    <a:blip r:embed="rId39"/>
+                    <a:srcRect/>
+                    <a:stretch>
+                      <a:fillRect/>
+                    </a:stretch>
+                  </pic:blipFill>
+                  <pic:spPr bwMode="auto">
+                    <a:xfrm>
+                      <a:off x="0" y="0"/>
+                      <a:ext cx="5940425" cy="3191771"/>
+                    </a:xfrm>
+                    <a:prstGeom prst="rect">
+                      <a:avLst/>
+                    </a:prstGeom>
+                    <a:noFill/>
+                    <a:ln w="9525">
+                      <a:noFill/>
+                      <a:miter lim="800000"/>
+                      <a:headEnd/>
+                      <a:tailEnd/>
+                    </a:ln>
+                  </pic:spPr>
+                </pic:pic>
+              </a:graphicData>
+            </a:graphic>
+          </wp:inline>
+        </w:drawing>
+      </w:r>
+      <w:r>
+        <w:rPr>
+          <w:rStyle w:val="FontStyle138"/>
+        </w:rPr>
+        <w:t>Рисунок 32 - Комментарии к ADR</w:t>
+      </w:r>
+    </w:p>
+    <w:p>
+      <w:pPr>
+        <w:rPr>
+          <w:b/>
+        </w:rPr>
+      </w:pPr>
+      <w:r>
+        <w:rPr>
+          <w:b/>
+        </w:rPr>
+        <w:t>Профиль:</w:t>
+      </w:r>
+    </w:p>
+    <w:p>
+      <w:pPr>
+        <w:pStyle w:val="1"/>
+      </w:pPr>
+      <w:r>
+        <w:t>На странице профиля отображаются ваши данные по вкладкам организаций и все созданные вами ADR (рис. 33).</w:t>
       </w:r>
     </w:p>
     <w:p>
@@ -8313,73 +9654,113 @@
         <w:pStyle w:val="af2"/>
         <w:jc w:val="center"/>
         <w:rPr>
-          <w:rStyle w:val="FontStyle138"/>
-        </w:rPr>
-      </w:pPr>
-      <w:r>
-        <w:rPr>
-          <w:rStyle w:val="FontStyle138"/>
-        </w:rPr>
-        <w:t>Рисунок 30 - Список ADR с фильтрацией по статусам</w:t>
-      </w:r>
-    </w:p>
-    <w:p>
-      <w:pPr>
-        <w:rPr>
-          <w:b/>
-        </w:rPr>
-      </w:pPr>
-      <w:r>
-        <w:rPr>
-          <w:b/>
-        </w:rPr>
-        <w:t>Голосование:</w:t>
-      </w:r>
-    </w:p>
-    <w:p>
-      <w:pPr>
-        <w:pStyle w:val="1"/>
-      </w:pPr>
-      <w:r>
-        <w:t>На странице записи в статусах «Предложен», «Утверждён» или «Требует пересмотра» нажмите «за» или «против». Голосовать за собственное решение нельзя; повторное нажатие отзывает голос (рис. 31);</w:t>
-      </w:r>
-    </w:p>
-    <w:p>
+          <w:rFonts w:cs="Times New Roman"/>
+        </w:rPr>
+      </w:pPr>
       <w:r>
         <w:rPr>
           <w:rFonts w:cs="Times New Roman"/>
           <w:b/>
+          <w:noProof/>
           <w:color w:val="FF0000"/>
-        </w:rPr>
-        <w:t>[СКРИНШОТ: блок голосования на странице ADR с подсчётом голосов]</w:t>
-      </w:r>
-    </w:p>
-    <w:p>
-      <w:pPr>
-        <w:pStyle w:val="af2"/>
-        <w:jc w:val="center"/>
+          <w:lang w:eastAsia="ru-RU" w:bidi="ar-SA"/>
+        </w:rPr>
+        <w:lastRenderedPageBreak/>
+        <w:drawing>
+          <wp:inline distT="0" distB="0" distL="0" distR="0">
+            <wp:extent cx="5940425" cy="5035240"/>
+            <wp:effectExtent l="19050" t="0" r="3175" b="0"/>
+            <wp:docPr id="96" name="Рисунок 96"/>
+            <wp:cNvGraphicFramePr>
+              <a:graphicFrameLocks xmlns:a="http://schemas.openxmlformats.org/drawingml/2006/main" noChangeAspect="1"/>
+            </wp:cNvGraphicFramePr>
+            <a:graphic xmlns:a="http://schemas.openxmlformats.org/drawingml/2006/main">
+              <a:graphicData uri="http://schemas.openxmlformats.org/drawingml/2006/picture">
+                <pic:pic xmlns:pic="http://schemas.openxmlformats.org/drawingml/2006/picture">
+                  <pic:nvPicPr>
+                    <pic:cNvPr id="0" name="Picture 96"/>
+                    <pic:cNvPicPr>
+                      <a:picLocks noChangeAspect="1" noChangeArrowheads="1"/>
+                    </pic:cNvPicPr>
+                  </pic:nvPicPr>
+                  <pic:blipFill>
+                    <a:blip r:embed="rId40"/>
+                    <a:srcRect/>
+                    <a:stretch>
+                      <a:fillRect/>
+                    </a:stretch>
+                  </pic:blipFill>
+                  <pic:spPr bwMode="auto">
+                    <a:xfrm>
+                      <a:off x="0" y="0"/>
+                      <a:ext cx="5940425" cy="5035240"/>
+                    </a:xfrm>
+                    <a:prstGeom prst="rect">
+                      <a:avLst/>
+                    </a:prstGeom>
+                    <a:noFill/>
+                    <a:ln w="9525">
+                      <a:noFill/>
+                      <a:miter lim="800000"/>
+                      <a:headEnd/>
+                      <a:tailEnd/>
+                    </a:ln>
+                  </pic:spPr>
+                </pic:pic>
+              </a:graphicData>
+            </a:graphic>
+          </wp:inline>
+        </w:drawing>
+      </w:r>
+      <w:r>
         <w:rPr>
           <w:rStyle w:val="FontStyle138"/>
         </w:rPr>
-      </w:pPr>
-      <w:r>
-        <w:rPr>
-          <w:rStyle w:val="FontStyle138"/>
-        </w:rPr>
-        <w:t>Рисунок 31 - Голосование за ADR</w:t>
-      </w:r>
-    </w:p>
-    <w:p>
-      <w:pPr>
+        <w:t>Рисунок 33 - Профиль пользователя</w:t>
+      </w:r>
+    </w:p>
+    <w:p>
+      <w:pPr>
+        <w:pStyle w:val="caption1"/>
+      </w:pPr>
+      <w:r>
+        <w:t>5 Мероприятия по информационной безопасности</w:t>
+      </w:r>
+    </w:p>
+    <w:p>
+      <w:pPr>
+        <w:pStyle w:val="caption1"/>
+      </w:pPr>
+      <w:r>
+        <w:t>5.1. Возможные угрозы информационной безопасности при работе с приложением.</w:t>
+      </w:r>
+    </w:p>
+    <w:p>
+      <w:pPr>
+        <w:pStyle w:val="1"/>
+      </w:pPr>
+      <w:r>
         <w:rPr>
           <w:b/>
         </w:rPr>
+        <w:t>SQL-инъекции</w:t>
+      </w:r>
+      <w:r>
+        <w:t>: злоумышленник может ввести вредоносный SQL-код в поля для ввода данных (логин, названия ADR и папок, комментарии), чтобы получить доступ к базе данных и совершить несанкционированные операции (изменить или удалить информацию).</w:t>
+      </w:r>
+    </w:p>
+    <w:p>
+      <w:pPr>
+        <w:pStyle w:val="1"/>
       </w:pPr>
       <w:r>
         <w:rPr>
           <w:b/>
         </w:rPr>
-        <w:t>Комментарии:</w:t>
+        <w:t>Межсайтовый скриптинг (XSS)</w:t>
+      </w:r>
+      <w:r>
+        <w:t>: злоумышленник может внедрить вредоносный JavaScript-код в содержимое ADR или комментарии, чтобы перехватить учётные данные пользователей, перенаправить их на фишинговые сайты или изменить внешний вид портала.</w:t>
       </w:r>
     </w:p>
     <w:p>
@@ -8387,45 +9768,42 @@
         <w:pStyle w:val="1"/>
       </w:pPr>
       <w:r>
-        <w:t>В блоке комментариев добавьте вопрос или замечание. Правка и удаление доступны для собственных комментариев; модерация — архитектору и администратору (рис. 32);</w:t>
-      </w:r>
-    </w:p>
-    <w:p>
-      <w:r>
-        <w:rPr>
-          <w:rFonts w:cs="Times New Roman"/>
+        <w:rPr>
           <w:b/>
-          <w:color w:val="FF0000"/>
-        </w:rPr>
-        <w:t>[СКРИНШОТ: блок комментариев к ADR]</w:t>
-      </w:r>
-    </w:p>
-    <w:p>
-      <w:pPr>
-        <w:pStyle w:val="af2"/>
-        <w:jc w:val="center"/>
-        <w:rPr>
-          <w:rStyle w:val="FontStyle138"/>
-        </w:rPr>
-      </w:pPr>
-      <w:r>
-        <w:rPr>
-          <w:rStyle w:val="FontStyle138"/>
-        </w:rPr>
-        <w:t>Рисунок 32 - Комментарии к ADR</w:t>
-      </w:r>
-    </w:p>
-    <w:p>
-      <w:pPr>
+        </w:rPr>
+        <w:t>Подделка межсайтовых запросов (CSRF)</w:t>
+      </w:r>
+      <w:r>
+        <w:t>: злоумышленник может заставить авторизованного пользователя выполнить нежелательные действия без его ведома (например, сменить статус ADR или оставить комментарий).</w:t>
+      </w:r>
+    </w:p>
+    <w:p>
+      <w:pPr>
+        <w:pStyle w:val="1"/>
+      </w:pPr>
+      <w:r>
         <w:rPr>
           <w:b/>
         </w:rPr>
+        <w:lastRenderedPageBreak/>
+        <w:t>Брутфорс-атаки на аутентификацию</w:t>
+      </w:r>
+      <w:r>
+        <w:t>: злоумышленник пытается подобрать пароли к учётным записям пользователей путём перебора различных комбинаций.</w:t>
+      </w:r>
+    </w:p>
+    <w:p>
+      <w:pPr>
+        <w:pStyle w:val="1"/>
       </w:pPr>
       <w:r>
         <w:rPr>
           <w:b/>
         </w:rPr>
-        <w:t>Профиль:</w:t>
+        <w:t>Кража или подделка токенов</w:t>
+      </w:r>
+      <w:r>
+        <w:t>: перехват JWT-токена или refresh-куки позволяет злоумышленнику действовать от имени пользователя; подделка подписи токена — получить доступ без аутентификации.</w:t>
       </w:r>
     </w:p>
     <w:p>
@@ -8433,49 +9811,13 @@
         <w:pStyle w:val="1"/>
       </w:pPr>
       <w:r>
-        <w:t>На странице профиля отображаются ваши данные по вкладкам организаций и все созданные вами ADR (рис. 33).</w:t>
-      </w:r>
-    </w:p>
-    <w:p>
-      <w:r>
-        <w:rPr>
-          <w:rFonts w:cs="Times New Roman"/>
+        <w:rPr>
           <w:b/>
-          <w:color w:val="FF0000"/>
-        </w:rPr>
-        <w:t>[СКРИНШОТ: страница профиля с вкладками организаций]</w:t>
-      </w:r>
-    </w:p>
-    <w:p>
-      <w:pPr>
-        <w:pStyle w:val="af2"/>
-        <w:jc w:val="center"/>
-        <w:rPr>
-          <w:rFonts w:cs="Times New Roman"/>
-        </w:rPr>
-      </w:pPr>
-      <w:r>
-        <w:rPr>
-          <w:rStyle w:val="FontStyle138"/>
-        </w:rPr>
-        <w:t>Рисунок 33 - Профиль пользователя</w:t>
-      </w:r>
-    </w:p>
-    <w:p>
-      <w:pPr>
-        <w:pStyle w:val="caption1"/>
-      </w:pPr>
-      <w:r>
-        <w:lastRenderedPageBreak/>
-        <w:t>5 Мероприятия по информационной безопасности</w:t>
-      </w:r>
-    </w:p>
-    <w:p>
-      <w:pPr>
-        <w:pStyle w:val="caption1"/>
-      </w:pPr>
-      <w:r>
-        <w:t>5.1. Возможные угрозы информационной безопасности при работе с приложением.</w:t>
+        </w:rPr>
+        <w:t>Несанкционированный доступ к данным чужих организаций (IDOR)</w:t>
+      </w:r>
+      <w:r>
+        <w:t>: подбор идентификаторов записей и организаций в прямых ссылках с целью чтения или изменения чужих ADR.</w:t>
       </w:r>
     </w:p>
     <w:p>
@@ -8483,7 +9825,13 @@
         <w:pStyle w:val="1"/>
       </w:pPr>
       <w:r>
-        <w:t>SQL-инъекции: злоумышленник может ввести вредоносный SQL-код в поля для ввода данных (логин, названия ADR и папок, комментарии), чтобы получить доступ к базе данных и совершить несанкционированные операции (изменить или удалить информацию).</w:t>
+        <w:rPr>
+          <w:b/>
+        </w:rPr>
+        <w:t>Недостаточная защита персональных данных</w:t>
+      </w:r>
+      <w:r>
+        <w:t>: утечка или несанкционированный доступ к персональным данным участников (имена, email, логины).</w:t>
       </w:r>
     </w:p>
     <w:p>
@@ -8491,55 +9839,13 @@
         <w:pStyle w:val="1"/>
       </w:pPr>
       <w:r>
-        <w:t>Межсайтовый скриптинг (XSS): злоумышленник может внедрить вредоносный JavaScript-код в содержимое ADR или комментарии, чтобы перехватить учётные данные пользователей, перенаправить их на фишинговые сайты или изменить внешний вид портала.</w:t>
-      </w:r>
-    </w:p>
-    <w:p>
-      <w:pPr>
-        <w:pStyle w:val="1"/>
-      </w:pPr>
-      <w:r>
-        <w:t>Подделка межсайтовых запросов (CSRF): злоумышленник может заставить авторизованного пользователя выполнить нежелательные действия без его ведома (например, сменить статус ADR или оставить комментарий).</w:t>
-      </w:r>
-    </w:p>
-    <w:p>
-      <w:pPr>
-        <w:pStyle w:val="1"/>
-      </w:pPr>
-      <w:r>
-        <w:t>Брутфорс-атаки на аутентификацию: злоумышленник пытается подобрать пароли к учётным записям пользователей путём перебора различных комбинаций.</w:t>
-      </w:r>
-    </w:p>
-    <w:p>
-      <w:pPr>
-        <w:pStyle w:val="1"/>
-      </w:pPr>
-      <w:r>
-        <w:t>Кража или подделка токенов: перехват JWT-токена или refresh-куки позволяет злоумышленнику действовать от имени пользователя; подделка подписи токена — получить доступ без аутентификации.</w:t>
-      </w:r>
-    </w:p>
-    <w:p>
-      <w:pPr>
-        <w:pStyle w:val="1"/>
-      </w:pPr>
-      <w:r>
-        <w:t>Несанкционированный доступ к данным чужих организаций (IDOR): подбор идентификаторов записей и организаций в прямых ссылках с целью чтения или изменения чужих ADR.</w:t>
-      </w:r>
-    </w:p>
-    <w:p>
-      <w:pPr>
-        <w:pStyle w:val="1"/>
-      </w:pPr>
-      <w:r>
-        <w:t>Недостаточная защита персональных данных: утечка или несанкционированный доступ к персональным данным участников (имена, email, логины).</w:t>
-      </w:r>
-    </w:p>
-    <w:p>
-      <w:pPr>
-        <w:pStyle w:val="1"/>
-      </w:pPr>
-      <w:r>
-        <w:t>Устаревшие зависимости: использование версий платформы и библиотек с известными уязвимостями.</w:t>
+        <w:rPr>
+          <w:b/>
+        </w:rPr>
+        <w:t>Устаревшие зависимости</w:t>
+      </w:r>
+      <w:r>
+        <w:t>: использование версий платформы и библиотек с известными уязвимостями.</w:t>
       </w:r>
     </w:p>
     <w:p>
@@ -8715,7 +10021,6 @@
               <w:rPr>
                 <w:rFonts w:cs="Times New Roman"/>
               </w:rPr>
-              <w:lastRenderedPageBreak/>
               <w:t>Архитектор (Architect)</w:t>
             </w:r>
           </w:p>
@@ -8852,7 +10157,13 @@
         <w:pStyle w:val="1"/>
       </w:pPr>
       <w:r>
-        <w:t>Идентификация осуществляется по уникальному логину: уникальность проверяется частичным индексом базы данных, учитывающим только действующие учётные записи.</w:t>
+        <w:rPr>
+          <w:b/>
+        </w:rPr>
+        <w:t>Идентификация осуществляется по уникальному логину</w:t>
+      </w:r>
+      <w:r>
+        <w:t>: уникальность проверяется частичным индексом базы данных, учитывающим только действующие учётные записи.</w:t>
       </w:r>
     </w:p>
     <w:p>
@@ -8860,17 +10171,166 @@
         <w:pStyle w:val="1"/>
       </w:pPr>
       <w:r>
-        <w:t>Аутентификация: проверка подлинности пользователя по логину и паролю (рис. 11). Пароли хешируются алгоритмом PBKDF2 (SHA-256) с индивидуальной случайной солью, генерируемой для каждого пользователя (рис. 34);</w:t>
-      </w:r>
-    </w:p>
-    <w:p>
+        <w:rPr>
+          <w:b/>
+        </w:rPr>
+        <w:lastRenderedPageBreak/>
+        <w:t>Аутентификация</w:t>
+      </w:r>
+      <w:r>
+        <w:t>: проверка подлинности пользователя по логину и паролю (рис. 11). Пароли хешируются алгоритмом PBKDF2 (SHA-256) с индивидуальной случайной солью, генерируемой для каждого пользователя (рис. 34);</w:t>
+      </w:r>
+    </w:p>
+    <w:p>
+      <w:pPr>
+        <w:pStyle w:val="af2"/>
+        <w:jc w:val="center"/>
+        <w:rPr>
+          <w:rStyle w:val="FontStyle138"/>
+        </w:rPr>
+      </w:pPr>
       <w:r>
         <w:rPr>
           <w:rFonts w:cs="Times New Roman"/>
           <w:b/>
+          <w:noProof/>
           <w:color w:val="FF0000"/>
-        </w:rPr>
-        <w:t>[СКРИНШОТ: код функции хеширования пароля SecurityHelper (PBKDF2)]</w:t>
+          <w:lang w:eastAsia="ru-RU" w:bidi="ar-SA"/>
+        </w:rPr>
+        <w:drawing>
+          <wp:inline distT="0" distB="0" distL="0" distR="0">
+            <wp:extent cx="5940425" cy="5951421"/>
+            <wp:effectExtent l="19050" t="0" r="3175" b="0"/>
+            <wp:docPr id="16" name="Рисунок 16"/>
+            <wp:cNvGraphicFramePr>
+              <a:graphicFrameLocks xmlns:a="http://schemas.openxmlformats.org/drawingml/2006/main" noChangeAspect="1"/>
+            </wp:cNvGraphicFramePr>
+            <a:graphic xmlns:a="http://schemas.openxmlformats.org/drawingml/2006/main">
+              <a:graphicData uri="http://schemas.openxmlformats.org/drawingml/2006/picture">
+                <pic:pic xmlns:pic="http://schemas.openxmlformats.org/drawingml/2006/picture">
+                  <pic:nvPicPr>
+                    <pic:cNvPr id="0" name="Picture 16"/>
+                    <pic:cNvPicPr>
+                      <a:picLocks noChangeAspect="1" noChangeArrowheads="1"/>
+                    </pic:cNvPicPr>
+                  </pic:nvPicPr>
+                  <pic:blipFill>
+                    <a:blip r:embed="rId41"/>
+                    <a:srcRect/>
+                    <a:stretch>
+                      <a:fillRect/>
+                    </a:stretch>
+                  </pic:blipFill>
+                  <pic:spPr bwMode="auto">
+                    <a:xfrm>
+                      <a:off x="0" y="0"/>
+                      <a:ext cx="5940425" cy="5951421"/>
+                    </a:xfrm>
+                    <a:prstGeom prst="rect">
+                      <a:avLst/>
+                    </a:prstGeom>
+                    <a:noFill/>
+                    <a:ln w="9525">
+                      <a:noFill/>
+                      <a:miter lim="800000"/>
+                      <a:headEnd/>
+                      <a:tailEnd/>
+                    </a:ln>
+                  </pic:spPr>
+                </pic:pic>
+              </a:graphicData>
+            </a:graphic>
+          </wp:inline>
+        </w:drawing>
+      </w:r>
+      <w:r>
+        <w:rPr>
+          <w:rStyle w:val="FontStyle138"/>
+        </w:rPr>
+        <w:t xml:space="preserve">Рисунок 34 - </w:t>
+      </w:r>
+      <w:r>
+        <w:rPr>
+          <w:rStyle w:val="FontStyle138"/>
+        </w:rPr>
+        <w:t>Процесс</w:t>
+      </w:r>
+      <w:r>
+        <w:rPr>
+          <w:rStyle w:val="FontStyle138"/>
+        </w:rPr>
+        <w:t xml:space="preserve"> хеширования пароля (PBKDF2)</w:t>
+      </w:r>
+    </w:p>
+    <w:p>
+      <w:pPr>
+        <w:pStyle w:val="1"/>
+      </w:pPr>
+      <w:r>
+        <w:rPr>
+          <w:b/>
+        </w:rPr>
+        <w:t>Авторизация</w:t>
+      </w:r>
+      <w:r>
+        <w:t>: JWT-токен подписывается и шифруется, срок жизни составляет один час; токен передаётся в куки-файле с флагами HttpOnly (недоступен скриптам), Secure (только HTTPS) и SameSite=Strict (защита от CSRF) (рис. 35);</w:t>
+      </w:r>
+    </w:p>
+    <w:p>
+      <w:r>
+        <w:rPr>
+          <w:rFonts w:cs="Times New Roman"/>
+          <w:b/>
+          <w:noProof/>
+          <w:color w:val="FF0000"/>
+          <w:lang w:eastAsia="ru-RU" w:bidi="ar-SA"/>
+        </w:rPr>
+        <w:lastRenderedPageBreak/>
+        <w:drawing>
+          <wp:inline distT="0" distB="0" distL="0" distR="0">
+            <wp:extent cx="5940425" cy="6505856"/>
+            <wp:effectExtent l="19050" t="0" r="3175" b="0"/>
+            <wp:docPr id="19" name="Рисунок 19"/>
+            <wp:cNvGraphicFramePr>
+              <a:graphicFrameLocks xmlns:a="http://schemas.openxmlformats.org/drawingml/2006/main" noChangeAspect="1"/>
+            </wp:cNvGraphicFramePr>
+            <a:graphic xmlns:a="http://schemas.openxmlformats.org/drawingml/2006/main">
+              <a:graphicData uri="http://schemas.openxmlformats.org/drawingml/2006/picture">
+                <pic:pic xmlns:pic="http://schemas.openxmlformats.org/drawingml/2006/picture">
+                  <pic:nvPicPr>
+                    <pic:cNvPr id="0" name="Picture 19"/>
+                    <pic:cNvPicPr>
+                      <a:picLocks noChangeAspect="1" noChangeArrowheads="1"/>
+                    </pic:cNvPicPr>
+                  </pic:nvPicPr>
+                  <pic:blipFill>
+                    <a:blip r:embed="rId42"/>
+                    <a:srcRect/>
+                    <a:stretch>
+                      <a:fillRect/>
+                    </a:stretch>
+                  </pic:blipFill>
+                  <pic:spPr bwMode="auto">
+                    <a:xfrm>
+                      <a:off x="0" y="0"/>
+                      <a:ext cx="5940425" cy="6505856"/>
+                    </a:xfrm>
+                    <a:prstGeom prst="rect">
+                      <a:avLst/>
+                    </a:prstGeom>
+                    <a:noFill/>
+                    <a:ln w="9525">
+                      <a:noFill/>
+                      <a:miter lim="800000"/>
+                      <a:headEnd/>
+                      <a:tailEnd/>
+                    </a:ln>
+                  </pic:spPr>
+                </pic:pic>
+              </a:graphicData>
+            </a:graphic>
+          </wp:inline>
+        </w:drawing>
       </w:r>
     </w:p>
     <w:p>
@@ -8885,7 +10345,7 @@
         <w:rPr>
           <w:rStyle w:val="FontStyle138"/>
         </w:rPr>
-        <w:t>Рисунок 34 - Функция хеширования пароля (PBKDF2)</w:t>
+        <w:t>Рисунок 35 - Настройка параметров куки и JWT-токена</w:t>
       </w:r>
     </w:p>
     <w:p>
@@ -8893,32 +10353,197 @@
         <w:pStyle w:val="1"/>
       </w:pPr>
       <w:r>
-        <w:t>Авторизация: JWT-токен подписывается и шифруется, срок жизни составляет один час; токен передаётся в куки-файле с флагами HttpOnly (недоступен скриптам), Secure (только HTTPS) и SameSite=Strict (защита от CSRF) (рис. 35);</w:t>
-      </w:r>
-    </w:p>
-    <w:p>
+        <w:rPr>
+          <w:b/>
+        </w:rPr>
+        <w:t>Продление сессии</w:t>
+      </w:r>
+      <w:r>
+        <w:t>: refresh-токен хранится в зашифрованном виде (ASP.NET Core Data Protection), ротируется при каждом обновлении (старый токен помечается удалённым, выпускается новый) и привязан к отметке безопасности учётной записи — изменение профиля делает все ранее выданные токены недействительными;</w:t>
+      </w:r>
+    </w:p>
+    <w:p>
+      <w:pPr>
+        <w:pStyle w:val="1"/>
+      </w:pPr>
+      <w:r>
+        <w:rPr>
+          <w:b/>
+        </w:rPr>
+        <w:t>Регистрация включает в себя</w:t>
+      </w:r>
+      <w:r>
+        <w:t>: валидацию email, проверку минимальной длины пароля (6 символов), проверку совпадения пароля с подтверждением;</w:t>
+      </w:r>
+    </w:p>
+    <w:p>
+      <w:pPr>
+        <w:pStyle w:val="1"/>
+      </w:pPr>
+      <w:r>
+        <w:rPr>
+          <w:b/>
+        </w:rPr>
+        <w:t>Авторизация (проверка прав) выполняется на сервере при каждой операции</w:t>
+      </w:r>
+      <w:r>
+        <w:t>: попытка действия без нужной роли или вне своей организации возвращает ошибку 403 независимо от интерфейса.</w:t>
+      </w:r>
+    </w:p>
+    <w:p>
+      <w:pPr>
+        <w:spacing w:line="360" w:lineRule="auto"/>
+      </w:pPr>
+      <w:r>
+        <w:lastRenderedPageBreak/>
+        <w:t>3. Безопасное хранение данных и резервное копирование:</w:t>
+      </w:r>
+    </w:p>
+    <w:p>
+      <w:pPr>
+        <w:pStyle w:val="1"/>
+      </w:pPr>
+      <w:r>
+        <w:rPr>
+          <w:b/>
+        </w:rPr>
+        <w:t>Хранение паролей</w:t>
+      </w:r>
+      <w:r>
+        <w:t>: пароли хранятся только в виде хеша с солью, исходные пароли не сохраняются и не отображаются;</w:t>
+      </w:r>
+    </w:p>
+    <w:p>
+      <w:pPr>
+        <w:pStyle w:val="1"/>
+      </w:pPr>
+      <w:r>
+        <w:rPr>
+          <w:b/>
+        </w:rPr>
+        <w:t>Мягкое удаление и аудит</w:t>
+      </w:r>
+      <w:r>
+        <w:t>: записи помечаются датой удаления (возможно восстановление при сбоях), каждая сущность хранит даты и авторов создания и изменения;</w:t>
+      </w:r>
+    </w:p>
+    <w:p>
+      <w:pPr>
+        <w:pStyle w:val="1"/>
+      </w:pPr>
+      <w:r>
+        <w:rPr>
+          <w:b/>
+        </w:rPr>
+        <w:t>Минимизация персональных данных</w:t>
+      </w:r>
+      <w:r>
+        <w:t>: система собирает только имя, логин и email участников;</w:t>
+      </w:r>
+    </w:p>
+    <w:p>
+      <w:pPr>
+        <w:pStyle w:val="1"/>
+      </w:pPr>
+      <w:r>
+        <w:rPr>
+          <w:b/>
+        </w:rPr>
+        <w:t>Регулярные резервные копии</w:t>
+      </w:r>
+      <w:r>
+        <w:t>: администратор регулярно создаёт резервные копии PostgreSQL (pg_dump) и хранит их на отдельном носителе.</w:t>
+      </w:r>
+    </w:p>
+    <w:p>
+      <w:pPr>
+        <w:spacing w:line="360" w:lineRule="auto"/>
+      </w:pPr>
+      <w:r>
+        <w:t>4. Защита кода от неправомерного использования</w:t>
+      </w:r>
+    </w:p>
+    <w:p>
+      <w:pPr>
+        <w:pStyle w:val="1"/>
+      </w:pPr>
+      <w:r>
+        <w:rPr>
+          <w:b/>
+        </w:rPr>
+        <w:t>Защита от SQL-инъекций</w:t>
+      </w:r>
+      <w:r>
+        <w:t>: все запросы формируются через LINQ и Entity Framework Core (автоматическая параметризация) либо через параметризованные хранимые функции, что предотвращает выполнение произвольного SQL-кода, введённого пользователем (рис. 36);</w:t>
+      </w:r>
+    </w:p>
+    <w:p>
+      <w:pPr>
+        <w:pStyle w:val="af2"/>
+        <w:jc w:val="center"/>
+        <w:rPr>
+          <w:rStyle w:val="FontStyle138"/>
+        </w:rPr>
+      </w:pPr>
       <w:r>
         <w:rPr>
           <w:rFonts w:cs="Times New Roman"/>
           <w:b/>
+          <w:noProof/>
           <w:color w:val="FF0000"/>
-        </w:rPr>
-        <w:t>[СКРИНШОТ: код настройки параметров куки и JWT-токена]</w:t>
-      </w:r>
-    </w:p>
-    <w:p>
-      <w:pPr>
-        <w:pStyle w:val="af2"/>
-        <w:jc w:val="center"/>
+          <w:lang w:eastAsia="ru-RU" w:bidi="ar-SA"/>
+        </w:rPr>
+        <w:drawing>
+          <wp:inline distT="0" distB="0" distL="0" distR="0">
+            <wp:extent cx="5940425" cy="792567"/>
+            <wp:effectExtent l="19050" t="0" r="3175" b="0"/>
+            <wp:docPr id="22" name="Рисунок 22"/>
+            <wp:cNvGraphicFramePr>
+              <a:graphicFrameLocks xmlns:a="http://schemas.openxmlformats.org/drawingml/2006/main" noChangeAspect="1"/>
+            </wp:cNvGraphicFramePr>
+            <a:graphic xmlns:a="http://schemas.openxmlformats.org/drawingml/2006/main">
+              <a:graphicData uri="http://schemas.openxmlformats.org/drawingml/2006/picture">
+                <pic:pic xmlns:pic="http://schemas.openxmlformats.org/drawingml/2006/picture">
+                  <pic:nvPicPr>
+                    <pic:cNvPr id="0" name="Picture 22"/>
+                    <pic:cNvPicPr>
+                      <a:picLocks noChangeAspect="1" noChangeArrowheads="1"/>
+                    </pic:cNvPicPr>
+                  </pic:nvPicPr>
+                  <pic:blipFill>
+                    <a:blip r:embed="rId43"/>
+                    <a:srcRect/>
+                    <a:stretch>
+                      <a:fillRect/>
+                    </a:stretch>
+                  </pic:blipFill>
+                  <pic:spPr bwMode="auto">
+                    <a:xfrm>
+                      <a:off x="0" y="0"/>
+                      <a:ext cx="5940425" cy="792567"/>
+                    </a:xfrm>
+                    <a:prstGeom prst="rect">
+                      <a:avLst/>
+                    </a:prstGeom>
+                    <a:noFill/>
+                    <a:ln w="9525">
+                      <a:noFill/>
+                      <a:miter lim="800000"/>
+                      <a:headEnd/>
+                      <a:tailEnd/>
+                    </a:ln>
+                  </pic:spPr>
+                </pic:pic>
+              </a:graphicData>
+            </a:graphic>
+          </wp:inline>
+        </w:drawing>
+      </w:r>
+      <w:r>
         <w:rPr>
           <w:rStyle w:val="FontStyle138"/>
         </w:rPr>
-      </w:pPr>
-      <w:r>
-        <w:rPr>
-          <w:rStyle w:val="FontStyle138"/>
-        </w:rPr>
-        <w:t>Рисунок 35 - Настройка параметров куки и JWT-токена</w:t>
+        <w:t>Рисунок 36 - Параметризованный запрос к базе данных</w:t>
       </w:r>
     </w:p>
     <w:p>
@@ -8926,7 +10551,13 @@
         <w:pStyle w:val="1"/>
       </w:pPr>
       <w:r>
-        <w:t>Продление сессии: refresh-токен хранится в зашифрованном виде (ASP.NET Core Data Protection), ротируется при каждом обновлении (старый токен помечается удалённым, выпускается новый) и привязан к отметке безопасности учётной записи — изменение профиля делает все ранее выданные токены недействительными;</w:t>
+        <w:rPr>
+          <w:b/>
+        </w:rPr>
+        <w:t>Защита от XSS-атак</w:t>
+      </w:r>
+      <w:r>
+        <w:t>: Blazor автоматически экранирует выводимое содержимое (включая тексты ADR и комментарии), исключая выполнение внедрённого JavaScript;</w:t>
       </w:r>
     </w:p>
     <w:p>
@@ -8934,7 +10565,13 @@
         <w:pStyle w:val="1"/>
       </w:pPr>
       <w:r>
-        <w:t>Регистрация включает в себя: валидацию email, проверку минимальной длины пароля (6 символов), проверку совпадения пароля с подтверждением;</w:t>
+        <w:rPr>
+          <w:b/>
+        </w:rPr>
+        <w:t>Защита от CSRF</w:t>
+      </w:r>
+      <w:r>
+        <w:t>: SameSite=Strict для куки-файлов и отсутствие операций, изменяющих данные, при GET-запросах;</w:t>
       </w:r>
     </w:p>
     <w:p>
@@ -8942,7 +10579,41 @@
         <w:pStyle w:val="1"/>
       </w:pPr>
       <w:r>
-        <w:t>Авторизация (проверка прав) выполняется на сервере при каждой операции: попытка действия без нужной роли или вне своей организации возвращает ошибку 403 независимо от интерфейса.</w:t>
+        <w:rPr>
+          <w:b/>
+        </w:rPr>
+        <w:t>Контроль источников</w:t>
+      </w:r>
+      <w:r>
+        <w:t>: CORS-политика ограничивает список доменов, с которых портал обращается к API;</w:t>
+      </w:r>
+    </w:p>
+    <w:p>
+      <w:pPr>
+        <w:pStyle w:val="1"/>
+      </w:pPr>
+      <w:r>
+        <w:rPr>
+          <w:b/>
+        </w:rPr>
+        <w:t>Единая обработка ошибок</w:t>
+      </w:r>
+      <w:r>
+        <w:t>: фильтры исключений возвращают клиенту только понятные сообщения без служебной информации (стеков, строк подключения); операции логируются (Serilog);</w:t>
+      </w:r>
+    </w:p>
+    <w:p>
+      <w:pPr>
+        <w:pStyle w:val="1"/>
+      </w:pPr>
+      <w:r>
+        <w:rPr>
+          <w:b/>
+        </w:rPr>
+        <w:t>Защита от брутфорса</w:t>
+      </w:r>
+      <w:r>
+        <w:t>: токены доступа имеют ограниченный срок жизни и подпись, что делает перебор бессмысленным; при изменении профиля отметка безопасности инвалидирует выданные токены.</w:t>
       </w:r>
     </w:p>
     <w:p>
@@ -8950,165 +10621,52 @@
         <w:spacing w:line="360" w:lineRule="auto"/>
       </w:pPr>
       <w:r>
-        <w:t>3. Безопасное хранение данных и резервное копирование:</w:t>
-      </w:r>
-    </w:p>
-    <w:p>
-      <w:pPr>
-        <w:pStyle w:val="1"/>
-      </w:pPr>
-      <w:r>
-        <w:t>Хранение паролей: пароли хранятся только в виде хеша с солью, исходные пароли не сохраняются и не отображаются;</w:t>
-      </w:r>
-    </w:p>
-    <w:p>
-      <w:pPr>
-        <w:pStyle w:val="1"/>
+        <w:t>5. Защита авторских прав:</w:t>
+      </w:r>
+    </w:p>
+    <w:p>
+      <w:r>
+        <w:rPr>
+          <w:rFonts w:cs="Times New Roman"/>
+        </w:rPr>
+        <w:t>Исходный код проекта распространяется по лицензии MIT с сохранением информации об авторе; в интерфейсе портала указано наименование системы CADR.</w:t>
+      </w:r>
+    </w:p>
+    <w:p>
+      <w:pPr>
+        <w:pStyle w:val="caption1"/>
       </w:pPr>
       <w:r>
         <w:lastRenderedPageBreak/>
-        <w:t>Мягкое удаление и аудит: записи помечаются датой удаления (возможно восстановление при сбоях), каждая сущность хранит даты и авторов создания и изменения;</w:t>
-      </w:r>
-    </w:p>
-    <w:p>
-      <w:pPr>
-        <w:pStyle w:val="1"/>
-      </w:pPr>
-      <w:r>
-        <w:t>Минимизация персональных данных: система собирает только имя, логин и email участников;</w:t>
-      </w:r>
-    </w:p>
-    <w:p>
-      <w:pPr>
-        <w:pStyle w:val="1"/>
-      </w:pPr>
-      <w:r>
-        <w:t>Регулярные резервные копии: администратор регулярно создаёт резервные копии PostgreSQL (pg_dump) и хранит их на отдельном носителе.</w:t>
-      </w:r>
-    </w:p>
-    <w:p>
-      <w:pPr>
-        <w:spacing w:line="360" w:lineRule="auto"/>
-      </w:pPr>
-      <w:r>
-        <w:t>4. Защита кода от неправомерного использования</w:t>
-      </w:r>
-    </w:p>
-    <w:p>
-      <w:pPr>
-        <w:pStyle w:val="1"/>
-      </w:pPr>
-      <w:r>
-        <w:t>Защита от SQL-инъекций: все запросы формируются через LINQ и Entity Framework Core (автоматическая параметризация) либо через параметризованные хранимые функции, что предотвращает выполнение произвольного SQL-кода, введённого пользователем (рис. 36);</w:t>
-      </w:r>
-    </w:p>
-    <w:p>
-      <w:r>
-        <w:rPr>
-          <w:rFonts w:cs="Times New Roman"/>
+        <w:t>5.3. Рекомендации пользователям по безопасной работе с прилож</w:t>
+      </w:r>
+      <w:r>
+        <w:t>е</w:t>
+      </w:r>
+      <w:r>
+        <w:t>нием.</w:t>
+      </w:r>
+    </w:p>
+    <w:p>
+      <w:pPr>
+        <w:pStyle w:val="afd"/>
+        <w:rPr>
           <w:b/>
-          <w:color w:val="FF0000"/>
-        </w:rPr>
-        <w:t>[СКРИНШОТ: пример LINQ-запроса в репозитории]</w:t>
-      </w:r>
-    </w:p>
-    <w:p>
-      <w:pPr>
-        <w:pStyle w:val="af2"/>
-        <w:jc w:val="center"/>
-        <w:rPr>
-          <w:rStyle w:val="FontStyle138"/>
-        </w:rPr>
-      </w:pPr>
-      <w:r>
-        <w:rPr>
-          <w:rStyle w:val="FontStyle138"/>
-        </w:rPr>
-        <w:t>Рисунок 36 - Параметризованный запрос к базе данных</w:t>
-      </w:r>
-    </w:p>
-    <w:p>
-      <w:pPr>
-        <w:pStyle w:val="1"/>
-      </w:pPr>
-      <w:r>
-        <w:t>Защита от XSS-атак: Blazor автоматически экранирует выводимое содержимое (включая тексты ADR и комментарии), исключая выполнение внедрённого JavaScript;</w:t>
-      </w:r>
-    </w:p>
-    <w:p>
-      <w:pPr>
-        <w:pStyle w:val="1"/>
-      </w:pPr>
-      <w:r>
-        <w:t>Защита от CSRF: SameSite=Strict для куки-файлов и отсутствие операций, изменяющих данные, при GET-запросах;</w:t>
-      </w:r>
-    </w:p>
-    <w:p>
-      <w:pPr>
-        <w:pStyle w:val="1"/>
-      </w:pPr>
-      <w:r>
-        <w:t>Контроль источников: CORS-политика ограничивает список доменов, с которых портал обращается к API;</w:t>
-      </w:r>
-    </w:p>
-    <w:p>
-      <w:pPr>
-        <w:pStyle w:val="1"/>
-      </w:pPr>
-      <w:r>
-        <w:t>Единая обработка ошибок: фильтры исключений возвращают клиенту только понятные сообщения без служебной информации (стеков, строк подключения); операции логируются (Serilog);</w:t>
-      </w:r>
-    </w:p>
-    <w:p>
-      <w:pPr>
-        <w:pStyle w:val="1"/>
-      </w:pPr>
-      <w:r>
-        <w:t>Защита от брутфорса: токены доступа имеют ограниченный срок жизни и подпись, что делает перебор бессмысленным; при изменении профиля отметка безопасности инвалидирует выданные токены.</w:t>
-      </w:r>
-    </w:p>
-    <w:p>
-      <w:pPr>
-        <w:spacing w:line="360" w:lineRule="auto"/>
-      </w:pPr>
-      <w:r>
-        <w:t>5. Защита авторских прав:</w:t>
-      </w:r>
-    </w:p>
-    <w:p>
-      <w:r>
-        <w:rPr>
-          <w:rFonts w:cs="Times New Roman"/>
-        </w:rPr>
-        <w:t>Исходный код проекта распространяется по лицензии MIT с сохранением информации об авторе; в интерфейсе портала указано наименование системы CADR.</w:t>
-      </w:r>
-    </w:p>
-    <w:p>
-      <w:pPr>
-        <w:pStyle w:val="caption1"/>
-      </w:pPr>
-      <w:r>
-        <w:t>5.3. Рекомендации пользователям по безопасной работе с прилож</w:t>
-      </w:r>
-      <w:r>
-        <w:t>е</w:t>
-      </w:r>
-      <w:r>
-        <w:t>нием.</w:t>
+        </w:rPr>
+      </w:pPr>
+      <w:r>
+        <w:rPr>
+          <w:b/>
+        </w:rPr>
+        <w:t>Для всех пользователей:</w:t>
       </w:r>
     </w:p>
     <w:p>
       <w:pPr>
         <w:pStyle w:val="afd"/>
-        <w:rPr>
-          <w:b/>
-        </w:rPr>
-      </w:pPr>
-      <w:r>
-        <w:rPr>
-          <w:b/>
-        </w:rPr>
-        <w:t>Для всех пользователей:</w:t>
+      </w:pPr>
+      <w:r>
+        <w:t>1. Используйте надежные пароли – минимум 8 символов, включая заглавные буквы, цифры и специальные символы</w:t>
       </w:r>
     </w:p>
     <w:p>
@@ -9116,15 +10674,6 @@
         <w:pStyle w:val="afd"/>
       </w:pPr>
       <w:r>
-        <w:t>1. Используйте надежные пароли – минимум 8 символов, включая заглавные буквы, цифры и специальные символы</w:t>
-      </w:r>
-    </w:p>
-    <w:p>
-      <w:pPr>
-        <w:pStyle w:val="afd"/>
-      </w:pPr>
-      <w:r>
-        <w:lastRenderedPageBreak/>
         <w:t>2. Не используйте один пароль для разных сайтов – это снижает риск компрометации всех аккаунтов</w:t>
       </w:r>
     </w:p>
@@ -9305,7 +10854,13 @@
         <w:pStyle w:val="afd"/>
       </w:pPr>
       <w:r>
-        <w:t>В ходе выполнения курсового проекта было успешно разработано функциональное и безопасное веб-приложение CADR, предназначенное для совместного ведения архитектурных решений (ADR) внутри организаций. Система предоставляет гостям, участникам, архитекторам и администраторам организаций необходимые инструменты для накопления, обсуждения и утверждения архитектурных знаний.</w:t>
+        <w:t xml:space="preserve">В ходе выполнения курсового проекта было успешно разработано функциональное и безопасное </w:t>
+      </w:r>
+      <w:r>
+        <w:t>Веб-приложение</w:t>
+      </w:r>
+      <w:r>
+        <w:t xml:space="preserve"> CADR, предназначенное для совместного ведения архитектурных решений (ADR) внутри организаций. Система предоставляет гостям, участникам, архитекторам и администраторам организаций необходимые инструменты для накопления, обсуждения и утверждения архитектурных знаний.</w:t>
       </w:r>
     </w:p>
     <w:p>
@@ -9373,10 +10928,18 @@
     </w:p>
     <w:p>
       <w:pPr>
+        <w:pStyle w:val="caption11"/>
+      </w:pPr>
+      <w:r>
+        <w:t>Нормативная документация</w:t>
+      </w:r>
+    </w:p>
+    <w:p>
+      <w:pPr>
         <w:pStyle w:val="afd"/>
       </w:pPr>
       <w:r>
-        <w:t>Нормативная документация</w:t>
+        <w:t>1) ГОСТ 34.602-2020 Информационные технологии. Комплекс стандартов на автоматизированные системы. Техническое задание на создание автоматизированной системы [Электронный ресурс] - https://protect.gost.ru/document1.aspx?control=31&amp;id=241754</w:t>
       </w:r>
     </w:p>
     <w:p>
@@ -9384,7 +10947,7 @@
         <w:pStyle w:val="afd"/>
       </w:pPr>
       <w:r>
-        <w:t>1) ГОСТ 34.602-2020 Информационные технологии. Комплекс стандартов на автоматизированные системы. Техническое задание на создание автоматизированной системы [Электронный ресурс] - https://protect.gost.ru/document1.aspx?control=31&amp;id=241754</w:t>
+        <w:t>2) ГОСТ 34.201-2020 Информационные технологии. Комплекс стандартов на автоматизированные системы. Виды, комплектность и обозначение документов при создании автоматизированных систем [Электронный ресурс] - https://protect.gost.ru/document1.aspx?control=31&amp;id=241756</w:t>
       </w:r>
     </w:p>
     <w:p>
@@ -9392,7 +10955,7 @@
         <w:pStyle w:val="afd"/>
       </w:pPr>
       <w:r>
-        <w:t>2) ГОСТ 34.201-2020 Информационные технологии. Комплекс стандартов на автоматизированные системы. Виды, комплектность и обозначение документов при создании автоматизированных систем [Электронный ресурс] - https://protect.gost.ru/document1.aspx?control=31&amp;id=241756</w:t>
+        <w:t>3) ГОСТ Р ИСО/МЭК 25051-2017 - Информационные технологии. Системная и программная инженерия. Требования и оценка качества систем и программного обеспечения (SQuaRE). Требования к качеству готового к использованию программного продукта (RUSP) и инструкции по тестированию [Электронный ресурс] - https://protect.gost.ru/document.aspx?control=7&amp;id=217667</w:t>
       </w:r>
     </w:p>
     <w:p>
@@ -9400,7 +10963,7 @@
         <w:pStyle w:val="afd"/>
       </w:pPr>
       <w:r>
-        <w:t>3) ГОСТ Р ИСО/МЭК 25051-2017 - Информационные технологии. Системная и программная инженерия. Требования и оценка качества систем и программного обеспечения (SQuaRE). Требования к качеству готового к использованию программного продукта (RUSP) и инструкции по тестированию [Электронный ресурс] - https://protect.gost.ru/document.aspx?control=7&amp;id=217667</w:t>
+        <w:t>4) ГОСТ 19.106-78 Единая система программной документации. Требования к программным документам, выполненным печатным способом [Электронный ресурс] - https://protect.gost.ru/document.aspx?control=7&amp;id=156370</w:t>
       </w:r>
     </w:p>
     <w:p>
@@ -9408,7 +10971,7 @@
         <w:pStyle w:val="afd"/>
       </w:pPr>
       <w:r>
-        <w:t>4) ГОСТ 19.106-78 Единая система программной документации. Требования к программным документам, выполненным печатным способом [Электронный ресурс] - https://protect.gost.ru/document.aspx?control=7&amp;id=156370</w:t>
+        <w:t>5) ГОСТ 19.401-78 Единая система программной документации. Текст программы. Требования к содержанию и оформлению [Электронный ресурс] - https://protect.gost.ru/document.aspx?control=7&amp;id=155463</w:t>
       </w:r>
     </w:p>
     <w:p>
@@ -9416,20 +10979,12 @@
         <w:pStyle w:val="afd"/>
       </w:pPr>
       <w:r>
-        <w:t>5) ГОСТ 19.401-78 Единая система программной документации. Текст программы. Требования к содержанию и оформлению [Электронный ресурс] - https://protect.gost.ru/document.aspx?control=7&amp;id=155463</w:t>
-      </w:r>
-    </w:p>
-    <w:p>
-      <w:pPr>
-        <w:pStyle w:val="afd"/>
-      </w:pPr>
-      <w:r>
         <w:t>6) ГОСТ Р 2.105-2019 Единая система конструкторской документации. Общие требования к текстовым документам [Электронный ресурс] - https://protect.gost.ru/document1.aspx?control=31&amp;baseC=6&amp;page=0&amp;month=1&amp;year=2025&amp;search=%D0%93%D0%9E%D0%A1%D0%A2%20%D0%A0%202.105-2019&amp;id=237857</w:t>
       </w:r>
     </w:p>
     <w:p>
       <w:pPr>
-        <w:pStyle w:val="afd"/>
+        <w:pStyle w:val="caption11"/>
       </w:pPr>
       <w:r>
         <w:t>Интернет – ресурсы</w:t>
@@ -9532,42 +11087,36 @@
       </w:r>
     </w:p>
     <w:p>
-      <w:r>
-        <w:rPr>
-          <w:rFonts w:cs="Times New Roman"/>
-        </w:rPr>
+      <w:pPr>
+        <w:pStyle w:val="afd"/>
+      </w:pPr>
+      <w:r>
         <w:t>Листинг модуля смены статуса ADR (жизненный цикл ADR)</w:t>
       </w:r>
     </w:p>
     <w:p>
-      <w:r>
-        <w:rPr>
-          <w:rFonts w:cs="Times New Roman"/>
-        </w:rPr>
+      <w:pPr>
+        <w:pStyle w:val="afd"/>
+      </w:pPr>
+      <w:r>
         <w:t>Код обработки смены статуса записи ADR (сервис AdrManager):</w:t>
       </w:r>
     </w:p>
     <w:p>
       <w:pPr>
-        <w:rPr>
-          <w:lang w:val="en-US"/>
-        </w:rPr>
-      </w:pPr>
-      <w:r>
         <w:rPr>
           <w:rFonts w:ascii="Courier New" w:hAnsi="Courier New" w:cs="Courier New"/>
           <w:sz w:val="20"/>
           <w:lang w:val="en-US"/>
         </w:rPr>
-        <w:t>async Task IAdrManager.ChangeStatusAsync(ChangeAdrStatusModel model, Cance</w:t>
-      </w:r>
+      </w:pPr>
       <w:r>
         <w:rPr>
           <w:rFonts w:ascii="Courier New" w:hAnsi="Courier New" w:cs="Courier New"/>
           <w:sz w:val="20"/>
           <w:lang w:val="en-US"/>
         </w:rPr>
-        <w:t>l</w:t>
+        <w:t>async Task IAdrManager.ChangeStatusAsync(ChangeAdrStatusModel model, Cance</w:t>
       </w:r>
       <w:r>
         <w:rPr>
@@ -9575,44 +11124,24 @@
           <w:sz w:val="20"/>
           <w:lang w:val="en-US"/>
         </w:rPr>
-        <w:t>lationToken cancellationToken)</w:t>
-      </w:r>
-    </w:p>
-    <w:p>
-      <w:pPr>
-        <w:rPr>
-          <w:lang w:val="en-US"/>
-        </w:rPr>
-      </w:pPr>
+        <w:t>l</w:t>
+      </w:r>
       <w:r>
         <w:rPr>
           <w:rFonts w:ascii="Courier New" w:hAnsi="Courier New" w:cs="Courier New"/>
           <w:sz w:val="20"/>
           <w:lang w:val="en-US"/>
         </w:rPr>
-        <w:t>{</w:t>
-      </w:r>
-    </w:p>
-    <w:p>
-      <w:pPr>
-        <w:rPr>
-          <w:lang w:val="en-US"/>
-        </w:rPr>
-      </w:pPr>
-      <w:r>
+        <w:t>lationToken cancellationToken)</w:t>
+      </w:r>
+    </w:p>
+    <w:p>
+      <w:pPr>
         <w:rPr>
           <w:rFonts w:ascii="Courier New" w:hAnsi="Courier New" w:cs="Courier New"/>
           <w:sz w:val="20"/>
           <w:lang w:val="en-US"/>
         </w:rPr>
-        <w:t xml:space="preserve">    var adr = await GetAdrOrThrowAsync(model.AdrId, cancellationToken);</w:t>
-      </w:r>
-    </w:p>
-    <w:p>
-      <w:pPr>
-        <w:rPr>
-          <w:lang w:val="en-US"/>
-        </w:rPr>
       </w:pPr>
       <w:r>
         <w:rPr>
@@ -9620,57 +11149,16 @@
           <w:sz w:val="20"/>
           <w:lang w:val="en-US"/>
         </w:rPr>
-        <w:t xml:space="preserve">    var userOrganization = await userOrganizationReadRepository</w:t>
-      </w:r>
-    </w:p>
-    <w:p>
-      <w:pPr>
-        <w:rPr>
-          <w:lang w:val="en-US"/>
-        </w:rPr>
-      </w:pPr>
-      <w:r>
-        <w:rPr>
-          <w:rFonts w:cs="Times New Roman"/>
-          <w:lang w:val="en-US"/>
-        </w:rPr>
-        <w:t>.GetByUserAndOrganizationIdAsync(model.UserId, adr!.OrganizationId, cancellationToken)</w:t>
-      </w:r>
-    </w:p>
-    <w:p>
-      <w:pPr>
-        <w:rPr>
-          <w:lang w:val="en-US"/>
-        </w:rPr>
-      </w:pPr>
-      <w:r>
-        <w:rPr>
-          <w:rFonts w:cs="Times New Roman"/>
-          <w:lang w:val="en-US"/>
-        </w:rPr>
-        <w:t>.OrThrowIfNull(() =&gt; new AdrAccessException());</w:t>
-      </w:r>
-    </w:p>
-    <w:p>
-      <w:pPr>
-        <w:rPr>
-          <w:lang w:val="en-US"/>
-        </w:rPr>
-      </w:pPr>
-      <w:r>
+        <w:t xml:space="preserve">    {</w:t>
+      </w:r>
+    </w:p>
+    <w:p>
+      <w:pPr>
         <w:rPr>
           <w:rFonts w:ascii="Courier New" w:hAnsi="Courier New" w:cs="Courier New"/>
           <w:sz w:val="20"/>
           <w:lang w:val="en-US"/>
         </w:rPr>
-        <w:t xml:space="preserve">    var current = adr.Status;</w:t>
-      </w:r>
-    </w:p>
-    <w:p>
-      <w:pPr>
-        <w:rPr>
-          <w:lang w:val="en-US"/>
-        </w:rPr>
       </w:pPr>
       <w:r>
         <w:rPr>
@@ -9678,29 +11166,16 @@
           <w:sz w:val="20"/>
           <w:lang w:val="en-US"/>
         </w:rPr>
-        <w:t xml:space="preserve">    var target = mapper.Map&lt;AdrStatus&gt;(model.Status);</w:t>
-      </w:r>
-    </w:p>
-    <w:p>
-      <w:pPr>
-        <w:rPr>
-          <w:lang w:val="en-US"/>
-        </w:rPr>
-      </w:pPr>
-      <w:r>
+        <w:t xml:space="preserve">        var adr = await GetAdrOrThrowAsync(model.AdrId, cancellationToken);</w:t>
+      </w:r>
+    </w:p>
+    <w:p>
+      <w:pPr>
         <w:rPr>
           <w:rFonts w:ascii="Courier New" w:hAnsi="Courier New" w:cs="Courier New"/>
           <w:sz w:val="20"/>
           <w:lang w:val="en-US"/>
         </w:rPr>
-        <w:t xml:space="preserve">    if (!IsTransitionAllowed(current, target, userOrganization!.Role, adr.AuthorId == model.UserId))</w:t>
-      </w:r>
-    </w:p>
-    <w:p>
-      <w:pPr>
-        <w:rPr>
-          <w:lang w:val="en-US"/>
-        </w:rPr>
       </w:pPr>
       <w:r>
         <w:rPr>
@@ -9708,134 +11183,48 @@
           <w:sz w:val="20"/>
           <w:lang w:val="en-US"/>
         </w:rPr>
-        <w:t xml:space="preserve">    {</w:t>
-      </w:r>
-    </w:p>
-    <w:p>
-      <w:pPr>
-        <w:rPr>
-          <w:lang w:val="en-US"/>
-        </w:rPr>
-      </w:pPr>
-      <w:r>
-        <w:rPr>
-          <w:rFonts w:cs="Times New Roman"/>
-          <w:lang w:val="en-US"/>
-        </w:rPr>
-        <w:t>throw new AdrInvalidOperationException(</w:t>
-      </w:r>
-    </w:p>
-    <w:p>
-      <w:pPr>
-        <w:rPr>
-          <w:lang w:val="en-US"/>
-        </w:rPr>
-      </w:pPr>
-      <w:r>
-        <w:rPr>
-          <w:rFonts w:cs="Times New Roman"/>
-          <w:lang w:val="en-US"/>
-        </w:rPr>
-        <w:t>string.Format(ErrorMessages.InvalidStatusTransition, current, target));</w:t>
-      </w:r>
-    </w:p>
-    <w:p>
-      <w:pPr>
-        <w:rPr>
-          <w:lang w:val="en-US"/>
-        </w:rPr>
-      </w:pPr>
+        <w:t xml:space="preserve">        var userOrganization = await userOrganizationReadReposit</w:t>
+      </w:r>
       <w:r>
         <w:rPr>
           <w:rFonts w:ascii="Courier New" w:hAnsi="Courier New" w:cs="Courier New"/>
           <w:sz w:val="20"/>
           <w:lang w:val="en-US"/>
         </w:rPr>
-        <w:t xml:space="preserve">    }</w:t>
-      </w:r>
-    </w:p>
-    <w:p>
-      <w:pPr>
-        <w:rPr>
-          <w:lang w:val="en-US"/>
-        </w:rPr>
-      </w:pPr>
+        <w:t>o</w:t>
+      </w:r>
       <w:r>
         <w:rPr>
           <w:rFonts w:ascii="Courier New" w:hAnsi="Courier New" w:cs="Courier New"/>
           <w:sz w:val="20"/>
           <w:lang w:val="en-US"/>
         </w:rPr>
-        <w:t xml:space="preserve">    adr.Status = target;</w:t>
-      </w:r>
-    </w:p>
-    <w:p>
-      <w:pPr>
-        <w:rPr>
-          <w:lang w:val="en-US"/>
-        </w:rPr>
-      </w:pPr>
+        <w:t>ry.GetByUserAndOrganizationIdAsync(model.UserId, adr!.OrganizationId, cance</w:t>
+      </w:r>
       <w:r>
         <w:rPr>
           <w:rFonts w:ascii="Courier New" w:hAnsi="Courier New" w:cs="Courier New"/>
           <w:sz w:val="20"/>
           <w:lang w:val="en-US"/>
         </w:rPr>
-        <w:t xml:space="preserve">    await ApplyInstantApprovalAsync(adr.OrganizationId, newStatus =&gt; adr.Status = newStatus, cancellationToken);</w:t>
-      </w:r>
-    </w:p>
-    <w:p>
-      <w:pPr>
-        <w:rPr>
-          <w:lang w:val="en-US"/>
-        </w:rPr>
-      </w:pPr>
+        <w:t>l</w:t>
+      </w:r>
       <w:r>
         <w:rPr>
           <w:rFonts w:ascii="Courier New" w:hAnsi="Courier New" w:cs="Courier New"/>
           <w:sz w:val="20"/>
           <w:lang w:val="en-US"/>
         </w:rPr>
-        <w:t xml:space="preserve">    adrWriteRepository.Update(adr);</w:t>
-      </w:r>
-    </w:p>
-    <w:p>
-      <w:pPr>
-        <w:rPr>
-          <w:lang w:val="en-US"/>
-        </w:rPr>
-      </w:pPr>
-      <w:r>
+        <w:t>lationToken)</w:t>
+      </w:r>
+    </w:p>
+    <w:p>
+      <w:pPr>
         <w:rPr>
           <w:rFonts w:ascii="Courier New" w:hAnsi="Courier New" w:cs="Courier New"/>
           <w:sz w:val="20"/>
           <w:lang w:val="en-US"/>
         </w:rPr>
-        <w:t xml:space="preserve">    await unitOfWork.SaveChangesAsync(cancellationToken);</w:t>
-      </w:r>
-    </w:p>
-    <w:p>
-      <w:r>
-        <w:rPr>
-          <w:rFonts w:ascii="Courier New" w:hAnsi="Courier New" w:cs="Courier New"/>
-          <w:sz w:val="20"/>
-        </w:rPr>
-        <w:t>}</w:t>
-      </w:r>
-    </w:p>
-    <w:p>
-      <w:r>
-        <w:rPr>
-          <w:rFonts w:cs="Times New Roman"/>
-        </w:rPr>
-        <w:t>Матрица допустимых переходов статусов с проверкой роли:</w:t>
-      </w:r>
-    </w:p>
-    <w:p>
-      <w:pPr>
-        <w:rPr>
-          <w:lang w:val="en-US"/>
-        </w:rPr>
       </w:pPr>
       <w:r>
         <w:rPr>
@@ -9843,29 +11232,16 @@
           <w:sz w:val="20"/>
           <w:lang w:val="en-US"/>
         </w:rPr>
-        <w:t>private static bool IsTransitionAllowed(AdrStatus current, AdrStatus target, Role role, bool isAuthor)</w:t>
-      </w:r>
-    </w:p>
-    <w:p>
-      <w:pPr>
-        <w:rPr>
-          <w:lang w:val="en-US"/>
-        </w:rPr>
-      </w:pPr>
-      <w:r>
+        <w:t xml:space="preserve">            .OrThrowIfNull(() =&gt; new AdrAccessException());</w:t>
+      </w:r>
+    </w:p>
+    <w:p>
+      <w:pPr>
         <w:rPr>
           <w:rFonts w:ascii="Courier New" w:hAnsi="Courier New" w:cs="Courier New"/>
           <w:sz w:val="20"/>
           <w:lang w:val="en-US"/>
         </w:rPr>
-        <w:t xml:space="preserve">    =&gt; (current, target) switch</w:t>
-      </w:r>
-    </w:p>
-    <w:p>
-      <w:pPr>
-        <w:rPr>
-          <w:lang w:val="en-US"/>
-        </w:rPr>
       </w:pPr>
       <w:r>
         <w:rPr>
@@ -9873,6 +11249,260 @@
           <w:sz w:val="20"/>
           <w:lang w:val="en-US"/>
         </w:rPr>
+        <w:t xml:space="preserve">        var current = adr.Status;</w:t>
+      </w:r>
+    </w:p>
+    <w:p>
+      <w:pPr>
+        <w:rPr>
+          <w:rFonts w:ascii="Courier New" w:hAnsi="Courier New" w:cs="Courier New"/>
+          <w:sz w:val="20"/>
+          <w:lang w:val="en-US"/>
+        </w:rPr>
+      </w:pPr>
+      <w:r>
+        <w:rPr>
+          <w:rFonts w:ascii="Courier New" w:hAnsi="Courier New" w:cs="Courier New"/>
+          <w:sz w:val="20"/>
+          <w:lang w:val="en-US"/>
+        </w:rPr>
+        <w:t xml:space="preserve">        var target = mapper.Map&lt;AdrStatus&gt;(model.Status);</w:t>
+      </w:r>
+    </w:p>
+    <w:p>
+      <w:pPr>
+        <w:rPr>
+          <w:rFonts w:ascii="Courier New" w:hAnsi="Courier New" w:cs="Courier New"/>
+          <w:sz w:val="20"/>
+          <w:lang w:val="en-US"/>
+        </w:rPr>
+      </w:pPr>
+      <w:r>
+        <w:rPr>
+          <w:rFonts w:ascii="Courier New" w:hAnsi="Courier New" w:cs="Courier New"/>
+          <w:sz w:val="20"/>
+          <w:lang w:val="en-US"/>
+        </w:rPr>
+        <w:t xml:space="preserve">        if (!IsTransitionAllowed(current, target, userOrganization!.Role, adr.AuthorId == model.UserId))</w:t>
+      </w:r>
+    </w:p>
+    <w:p>
+      <w:pPr>
+        <w:rPr>
+          <w:rFonts w:ascii="Courier New" w:hAnsi="Courier New" w:cs="Courier New"/>
+          <w:sz w:val="20"/>
+          <w:lang w:val="en-US"/>
+        </w:rPr>
+      </w:pPr>
+      <w:r>
+        <w:rPr>
+          <w:rFonts w:ascii="Courier New" w:hAnsi="Courier New" w:cs="Courier New"/>
+          <w:sz w:val="20"/>
+          <w:lang w:val="en-US"/>
+        </w:rPr>
+        <w:t xml:space="preserve">        {</w:t>
+      </w:r>
+    </w:p>
+    <w:p>
+      <w:pPr>
+        <w:rPr>
+          <w:rFonts w:ascii="Courier New" w:hAnsi="Courier New" w:cs="Courier New"/>
+          <w:sz w:val="20"/>
+          <w:lang w:val="en-US"/>
+        </w:rPr>
+      </w:pPr>
+      <w:r>
+        <w:rPr>
+          <w:rFonts w:ascii="Courier New" w:hAnsi="Courier New" w:cs="Courier New"/>
+          <w:sz w:val="20"/>
+          <w:lang w:val="en-US"/>
+        </w:rPr>
+        <w:t xml:space="preserve">            throw new AdrInvalidOperationExce</w:t>
+      </w:r>
+      <w:r>
+        <w:rPr>
+          <w:rFonts w:ascii="Courier New" w:hAnsi="Courier New" w:cs="Courier New"/>
+          <w:sz w:val="20"/>
+          <w:lang w:val="en-US"/>
+        </w:rPr>
+        <w:t>p</w:t>
+      </w:r>
+      <w:r>
+        <w:rPr>
+          <w:rFonts w:ascii="Courier New" w:hAnsi="Courier New" w:cs="Courier New"/>
+          <w:sz w:val="20"/>
+          <w:lang w:val="en-US"/>
+        </w:rPr>
+        <w:t>tion(string.Format(ErrorMessages.InvalidStatusTransition, current, target));</w:t>
+      </w:r>
+    </w:p>
+    <w:p>
+      <w:pPr>
+        <w:rPr>
+          <w:rFonts w:ascii="Courier New" w:hAnsi="Courier New" w:cs="Courier New"/>
+          <w:sz w:val="20"/>
+          <w:lang w:val="en-US"/>
+        </w:rPr>
+      </w:pPr>
+      <w:r>
+        <w:rPr>
+          <w:rFonts w:ascii="Courier New" w:hAnsi="Courier New" w:cs="Courier New"/>
+          <w:sz w:val="20"/>
+          <w:lang w:val="en-US"/>
+        </w:rPr>
+        <w:t xml:space="preserve">        }</w:t>
+      </w:r>
+    </w:p>
+    <w:p>
+      <w:pPr>
+        <w:rPr>
+          <w:rFonts w:ascii="Courier New" w:hAnsi="Courier New" w:cs="Courier New"/>
+          <w:sz w:val="20"/>
+          <w:lang w:val="en-US"/>
+        </w:rPr>
+      </w:pPr>
+    </w:p>
+    <w:p>
+      <w:pPr>
+        <w:rPr>
+          <w:rFonts w:ascii="Courier New" w:hAnsi="Courier New" w:cs="Courier New"/>
+          <w:sz w:val="20"/>
+          <w:lang w:val="en-US"/>
+        </w:rPr>
+      </w:pPr>
+      <w:r>
+        <w:rPr>
+          <w:rFonts w:ascii="Courier New" w:hAnsi="Courier New" w:cs="Courier New"/>
+          <w:sz w:val="20"/>
+          <w:lang w:val="en-US"/>
+        </w:rPr>
+        <w:t xml:space="preserve">        adr.Status = target;</w:t>
+      </w:r>
+    </w:p>
+    <w:p>
+      <w:pPr>
+        <w:rPr>
+          <w:rFonts w:ascii="Courier New" w:hAnsi="Courier New" w:cs="Courier New"/>
+          <w:sz w:val="20"/>
+          <w:lang w:val="en-US"/>
+        </w:rPr>
+      </w:pPr>
+      <w:r>
+        <w:rPr>
+          <w:rFonts w:ascii="Courier New" w:hAnsi="Courier New" w:cs="Courier New"/>
+          <w:sz w:val="20"/>
+          <w:lang w:val="en-US"/>
+        </w:rPr>
+        <w:t xml:space="preserve">        await ApplyInstantApprovalAsync(adr.OrganizationId, newStatus =&gt; adr.Status = newStatus, cancellationToken);</w:t>
+      </w:r>
+    </w:p>
+    <w:p>
+      <w:pPr>
+        <w:rPr>
+          <w:rFonts w:ascii="Courier New" w:hAnsi="Courier New" w:cs="Courier New"/>
+          <w:sz w:val="20"/>
+          <w:lang w:val="en-US"/>
+        </w:rPr>
+      </w:pPr>
+      <w:r>
+        <w:rPr>
+          <w:rFonts w:ascii="Courier New" w:hAnsi="Courier New" w:cs="Courier New"/>
+          <w:sz w:val="20"/>
+          <w:lang w:val="en-US"/>
+        </w:rPr>
+        <w:t xml:space="preserve">        adrWriteRepository.Update(adr);</w:t>
+      </w:r>
+    </w:p>
+    <w:p>
+      <w:pPr>
+        <w:rPr>
+          <w:rFonts w:ascii="Courier New" w:hAnsi="Courier New" w:cs="Courier New"/>
+          <w:sz w:val="20"/>
+          <w:lang w:val="en-US"/>
+        </w:rPr>
+      </w:pPr>
+      <w:r>
+        <w:rPr>
+          <w:rFonts w:ascii="Courier New" w:hAnsi="Courier New" w:cs="Courier New"/>
+          <w:sz w:val="20"/>
+          <w:lang w:val="en-US"/>
+        </w:rPr>
+        <w:t xml:space="preserve">        await unitOfWork.SaveChangesAsync(cancellationToken);</w:t>
+      </w:r>
+    </w:p>
+    <w:p>
+      <w:pPr>
+        <w:rPr>
+          <w:rFonts w:ascii="Courier New" w:hAnsi="Courier New" w:cs="Courier New"/>
+          <w:sz w:val="20"/>
+        </w:rPr>
+      </w:pPr>
+      <w:r>
+        <w:rPr>
+          <w:rFonts w:ascii="Courier New" w:hAnsi="Courier New" w:cs="Courier New"/>
+          <w:sz w:val="20"/>
+          <w:lang w:val="en-US"/>
+        </w:rPr>
+        <w:t xml:space="preserve">    </w:t>
+      </w:r>
+      <w:r>
+        <w:rPr>
+          <w:rFonts w:ascii="Courier New" w:hAnsi="Courier New" w:cs="Courier New"/>
+          <w:sz w:val="20"/>
+        </w:rPr>
+        <w:t>}</w:t>
+      </w:r>
+    </w:p>
+    <w:p>
+      <w:pPr>
+        <w:pStyle w:val="afd"/>
+      </w:pPr>
+      <w:r>
+        <w:t>Матрица допустимых переходов статусов с проверкой роли:</w:t>
+      </w:r>
+    </w:p>
+    <w:p>
+      <w:pPr>
+        <w:rPr>
+          <w:lang w:val="en-US"/>
+        </w:rPr>
+      </w:pPr>
+      <w:r>
+        <w:rPr>
+          <w:rFonts w:ascii="Courier New" w:hAnsi="Courier New" w:cs="Courier New"/>
+          <w:sz w:val="20"/>
+          <w:lang w:val="en-US"/>
+        </w:rPr>
+        <w:t>private static bool IsTransitionAllowed(AdrStatus current, AdrStatus target, Role role, bool isAuthor)</w:t>
+      </w:r>
+    </w:p>
+    <w:p>
+      <w:pPr>
+        <w:rPr>
+          <w:lang w:val="en-US"/>
+        </w:rPr>
+      </w:pPr>
+      <w:r>
+        <w:rPr>
+          <w:rFonts w:ascii="Courier New" w:hAnsi="Courier New" w:cs="Courier New"/>
+          <w:sz w:val="20"/>
+          <w:lang w:val="en-US"/>
+        </w:rPr>
+        <w:t xml:space="preserve">    =&gt; (current, target) switch</w:t>
+      </w:r>
+    </w:p>
+    <w:p>
+      <w:pPr>
+        <w:rPr>
+          <w:lang w:val="en-US"/>
+        </w:rPr>
+      </w:pPr>
+      <w:r>
+        <w:rPr>
+          <w:rFonts w:ascii="Courier New" w:hAnsi="Courier New" w:cs="Courier New"/>
+          <w:sz w:val="20"/>
+          <w:lang w:val="en-US"/>
+        </w:rPr>
         <w:t xml:space="preserve">    {</w:t>
       </w:r>
     </w:p>
@@ -10020,7 +11650,7 @@
       </w:r>
     </w:p>
     <w:sectPr>
-      <w:footerReference w:type="default" r:id="rId12"/>
+      <w:footerReference w:type="default" r:id="rId44"/>
       <w:pgSz w:w="11906" w:h="16838"/>
       <w:pgMar w:top="765" w:right="850" w:bottom="765" w:left="1701" w:header="708" w:footer="708" w:gutter="0"/>
       <w:cols w:space="720"/>
@@ -10074,7 +11704,7 @@
             <w:rPr>
               <w:noProof/>
             </w:rPr>
-            <w:t>21</w:t>
+            <w:t>49</w:t>
           </w:r>
         </w:fldSimple>
       </w:p>
